--- a/docs/tables/carbo/sec5_grade_3_aes.docx
+++ b/docs/tables/carbo/sec5_grade_3_aes.docx
@@ -838,7 +838,7 @@
                 <w:szCs w:val="22"/>
                 <w:color w:val="000000"/>
               </w:rPr>
-              <w:t xml:space="preserve">190</w:t>
+              <w:t xml:space="preserve">189</w:t>
             </w:r>
           </w:p>
         </w:tc>
@@ -944,7 +944,7 @@
                 <w:szCs w:val="22"/>
                 <w:color w:val="000000"/>
               </w:rPr>
-              <w:t xml:space="preserve">1.20, 1.98</w:t>
+              <w:t xml:space="preserve">1.21, 1.99</w:t>
             </w:r>
           </w:p>
         </w:tc>
@@ -1050,7 +1050,7 @@
                 <w:szCs w:val="22"/>
                 <w:color w:val="000000"/>
               </w:rPr>
-              <w:t xml:space="preserve">190</w:t>
+              <w:t xml:space="preserve">189</w:t>
             </w:r>
           </w:p>
         </w:tc>
@@ -1103,7 +1103,7 @@
                 <w:szCs w:val="22"/>
                 <w:color w:val="000000"/>
               </w:rPr>
-              <w:t xml:space="preserve">2.56</w:t>
+              <w:t xml:space="preserve">2.58</w:t>
             </w:r>
           </w:p>
         </w:tc>
@@ -1156,7 +1156,7 @@
                 <w:szCs w:val="22"/>
                 <w:color w:val="000000"/>
               </w:rPr>
-              <w:t xml:space="preserve">1.43, 4.58</w:t>
+              <w:t xml:space="preserve">1.42, 4.70</w:t>
             </w:r>
           </w:p>
         </w:tc>
@@ -1321,7 +1321,7 @@
                 <w:szCs w:val="22"/>
                 <w:color w:val="000000"/>
               </w:rPr>
-              <w:t xml:space="preserve">190</w:t>
+              <w:t xml:space="preserve">189</w:t>
             </w:r>
           </w:p>
         </w:tc>
@@ -1480,113 +1480,113 @@
                 <w:szCs w:val="22"/>
                 <w:color w:val="000000"/>
               </w:rPr>
-              <w:t xml:space="preserve">0.990</w:t>
-            </w:r>
-          </w:p>
-        </w:tc>
-        <w:tc>
-          <w:tcPr>
-            <w:tcBorders>
-              <w:bottom w:val="none" w:sz="0" w:space="0" w:color="000000"/>
-              <w:top w:val="none" w:sz="0" w:space="0" w:color="000000"/>
-              <w:left w:val="none" w:sz="0" w:space="0" w:color="000000"/>
-              <w:right w:val="none" w:sz="0" w:space="0" w:color="000000"/>
-            </w:tcBorders>
-            <w:shd w:val="clear" w:color="auto" w:fill="FFFFFF"/>
-            <w:tcMar>
-              <w:top w:w="0" w:type="dxa"/>
-              <w:bottom w:w="0" w:type="dxa"/>
-              <w:left w:w="0" w:type="dxa"/>
-              <w:right w:w="0" w:type="dxa"/>
-            </w:tcMar>
-            <w:vAlign w:val="top"/>
-          </w:tcPr>
-          <w:p>
-            <w:pPr>
-              <w:pStyle w:val="Normal"/>
-              <w:jc w:val="center"/>
-              <w:pBdr>
-                <w:bottom w:val="none" w:sz="0" w:space="0" w:color="000000"/>
-                <w:top w:val="none" w:sz="0" w:space="0" w:color="000000"/>
-                <w:left w:val="none" w:sz="0" w:space="0" w:color="000000"/>
-                <w:right w:val="none" w:sz="0" w:space="0" w:color="000000"/>
-              </w:pBdr>
-              <w:spacing w:after="100" w:before="100" w:line="240"/>
-              <w:ind w:left="100" w:right="100" w:firstLine="0" w:firstLineChars="0"/>
-              <w:rPr>
-                <w:rFonts w:ascii="Helvetica" w:hAnsi="Helvetica" w:eastAsia="Helvetica" w:cs="Helvetica"/>
-                <w:i w:val="false"/>
-                <w:b w:val="false"/>
-                <w:u w:val="none"/>
-                <w:sz w:val="22"/>
-                <w:szCs w:val="22"/>
-                <w:color w:val="000000"/>
-              </w:rPr>
-            </w:pPr>
-            <w:r>
-              <w:rPr>
-                <w:rFonts w:ascii="Helvetica" w:hAnsi="Helvetica" w:eastAsia="Helvetica" w:cs="Helvetica"/>
-                <w:i w:val="false"/>
-                <w:b w:val="false"/>
-                <w:u w:val="none"/>
-                <w:sz w:val="22"/>
-                <w:szCs w:val="22"/>
-                <w:color w:val="000000"/>
-              </w:rPr>
-              <w:t xml:space="preserve">190</w:t>
-            </w:r>
-          </w:p>
-        </w:tc>
-        <w:tc>
-          <w:tcPr>
-            <w:tcBorders>
-              <w:bottom w:val="none" w:sz="0" w:space="0" w:color="000000"/>
-              <w:top w:val="none" w:sz="0" w:space="0" w:color="000000"/>
-              <w:left w:val="none" w:sz="0" w:space="0" w:color="000000"/>
-              <w:right w:val="none" w:sz="0" w:space="0" w:color="000000"/>
-            </w:tcBorders>
-            <w:shd w:val="clear" w:color="auto" w:fill="FFFFFF"/>
-            <w:tcMar>
-              <w:top w:w="0" w:type="dxa"/>
-              <w:bottom w:w="0" w:type="dxa"/>
-              <w:left w:w="0" w:type="dxa"/>
-              <w:right w:w="0" w:type="dxa"/>
-            </w:tcMar>
-            <w:vAlign w:val="top"/>
-          </w:tcPr>
-          <w:p>
-            <w:pPr>
-              <w:pStyle w:val="Normal"/>
-              <w:jc w:val="center"/>
-              <w:pBdr>
-                <w:bottom w:val="none" w:sz="0" w:space="0" w:color="000000"/>
-                <w:top w:val="none" w:sz="0" w:space="0" w:color="000000"/>
-                <w:left w:val="none" w:sz="0" w:space="0" w:color="000000"/>
-                <w:right w:val="none" w:sz="0" w:space="0" w:color="000000"/>
-              </w:pBdr>
-              <w:spacing w:after="100" w:before="100" w:line="240"/>
-              <w:ind w:left="100" w:right="100" w:firstLine="0" w:firstLineChars="0"/>
-              <w:rPr>
-                <w:rFonts w:ascii="Helvetica" w:hAnsi="Helvetica" w:eastAsia="Helvetica" w:cs="Helvetica"/>
-                <w:i w:val="false"/>
-                <w:b w:val="false"/>
-                <w:u w:val="none"/>
-                <w:sz w:val="22"/>
-                <w:szCs w:val="22"/>
-                <w:color w:val="000000"/>
-              </w:rPr>
-            </w:pPr>
-            <w:r>
-              <w:rPr>
-                <w:rFonts w:ascii="Helvetica" w:hAnsi="Helvetica" w:eastAsia="Helvetica" w:cs="Helvetica"/>
-                <w:i w:val="false"/>
-                <w:b w:val="false"/>
-                <w:u w:val="none"/>
-                <w:sz w:val="22"/>
-                <w:szCs w:val="22"/>
-                <w:color w:val="000000"/>
-              </w:rPr>
-              <w:t xml:space="preserve">0.98</w:t>
+              <w:t xml:space="preserve">0.970</w:t>
+            </w:r>
+          </w:p>
+        </w:tc>
+        <w:tc>
+          <w:tcPr>
+            <w:tcBorders>
+              <w:bottom w:val="none" w:sz="0" w:space="0" w:color="000000"/>
+              <w:top w:val="none" w:sz="0" w:space="0" w:color="000000"/>
+              <w:left w:val="none" w:sz="0" w:space="0" w:color="000000"/>
+              <w:right w:val="none" w:sz="0" w:space="0" w:color="000000"/>
+            </w:tcBorders>
+            <w:shd w:val="clear" w:color="auto" w:fill="FFFFFF"/>
+            <w:tcMar>
+              <w:top w:w="0" w:type="dxa"/>
+              <w:bottom w:w="0" w:type="dxa"/>
+              <w:left w:w="0" w:type="dxa"/>
+              <w:right w:w="0" w:type="dxa"/>
+            </w:tcMar>
+            <w:vAlign w:val="top"/>
+          </w:tcPr>
+          <w:p>
+            <w:pPr>
+              <w:pStyle w:val="Normal"/>
+              <w:jc w:val="center"/>
+              <w:pBdr>
+                <w:bottom w:val="none" w:sz="0" w:space="0" w:color="000000"/>
+                <w:top w:val="none" w:sz="0" w:space="0" w:color="000000"/>
+                <w:left w:val="none" w:sz="0" w:space="0" w:color="000000"/>
+                <w:right w:val="none" w:sz="0" w:space="0" w:color="000000"/>
+              </w:pBdr>
+              <w:spacing w:after="100" w:before="100" w:line="240"/>
+              <w:ind w:left="100" w:right="100" w:firstLine="0" w:firstLineChars="0"/>
+              <w:rPr>
+                <w:rFonts w:ascii="Helvetica" w:hAnsi="Helvetica" w:eastAsia="Helvetica" w:cs="Helvetica"/>
+                <w:i w:val="false"/>
+                <w:b w:val="false"/>
+                <w:u w:val="none"/>
+                <w:sz w:val="22"/>
+                <w:szCs w:val="22"/>
+                <w:color w:val="000000"/>
+              </w:rPr>
+            </w:pPr>
+            <w:r>
+              <w:rPr>
+                <w:rFonts w:ascii="Helvetica" w:hAnsi="Helvetica" w:eastAsia="Helvetica" w:cs="Helvetica"/>
+                <w:i w:val="false"/>
+                <w:b w:val="false"/>
+                <w:u w:val="none"/>
+                <w:sz w:val="22"/>
+                <w:szCs w:val="22"/>
+                <w:color w:val="000000"/>
+              </w:rPr>
+              <w:t xml:space="preserve">189</w:t>
+            </w:r>
+          </w:p>
+        </w:tc>
+        <w:tc>
+          <w:tcPr>
+            <w:tcBorders>
+              <w:bottom w:val="none" w:sz="0" w:space="0" w:color="000000"/>
+              <w:top w:val="none" w:sz="0" w:space="0" w:color="000000"/>
+              <w:left w:val="none" w:sz="0" w:space="0" w:color="000000"/>
+              <w:right w:val="none" w:sz="0" w:space="0" w:color="000000"/>
+            </w:tcBorders>
+            <w:shd w:val="clear" w:color="auto" w:fill="FFFFFF"/>
+            <w:tcMar>
+              <w:top w:w="0" w:type="dxa"/>
+              <w:bottom w:w="0" w:type="dxa"/>
+              <w:left w:w="0" w:type="dxa"/>
+              <w:right w:w="0" w:type="dxa"/>
+            </w:tcMar>
+            <w:vAlign w:val="top"/>
+          </w:tcPr>
+          <w:p>
+            <w:pPr>
+              <w:pStyle w:val="Normal"/>
+              <w:jc w:val="center"/>
+              <w:pBdr>
+                <w:bottom w:val="none" w:sz="0" w:space="0" w:color="000000"/>
+                <w:top w:val="none" w:sz="0" w:space="0" w:color="000000"/>
+                <w:left w:val="none" w:sz="0" w:space="0" w:color="000000"/>
+                <w:right w:val="none" w:sz="0" w:space="0" w:color="000000"/>
+              </w:pBdr>
+              <w:spacing w:after="100" w:before="100" w:line="240"/>
+              <w:ind w:left="100" w:right="100" w:firstLine="0" w:firstLineChars="0"/>
+              <w:rPr>
+                <w:rFonts w:ascii="Helvetica" w:hAnsi="Helvetica" w:eastAsia="Helvetica" w:cs="Helvetica"/>
+                <w:i w:val="false"/>
+                <w:b w:val="false"/>
+                <w:u w:val="none"/>
+                <w:sz w:val="22"/>
+                <w:szCs w:val="22"/>
+                <w:color w:val="000000"/>
+              </w:rPr>
+            </w:pPr>
+            <w:r>
+              <w:rPr>
+                <w:rFonts w:ascii="Helvetica" w:hAnsi="Helvetica" w:eastAsia="Helvetica" w:cs="Helvetica"/>
+                <w:i w:val="false"/>
+                <w:b w:val="false"/>
+                <w:u w:val="none"/>
+                <w:sz w:val="22"/>
+                <w:szCs w:val="22"/>
+                <w:color w:val="000000"/>
+              </w:rPr>
+              <w:t xml:space="preserve">0.97</w:t>
             </w:r>
           </w:p>
         </w:tc>
@@ -1692,7 +1692,7 @@
                 <w:szCs w:val="22"/>
                 <w:color w:val="000000"/>
               </w:rPr>
-              <w:t xml:space="preserve">0.330</w:t>
+              <w:t xml:space="preserve">0.210</w:t>
             </w:r>
           </w:p>
         </w:tc>
@@ -1804,7 +1804,7 @@
                 <w:szCs w:val="22"/>
                 <w:color w:val="000000"/>
               </w:rPr>
-              <w:t xml:space="preserve">190</w:t>
+              <w:t xml:space="preserve">189</w:t>
             </w:r>
           </w:p>
         </w:tc>
@@ -2016,7 +2016,7 @@
                 <w:szCs w:val="22"/>
                 <w:color w:val="000000"/>
               </w:rPr>
-              <w:t xml:space="preserve">190</w:t>
+              <w:t xml:space="preserve">189</w:t>
             </w:r>
           </w:p>
         </w:tc>
@@ -2823,113 +2823,113 @@
                 <w:szCs w:val="22"/>
                 <w:color w:val="000000"/>
               </w:rPr>
-              <w:t xml:space="preserve">1.04</w:t>
-            </w:r>
-          </w:p>
-        </w:tc>
-        <w:tc>
-          <w:tcPr>
-            <w:tcBorders>
-              <w:bottom w:val="none" w:sz="0" w:space="0" w:color="000000"/>
-              <w:top w:val="none" w:sz="0" w:space="0" w:color="000000"/>
-              <w:left w:val="none" w:sz="0" w:space="0" w:color="000000"/>
-              <w:right w:val="none" w:sz="0" w:space="0" w:color="000000"/>
-            </w:tcBorders>
-            <w:shd w:val="clear" w:color="auto" w:fill="FFFFFF"/>
-            <w:tcMar>
-              <w:top w:w="0" w:type="dxa"/>
-              <w:bottom w:w="0" w:type="dxa"/>
-              <w:left w:w="0" w:type="dxa"/>
-              <w:right w:w="0" w:type="dxa"/>
-            </w:tcMar>
-            <w:vAlign w:val="top"/>
-          </w:tcPr>
-          <w:p>
-            <w:pPr>
-              <w:pStyle w:val="Normal"/>
-              <w:jc w:val="center"/>
-              <w:pBdr>
-                <w:bottom w:val="none" w:sz="0" w:space="0" w:color="000000"/>
-                <w:top w:val="none" w:sz="0" w:space="0" w:color="000000"/>
-                <w:left w:val="none" w:sz="0" w:space="0" w:color="000000"/>
-                <w:right w:val="none" w:sz="0" w:space="0" w:color="000000"/>
-              </w:pBdr>
-              <w:spacing w:after="100" w:before="100" w:line="240"/>
-              <w:ind w:left="100" w:right="100" w:firstLine="0" w:firstLineChars="0"/>
-              <w:rPr>
-                <w:rFonts w:ascii="Helvetica" w:hAnsi="Helvetica" w:eastAsia="Helvetica" w:cs="Helvetica"/>
-                <w:i w:val="false"/>
-                <w:b w:val="false"/>
-                <w:u w:val="none"/>
-                <w:sz w:val="22"/>
-                <w:szCs w:val="22"/>
-                <w:color w:val="000000"/>
-              </w:rPr>
-            </w:pPr>
-            <w:r>
-              <w:rPr>
-                <w:rFonts w:ascii="Helvetica" w:hAnsi="Helvetica" w:eastAsia="Helvetica" w:cs="Helvetica"/>
-                <w:i w:val="false"/>
-                <w:b w:val="false"/>
-                <w:u w:val="none"/>
-                <w:sz w:val="22"/>
-                <w:szCs w:val="22"/>
-                <w:color w:val="000000"/>
-              </w:rPr>
-              <w:t xml:space="preserve">0.38, 2.84</w:t>
-            </w:r>
-          </w:p>
-        </w:tc>
-        <w:tc>
-          <w:tcPr>
-            <w:tcBorders>
-              <w:bottom w:val="none" w:sz="0" w:space="0" w:color="000000"/>
-              <w:top w:val="none" w:sz="0" w:space="0" w:color="000000"/>
-              <w:left w:val="none" w:sz="0" w:space="0" w:color="000000"/>
-              <w:right w:val="none" w:sz="0" w:space="0" w:color="000000"/>
-            </w:tcBorders>
-            <w:shd w:val="clear" w:color="auto" w:fill="FFFFFF"/>
-            <w:tcMar>
-              <w:top w:w="0" w:type="dxa"/>
-              <w:bottom w:w="0" w:type="dxa"/>
-              <w:left w:w="0" w:type="dxa"/>
-              <w:right w:w="0" w:type="dxa"/>
-            </w:tcMar>
-            <w:vAlign w:val="top"/>
-          </w:tcPr>
-          <w:p>
-            <w:pPr>
-              <w:pStyle w:val="Normal"/>
-              <w:jc w:val="center"/>
-              <w:pBdr>
-                <w:bottom w:val="none" w:sz="0" w:space="0" w:color="000000"/>
-                <w:top w:val="none" w:sz="0" w:space="0" w:color="000000"/>
-                <w:left w:val="none" w:sz="0" w:space="0" w:color="000000"/>
-                <w:right w:val="none" w:sz="0" w:space="0" w:color="000000"/>
-              </w:pBdr>
-              <w:spacing w:after="100" w:before="100" w:line="240"/>
-              <w:ind w:left="100" w:right="100" w:firstLine="0" w:firstLineChars="0"/>
-              <w:rPr>
-                <w:rFonts w:ascii="Helvetica" w:hAnsi="Helvetica" w:eastAsia="Helvetica" w:cs="Helvetica"/>
-                <w:i w:val="false"/>
-                <w:b w:val="false"/>
-                <w:u w:val="none"/>
-                <w:sz w:val="22"/>
-                <w:szCs w:val="22"/>
-                <w:color w:val="000000"/>
-              </w:rPr>
-            </w:pPr>
-            <w:r>
-              <w:rPr>
-                <w:rFonts w:ascii="Helvetica" w:hAnsi="Helvetica" w:eastAsia="Helvetica" w:cs="Helvetica"/>
-                <w:i w:val="false"/>
-                <w:b w:val="false"/>
-                <w:u w:val="none"/>
-                <w:sz w:val="22"/>
-                <w:szCs w:val="22"/>
-                <w:color w:val="000000"/>
-              </w:rPr>
-              <w:t xml:space="preserve">0.940</w:t>
+              <w:t xml:space="preserve">1.03</w:t>
+            </w:r>
+          </w:p>
+        </w:tc>
+        <w:tc>
+          <w:tcPr>
+            <w:tcBorders>
+              <w:bottom w:val="none" w:sz="0" w:space="0" w:color="000000"/>
+              <w:top w:val="none" w:sz="0" w:space="0" w:color="000000"/>
+              <w:left w:val="none" w:sz="0" w:space="0" w:color="000000"/>
+              <w:right w:val="none" w:sz="0" w:space="0" w:color="000000"/>
+            </w:tcBorders>
+            <w:shd w:val="clear" w:color="auto" w:fill="FFFFFF"/>
+            <w:tcMar>
+              <w:top w:w="0" w:type="dxa"/>
+              <w:bottom w:w="0" w:type="dxa"/>
+              <w:left w:w="0" w:type="dxa"/>
+              <w:right w:w="0" w:type="dxa"/>
+            </w:tcMar>
+            <w:vAlign w:val="top"/>
+          </w:tcPr>
+          <w:p>
+            <w:pPr>
+              <w:pStyle w:val="Normal"/>
+              <w:jc w:val="center"/>
+              <w:pBdr>
+                <w:bottom w:val="none" w:sz="0" w:space="0" w:color="000000"/>
+                <w:top w:val="none" w:sz="0" w:space="0" w:color="000000"/>
+                <w:left w:val="none" w:sz="0" w:space="0" w:color="000000"/>
+                <w:right w:val="none" w:sz="0" w:space="0" w:color="000000"/>
+              </w:pBdr>
+              <w:spacing w:after="100" w:before="100" w:line="240"/>
+              <w:ind w:left="100" w:right="100" w:firstLine="0" w:firstLineChars="0"/>
+              <w:rPr>
+                <w:rFonts w:ascii="Helvetica" w:hAnsi="Helvetica" w:eastAsia="Helvetica" w:cs="Helvetica"/>
+                <w:i w:val="false"/>
+                <w:b w:val="false"/>
+                <w:u w:val="none"/>
+                <w:sz w:val="22"/>
+                <w:szCs w:val="22"/>
+                <w:color w:val="000000"/>
+              </w:rPr>
+            </w:pPr>
+            <w:r>
+              <w:rPr>
+                <w:rFonts w:ascii="Helvetica" w:hAnsi="Helvetica" w:eastAsia="Helvetica" w:cs="Helvetica"/>
+                <w:i w:val="false"/>
+                <w:b w:val="false"/>
+                <w:u w:val="none"/>
+                <w:sz w:val="22"/>
+                <w:szCs w:val="22"/>
+                <w:color w:val="000000"/>
+              </w:rPr>
+              <w:t xml:space="preserve">0.38, 2.82</w:t>
+            </w:r>
+          </w:p>
+        </w:tc>
+        <w:tc>
+          <w:tcPr>
+            <w:tcBorders>
+              <w:bottom w:val="none" w:sz="0" w:space="0" w:color="000000"/>
+              <w:top w:val="none" w:sz="0" w:space="0" w:color="000000"/>
+              <w:left w:val="none" w:sz="0" w:space="0" w:color="000000"/>
+              <w:right w:val="none" w:sz="0" w:space="0" w:color="000000"/>
+            </w:tcBorders>
+            <w:shd w:val="clear" w:color="auto" w:fill="FFFFFF"/>
+            <w:tcMar>
+              <w:top w:w="0" w:type="dxa"/>
+              <w:bottom w:w="0" w:type="dxa"/>
+              <w:left w:w="0" w:type="dxa"/>
+              <w:right w:w="0" w:type="dxa"/>
+            </w:tcMar>
+            <w:vAlign w:val="top"/>
+          </w:tcPr>
+          <w:p>
+            <w:pPr>
+              <w:pStyle w:val="Normal"/>
+              <w:jc w:val="center"/>
+              <w:pBdr>
+                <w:bottom w:val="none" w:sz="0" w:space="0" w:color="000000"/>
+                <w:top w:val="none" w:sz="0" w:space="0" w:color="000000"/>
+                <w:left w:val="none" w:sz="0" w:space="0" w:color="000000"/>
+                <w:right w:val="none" w:sz="0" w:space="0" w:color="000000"/>
+              </w:pBdr>
+              <w:spacing w:after="100" w:before="100" w:line="240"/>
+              <w:ind w:left="100" w:right="100" w:firstLine="0" w:firstLineChars="0"/>
+              <w:rPr>
+                <w:rFonts w:ascii="Helvetica" w:hAnsi="Helvetica" w:eastAsia="Helvetica" w:cs="Helvetica"/>
+                <w:i w:val="false"/>
+                <w:b w:val="false"/>
+                <w:u w:val="none"/>
+                <w:sz w:val="22"/>
+                <w:szCs w:val="22"/>
+                <w:color w:val="000000"/>
+              </w:rPr>
+            </w:pPr>
+            <w:r>
+              <w:rPr>
+                <w:rFonts w:ascii="Helvetica" w:hAnsi="Helvetica" w:eastAsia="Helvetica" w:cs="Helvetica"/>
+                <w:i w:val="false"/>
+                <w:b w:val="false"/>
+                <w:u w:val="none"/>
+                <w:sz w:val="22"/>
+                <w:szCs w:val="22"/>
+                <w:color w:val="000000"/>
+              </w:rPr>
+              <w:t xml:space="preserve">0.950</w:t>
             </w:r>
           </w:p>
         </w:tc>
@@ -3035,113 +3035,113 @@
                 <w:szCs w:val="22"/>
                 <w:color w:val="000000"/>
               </w:rPr>
-              <w:t xml:space="preserve">1.53</w:t>
-            </w:r>
-          </w:p>
-        </w:tc>
-        <w:tc>
-          <w:tcPr>
-            <w:tcBorders>
-              <w:bottom w:val="none" w:sz="0" w:space="0" w:color="000000"/>
-              <w:top w:val="none" w:sz="0" w:space="0" w:color="000000"/>
-              <w:left w:val="none" w:sz="0" w:space="0" w:color="000000"/>
-              <w:right w:val="none" w:sz="0" w:space="0" w:color="000000"/>
-            </w:tcBorders>
-            <w:shd w:val="clear" w:color="auto" w:fill="FFFFFF"/>
-            <w:tcMar>
-              <w:top w:w="0" w:type="dxa"/>
-              <w:bottom w:w="0" w:type="dxa"/>
-              <w:left w:w="0" w:type="dxa"/>
-              <w:right w:w="0" w:type="dxa"/>
-            </w:tcMar>
-            <w:vAlign w:val="top"/>
-          </w:tcPr>
-          <w:p>
-            <w:pPr>
-              <w:pStyle w:val="Normal"/>
-              <w:jc w:val="center"/>
-              <w:pBdr>
-                <w:bottom w:val="none" w:sz="0" w:space="0" w:color="000000"/>
-                <w:top w:val="none" w:sz="0" w:space="0" w:color="000000"/>
-                <w:left w:val="none" w:sz="0" w:space="0" w:color="000000"/>
-                <w:right w:val="none" w:sz="0" w:space="0" w:color="000000"/>
-              </w:pBdr>
-              <w:spacing w:after="100" w:before="100" w:line="240"/>
-              <w:ind w:left="100" w:right="100" w:firstLine="0" w:firstLineChars="0"/>
-              <w:rPr>
-                <w:rFonts w:ascii="Helvetica" w:hAnsi="Helvetica" w:eastAsia="Helvetica" w:cs="Helvetica"/>
-                <w:i w:val="false"/>
-                <w:b w:val="false"/>
-                <w:u w:val="none"/>
-                <w:sz w:val="22"/>
-                <w:szCs w:val="22"/>
-                <w:color w:val="000000"/>
-              </w:rPr>
-            </w:pPr>
-            <w:r>
-              <w:rPr>
-                <w:rFonts w:ascii="Helvetica" w:hAnsi="Helvetica" w:eastAsia="Helvetica" w:cs="Helvetica"/>
-                <w:i w:val="false"/>
-                <w:b w:val="false"/>
-                <w:u w:val="none"/>
-                <w:sz w:val="22"/>
-                <w:szCs w:val="22"/>
-                <w:color w:val="000000"/>
-              </w:rPr>
-              <w:t xml:space="preserve">0.09, 26.2</w:t>
-            </w:r>
-          </w:p>
-        </w:tc>
-        <w:tc>
-          <w:tcPr>
-            <w:tcBorders>
-              <w:bottom w:val="none" w:sz="0" w:space="0" w:color="000000"/>
-              <w:top w:val="none" w:sz="0" w:space="0" w:color="000000"/>
-              <w:left w:val="none" w:sz="0" w:space="0" w:color="000000"/>
-              <w:right w:val="none" w:sz="0" w:space="0" w:color="000000"/>
-            </w:tcBorders>
-            <w:shd w:val="clear" w:color="auto" w:fill="FFFFFF"/>
-            <w:tcMar>
-              <w:top w:w="0" w:type="dxa"/>
-              <w:bottom w:w="0" w:type="dxa"/>
-              <w:left w:w="0" w:type="dxa"/>
-              <w:right w:w="0" w:type="dxa"/>
-            </w:tcMar>
-            <w:vAlign w:val="top"/>
-          </w:tcPr>
-          <w:p>
-            <w:pPr>
-              <w:pStyle w:val="Normal"/>
-              <w:jc w:val="center"/>
-              <w:pBdr>
-                <w:bottom w:val="none" w:sz="0" w:space="0" w:color="000000"/>
-                <w:top w:val="none" w:sz="0" w:space="0" w:color="000000"/>
-                <w:left w:val="none" w:sz="0" w:space="0" w:color="000000"/>
-                <w:right w:val="none" w:sz="0" w:space="0" w:color="000000"/>
-              </w:pBdr>
-              <w:spacing w:after="100" w:before="100" w:line="240"/>
-              <w:ind w:left="100" w:right="100" w:firstLine="0" w:firstLineChars="0"/>
-              <w:rPr>
-                <w:rFonts w:ascii="Helvetica" w:hAnsi="Helvetica" w:eastAsia="Helvetica" w:cs="Helvetica"/>
-                <w:i w:val="false"/>
-                <w:b w:val="false"/>
-                <w:u w:val="none"/>
-                <w:sz w:val="22"/>
-                <w:szCs w:val="22"/>
-                <w:color w:val="000000"/>
-              </w:rPr>
-            </w:pPr>
-            <w:r>
-              <w:rPr>
-                <w:rFonts w:ascii="Helvetica" w:hAnsi="Helvetica" w:eastAsia="Helvetica" w:cs="Helvetica"/>
-                <w:i w:val="false"/>
-                <w:b w:val="false"/>
-                <w:u w:val="none"/>
-                <w:sz w:val="22"/>
-                <w:szCs w:val="22"/>
-                <w:color w:val="000000"/>
-              </w:rPr>
-              <w:t xml:space="preserve">0.770</w:t>
+              <w:t xml:space="preserve">1.54</w:t>
+            </w:r>
+          </w:p>
+        </w:tc>
+        <w:tc>
+          <w:tcPr>
+            <w:tcBorders>
+              <w:bottom w:val="none" w:sz="0" w:space="0" w:color="000000"/>
+              <w:top w:val="none" w:sz="0" w:space="0" w:color="000000"/>
+              <w:left w:val="none" w:sz="0" w:space="0" w:color="000000"/>
+              <w:right w:val="none" w:sz="0" w:space="0" w:color="000000"/>
+            </w:tcBorders>
+            <w:shd w:val="clear" w:color="auto" w:fill="FFFFFF"/>
+            <w:tcMar>
+              <w:top w:w="0" w:type="dxa"/>
+              <w:bottom w:w="0" w:type="dxa"/>
+              <w:left w:w="0" w:type="dxa"/>
+              <w:right w:w="0" w:type="dxa"/>
+            </w:tcMar>
+            <w:vAlign w:val="top"/>
+          </w:tcPr>
+          <w:p>
+            <w:pPr>
+              <w:pStyle w:val="Normal"/>
+              <w:jc w:val="center"/>
+              <w:pBdr>
+                <w:bottom w:val="none" w:sz="0" w:space="0" w:color="000000"/>
+                <w:top w:val="none" w:sz="0" w:space="0" w:color="000000"/>
+                <w:left w:val="none" w:sz="0" w:space="0" w:color="000000"/>
+                <w:right w:val="none" w:sz="0" w:space="0" w:color="000000"/>
+              </w:pBdr>
+              <w:spacing w:after="100" w:before="100" w:line="240"/>
+              <w:ind w:left="100" w:right="100" w:firstLine="0" w:firstLineChars="0"/>
+              <w:rPr>
+                <w:rFonts w:ascii="Helvetica" w:hAnsi="Helvetica" w:eastAsia="Helvetica" w:cs="Helvetica"/>
+                <w:i w:val="false"/>
+                <w:b w:val="false"/>
+                <w:u w:val="none"/>
+                <w:sz w:val="22"/>
+                <w:szCs w:val="22"/>
+                <w:color w:val="000000"/>
+              </w:rPr>
+            </w:pPr>
+            <w:r>
+              <w:rPr>
+                <w:rFonts w:ascii="Helvetica" w:hAnsi="Helvetica" w:eastAsia="Helvetica" w:cs="Helvetica"/>
+                <w:i w:val="false"/>
+                <w:b w:val="false"/>
+                <w:u w:val="none"/>
+                <w:sz w:val="22"/>
+                <w:szCs w:val="22"/>
+                <w:color w:val="000000"/>
+              </w:rPr>
+              <w:t xml:space="preserve">0.11, 20.7</w:t>
+            </w:r>
+          </w:p>
+        </w:tc>
+        <w:tc>
+          <w:tcPr>
+            <w:tcBorders>
+              <w:bottom w:val="none" w:sz="0" w:space="0" w:color="000000"/>
+              <w:top w:val="none" w:sz="0" w:space="0" w:color="000000"/>
+              <w:left w:val="none" w:sz="0" w:space="0" w:color="000000"/>
+              <w:right w:val="none" w:sz="0" w:space="0" w:color="000000"/>
+            </w:tcBorders>
+            <w:shd w:val="clear" w:color="auto" w:fill="FFFFFF"/>
+            <w:tcMar>
+              <w:top w:w="0" w:type="dxa"/>
+              <w:bottom w:w="0" w:type="dxa"/>
+              <w:left w:w="0" w:type="dxa"/>
+              <w:right w:w="0" w:type="dxa"/>
+            </w:tcMar>
+            <w:vAlign w:val="top"/>
+          </w:tcPr>
+          <w:p>
+            <w:pPr>
+              <w:pStyle w:val="Normal"/>
+              <w:jc w:val="center"/>
+              <w:pBdr>
+                <w:bottom w:val="none" w:sz="0" w:space="0" w:color="000000"/>
+                <w:top w:val="none" w:sz="0" w:space="0" w:color="000000"/>
+                <w:left w:val="none" w:sz="0" w:space="0" w:color="000000"/>
+                <w:right w:val="none" w:sz="0" w:space="0" w:color="000000"/>
+              </w:pBdr>
+              <w:spacing w:after="100" w:before="100" w:line="240"/>
+              <w:ind w:left="100" w:right="100" w:firstLine="0" w:firstLineChars="0"/>
+              <w:rPr>
+                <w:rFonts w:ascii="Helvetica" w:hAnsi="Helvetica" w:eastAsia="Helvetica" w:cs="Helvetica"/>
+                <w:i w:val="false"/>
+                <w:b w:val="false"/>
+                <w:u w:val="none"/>
+                <w:sz w:val="22"/>
+                <w:szCs w:val="22"/>
+                <w:color w:val="000000"/>
+              </w:rPr>
+            </w:pPr>
+            <w:r>
+              <w:rPr>
+                <w:rFonts w:ascii="Helvetica" w:hAnsi="Helvetica" w:eastAsia="Helvetica" w:cs="Helvetica"/>
+                <w:i w:val="false"/>
+                <w:b w:val="false"/>
+                <w:u w:val="none"/>
+                <w:sz w:val="22"/>
+                <w:szCs w:val="22"/>
+                <w:color w:val="000000"/>
+              </w:rPr>
+              <w:t xml:space="preserve">0.740</w:t>
             </w:r>
           </w:p>
         </w:tc>
@@ -3253,7 +3253,7 @@
                 <w:szCs w:val="22"/>
                 <w:color w:val="000000"/>
               </w:rPr>
-              <w:t xml:space="preserve">190</w:t>
+              <w:t xml:space="preserve">189</w:t>
             </w:r>
           </w:p>
         </w:tc>
@@ -3465,7 +3465,7 @@
                 <w:szCs w:val="22"/>
                 <w:color w:val="000000"/>
               </w:rPr>
-              <w:t xml:space="preserve">190</w:t>
+              <w:t xml:space="preserve">189</w:t>
             </w:r>
           </w:p>
         </w:tc>
@@ -3571,60 +3571,60 @@
                 <w:szCs w:val="22"/>
                 <w:color w:val="000000"/>
               </w:rPr>
-              <w:t xml:space="preserve">1.01, 1.34</w:t>
-            </w:r>
-          </w:p>
-        </w:tc>
-        <w:tc>
-          <w:tcPr>
-            <w:tcBorders>
-              <w:bottom w:val="none" w:sz="0" w:space="0" w:color="000000"/>
-              <w:top w:val="none" w:sz="0" w:space="0" w:color="000000"/>
-              <w:left w:val="none" w:sz="0" w:space="0" w:color="000000"/>
-              <w:right w:val="none" w:sz="0" w:space="0" w:color="000000"/>
-            </w:tcBorders>
-            <w:shd w:val="clear" w:color="auto" w:fill="FFFFFF"/>
-            <w:tcMar>
-              <w:top w:w="0" w:type="dxa"/>
-              <w:bottom w:w="0" w:type="dxa"/>
-              <w:left w:w="0" w:type="dxa"/>
-              <w:right w:w="0" w:type="dxa"/>
-            </w:tcMar>
-            <w:vAlign w:val="top"/>
-          </w:tcPr>
-          <w:p>
-            <w:pPr>
-              <w:pStyle w:val="Normal"/>
-              <w:jc w:val="center"/>
-              <w:pBdr>
-                <w:bottom w:val="none" w:sz="0" w:space="0" w:color="000000"/>
-                <w:top w:val="none" w:sz="0" w:space="0" w:color="000000"/>
-                <w:left w:val="none" w:sz="0" w:space="0" w:color="000000"/>
-                <w:right w:val="none" w:sz="0" w:space="0" w:color="000000"/>
-              </w:pBdr>
-              <w:spacing w:after="100" w:before="100" w:line="240"/>
-              <w:ind w:left="100" w:right="100" w:firstLine="0" w:firstLineChars="0"/>
-              <w:rPr>
-                <w:rFonts w:ascii="Helvetica" w:hAnsi="Helvetica" w:eastAsia="Helvetica" w:cs="Helvetica"/>
-                <w:i w:val="false"/>
-                <w:b w:val="false"/>
-                <w:u w:val="none"/>
-                <w:sz w:val="22"/>
-                <w:szCs w:val="22"/>
-                <w:color w:val="000000"/>
-              </w:rPr>
-            </w:pPr>
-            <w:r>
-              <w:rPr>
-                <w:rFonts w:ascii="Helvetica" w:hAnsi="Helvetica" w:eastAsia="Helvetica" w:cs="Helvetica"/>
-                <w:i w:val="false"/>
-                <w:b w:val="false"/>
-                <w:u w:val="none"/>
-                <w:sz w:val="22"/>
-                <w:szCs w:val="22"/>
-                <w:color w:val="000000"/>
-              </w:rPr>
-              <w:t xml:space="preserve">0.033</w:t>
+              <w:t xml:space="preserve">1.01, 1.33</w:t>
+            </w:r>
+          </w:p>
+        </w:tc>
+        <w:tc>
+          <w:tcPr>
+            <w:tcBorders>
+              <w:bottom w:val="none" w:sz="0" w:space="0" w:color="000000"/>
+              <w:top w:val="none" w:sz="0" w:space="0" w:color="000000"/>
+              <w:left w:val="none" w:sz="0" w:space="0" w:color="000000"/>
+              <w:right w:val="none" w:sz="0" w:space="0" w:color="000000"/>
+            </w:tcBorders>
+            <w:shd w:val="clear" w:color="auto" w:fill="FFFFFF"/>
+            <w:tcMar>
+              <w:top w:w="0" w:type="dxa"/>
+              <w:bottom w:w="0" w:type="dxa"/>
+              <w:left w:w="0" w:type="dxa"/>
+              <w:right w:w="0" w:type="dxa"/>
+            </w:tcMar>
+            <w:vAlign w:val="top"/>
+          </w:tcPr>
+          <w:p>
+            <w:pPr>
+              <w:pStyle w:val="Normal"/>
+              <w:jc w:val="center"/>
+              <w:pBdr>
+                <w:bottom w:val="none" w:sz="0" w:space="0" w:color="000000"/>
+                <w:top w:val="none" w:sz="0" w:space="0" w:color="000000"/>
+                <w:left w:val="none" w:sz="0" w:space="0" w:color="000000"/>
+                <w:right w:val="none" w:sz="0" w:space="0" w:color="000000"/>
+              </w:pBdr>
+              <w:spacing w:after="100" w:before="100" w:line="240"/>
+              <w:ind w:left="100" w:right="100" w:firstLine="0" w:firstLineChars="0"/>
+              <w:rPr>
+                <w:rFonts w:ascii="Helvetica" w:hAnsi="Helvetica" w:eastAsia="Helvetica" w:cs="Helvetica"/>
+                <w:i w:val="false"/>
+                <w:b w:val="false"/>
+                <w:u w:val="none"/>
+                <w:sz w:val="22"/>
+                <w:szCs w:val="22"/>
+                <w:color w:val="000000"/>
+              </w:rPr>
+            </w:pPr>
+            <w:r>
+              <w:rPr>
+                <w:rFonts w:ascii="Helvetica" w:hAnsi="Helvetica" w:eastAsia="Helvetica" w:cs="Helvetica"/>
+                <w:i w:val="false"/>
+                <w:b w:val="false"/>
+                <w:u w:val="none"/>
+                <w:sz w:val="22"/>
+                <w:szCs w:val="22"/>
+                <w:color w:val="000000"/>
+              </w:rPr>
+              <w:t xml:space="preserve">0.030</w:t>
             </w:r>
           </w:p>
         </w:tc>
@@ -3736,7 +3736,7 @@
                 <w:szCs w:val="22"/>
                 <w:color w:val="000000"/>
               </w:rPr>
-              <w:t xml:space="preserve">190</w:t>
+              <w:t xml:space="preserve">189</w:t>
             </w:r>
           </w:p>
         </w:tc>
@@ -3948,7 +3948,7 @@
                 <w:szCs w:val="22"/>
                 <w:color w:val="000000"/>
               </w:rPr>
-              <w:t xml:space="preserve">190</w:t>
+              <w:t xml:space="preserve">189</w:t>
             </w:r>
           </w:p>
         </w:tc>
@@ -4755,113 +4755,113 @@
                 <w:szCs w:val="22"/>
                 <w:color w:val="000000"/>
               </w:rPr>
-              <w:t xml:space="preserve">1.89</w:t>
-            </w:r>
-          </w:p>
-        </w:tc>
-        <w:tc>
-          <w:tcPr>
-            <w:tcBorders>
-              <w:bottom w:val="none" w:sz="0" w:space="0" w:color="000000"/>
-              <w:top w:val="none" w:sz="0" w:space="0" w:color="000000"/>
-              <w:left w:val="none" w:sz="0" w:space="0" w:color="000000"/>
-              <w:right w:val="none" w:sz="0" w:space="0" w:color="000000"/>
-            </w:tcBorders>
-            <w:shd w:val="clear" w:color="auto" w:fill="FFFFFF"/>
-            <w:tcMar>
-              <w:top w:w="0" w:type="dxa"/>
-              <w:bottom w:w="0" w:type="dxa"/>
-              <w:left w:w="0" w:type="dxa"/>
-              <w:right w:w="0" w:type="dxa"/>
-            </w:tcMar>
-            <w:vAlign w:val="top"/>
-          </w:tcPr>
-          <w:p>
-            <w:pPr>
-              <w:pStyle w:val="Normal"/>
-              <w:jc w:val="center"/>
-              <w:pBdr>
-                <w:bottom w:val="none" w:sz="0" w:space="0" w:color="000000"/>
-                <w:top w:val="none" w:sz="0" w:space="0" w:color="000000"/>
-                <w:left w:val="none" w:sz="0" w:space="0" w:color="000000"/>
-                <w:right w:val="none" w:sz="0" w:space="0" w:color="000000"/>
-              </w:pBdr>
-              <w:spacing w:after="100" w:before="100" w:line="240"/>
-              <w:ind w:left="100" w:right="100" w:firstLine="0" w:firstLineChars="0"/>
-              <w:rPr>
-                <w:rFonts w:ascii="Helvetica" w:hAnsi="Helvetica" w:eastAsia="Helvetica" w:cs="Helvetica"/>
-                <w:i w:val="false"/>
-                <w:b w:val="false"/>
-                <w:u w:val="none"/>
-                <w:sz w:val="22"/>
-                <w:szCs w:val="22"/>
-                <w:color w:val="000000"/>
-              </w:rPr>
-            </w:pPr>
-            <w:r>
-              <w:rPr>
-                <w:rFonts w:ascii="Helvetica" w:hAnsi="Helvetica" w:eastAsia="Helvetica" w:cs="Helvetica"/>
-                <w:i w:val="false"/>
-                <w:b w:val="false"/>
-                <w:u w:val="none"/>
-                <w:sz w:val="22"/>
-                <w:szCs w:val="22"/>
-                <w:color w:val="000000"/>
-              </w:rPr>
-              <w:t xml:space="preserve">0.79, 4.51</w:t>
-            </w:r>
-          </w:p>
-        </w:tc>
-        <w:tc>
-          <w:tcPr>
-            <w:tcBorders>
-              <w:bottom w:val="none" w:sz="0" w:space="0" w:color="000000"/>
-              <w:top w:val="none" w:sz="0" w:space="0" w:color="000000"/>
-              <w:left w:val="none" w:sz="0" w:space="0" w:color="000000"/>
-              <w:right w:val="none" w:sz="0" w:space="0" w:color="000000"/>
-            </w:tcBorders>
-            <w:shd w:val="clear" w:color="auto" w:fill="FFFFFF"/>
-            <w:tcMar>
-              <w:top w:w="0" w:type="dxa"/>
-              <w:bottom w:w="0" w:type="dxa"/>
-              <w:left w:w="0" w:type="dxa"/>
-              <w:right w:w="0" w:type="dxa"/>
-            </w:tcMar>
-            <w:vAlign w:val="top"/>
-          </w:tcPr>
-          <w:p>
-            <w:pPr>
-              <w:pStyle w:val="Normal"/>
-              <w:jc w:val="center"/>
-              <w:pBdr>
-                <w:bottom w:val="none" w:sz="0" w:space="0" w:color="000000"/>
-                <w:top w:val="none" w:sz="0" w:space="0" w:color="000000"/>
-                <w:left w:val="none" w:sz="0" w:space="0" w:color="000000"/>
-                <w:right w:val="none" w:sz="0" w:space="0" w:color="000000"/>
-              </w:pBdr>
-              <w:spacing w:after="100" w:before="100" w:line="240"/>
-              <w:ind w:left="100" w:right="100" w:firstLine="0" w:firstLineChars="0"/>
-              <w:rPr>
-                <w:rFonts w:ascii="Helvetica" w:hAnsi="Helvetica" w:eastAsia="Helvetica" w:cs="Helvetica"/>
-                <w:i w:val="false"/>
-                <w:b w:val="false"/>
-                <w:u w:val="none"/>
-                <w:sz w:val="22"/>
-                <w:szCs w:val="22"/>
-                <w:color w:val="000000"/>
-              </w:rPr>
-            </w:pPr>
-            <w:r>
-              <w:rPr>
-                <w:rFonts w:ascii="Helvetica" w:hAnsi="Helvetica" w:eastAsia="Helvetica" w:cs="Helvetica"/>
-                <w:i w:val="false"/>
-                <w:b w:val="false"/>
-                <w:u w:val="none"/>
-                <w:sz w:val="22"/>
-                <w:szCs w:val="22"/>
-                <w:color w:val="000000"/>
-              </w:rPr>
-              <w:t xml:space="preserve">0.150</w:t>
+              <w:t xml:space="preserve">1.92</w:t>
+            </w:r>
+          </w:p>
+        </w:tc>
+        <w:tc>
+          <w:tcPr>
+            <w:tcBorders>
+              <w:bottom w:val="none" w:sz="0" w:space="0" w:color="000000"/>
+              <w:top w:val="none" w:sz="0" w:space="0" w:color="000000"/>
+              <w:left w:val="none" w:sz="0" w:space="0" w:color="000000"/>
+              <w:right w:val="none" w:sz="0" w:space="0" w:color="000000"/>
+            </w:tcBorders>
+            <w:shd w:val="clear" w:color="auto" w:fill="FFFFFF"/>
+            <w:tcMar>
+              <w:top w:w="0" w:type="dxa"/>
+              <w:bottom w:w="0" w:type="dxa"/>
+              <w:left w:w="0" w:type="dxa"/>
+              <w:right w:w="0" w:type="dxa"/>
+            </w:tcMar>
+            <w:vAlign w:val="top"/>
+          </w:tcPr>
+          <w:p>
+            <w:pPr>
+              <w:pStyle w:val="Normal"/>
+              <w:jc w:val="center"/>
+              <w:pBdr>
+                <w:bottom w:val="none" w:sz="0" w:space="0" w:color="000000"/>
+                <w:top w:val="none" w:sz="0" w:space="0" w:color="000000"/>
+                <w:left w:val="none" w:sz="0" w:space="0" w:color="000000"/>
+                <w:right w:val="none" w:sz="0" w:space="0" w:color="000000"/>
+              </w:pBdr>
+              <w:spacing w:after="100" w:before="100" w:line="240"/>
+              <w:ind w:left="100" w:right="100" w:firstLine="0" w:firstLineChars="0"/>
+              <w:rPr>
+                <w:rFonts w:ascii="Helvetica" w:hAnsi="Helvetica" w:eastAsia="Helvetica" w:cs="Helvetica"/>
+                <w:i w:val="false"/>
+                <w:b w:val="false"/>
+                <w:u w:val="none"/>
+                <w:sz w:val="22"/>
+                <w:szCs w:val="22"/>
+                <w:color w:val="000000"/>
+              </w:rPr>
+            </w:pPr>
+            <w:r>
+              <w:rPr>
+                <w:rFonts w:ascii="Helvetica" w:hAnsi="Helvetica" w:eastAsia="Helvetica" w:cs="Helvetica"/>
+                <w:i w:val="false"/>
+                <w:b w:val="false"/>
+                <w:u w:val="none"/>
+                <w:sz w:val="22"/>
+                <w:szCs w:val="22"/>
+                <w:color w:val="000000"/>
+              </w:rPr>
+              <w:t xml:space="preserve">0.80, 4.59</w:t>
+            </w:r>
+          </w:p>
+        </w:tc>
+        <w:tc>
+          <w:tcPr>
+            <w:tcBorders>
+              <w:bottom w:val="none" w:sz="0" w:space="0" w:color="000000"/>
+              <w:top w:val="none" w:sz="0" w:space="0" w:color="000000"/>
+              <w:left w:val="none" w:sz="0" w:space="0" w:color="000000"/>
+              <w:right w:val="none" w:sz="0" w:space="0" w:color="000000"/>
+            </w:tcBorders>
+            <w:shd w:val="clear" w:color="auto" w:fill="FFFFFF"/>
+            <w:tcMar>
+              <w:top w:w="0" w:type="dxa"/>
+              <w:bottom w:w="0" w:type="dxa"/>
+              <w:left w:w="0" w:type="dxa"/>
+              <w:right w:w="0" w:type="dxa"/>
+            </w:tcMar>
+            <w:vAlign w:val="top"/>
+          </w:tcPr>
+          <w:p>
+            <w:pPr>
+              <w:pStyle w:val="Normal"/>
+              <w:jc w:val="center"/>
+              <w:pBdr>
+                <w:bottom w:val="none" w:sz="0" w:space="0" w:color="000000"/>
+                <w:top w:val="none" w:sz="0" w:space="0" w:color="000000"/>
+                <w:left w:val="none" w:sz="0" w:space="0" w:color="000000"/>
+                <w:right w:val="none" w:sz="0" w:space="0" w:color="000000"/>
+              </w:pBdr>
+              <w:spacing w:after="100" w:before="100" w:line="240"/>
+              <w:ind w:left="100" w:right="100" w:firstLine="0" w:firstLineChars="0"/>
+              <w:rPr>
+                <w:rFonts w:ascii="Helvetica" w:hAnsi="Helvetica" w:eastAsia="Helvetica" w:cs="Helvetica"/>
+                <w:i w:val="false"/>
+                <w:b w:val="false"/>
+                <w:u w:val="none"/>
+                <w:sz w:val="22"/>
+                <w:szCs w:val="22"/>
+                <w:color w:val="000000"/>
+              </w:rPr>
+            </w:pPr>
+            <w:r>
+              <w:rPr>
+                <w:rFonts w:ascii="Helvetica" w:hAnsi="Helvetica" w:eastAsia="Helvetica" w:cs="Helvetica"/>
+                <w:i w:val="false"/>
+                <w:b w:val="false"/>
+                <w:u w:val="none"/>
+                <w:sz w:val="22"/>
+                <w:szCs w:val="22"/>
+                <w:color w:val="000000"/>
+              </w:rPr>
+              <w:t xml:space="preserve">0.140</w:t>
             </w:r>
           </w:p>
         </w:tc>
@@ -4967,113 +4967,113 @@
                 <w:szCs w:val="22"/>
                 <w:color w:val="000000"/>
               </w:rPr>
-              <w:t xml:space="preserve">1.10</w:t>
-            </w:r>
-          </w:p>
-        </w:tc>
-        <w:tc>
-          <w:tcPr>
-            <w:tcBorders>
-              <w:bottom w:val="none" w:sz="0" w:space="0" w:color="000000"/>
-              <w:top w:val="none" w:sz="0" w:space="0" w:color="000000"/>
-              <w:left w:val="none" w:sz="0" w:space="0" w:color="000000"/>
-              <w:right w:val="none" w:sz="0" w:space="0" w:color="000000"/>
-            </w:tcBorders>
-            <w:shd w:val="clear" w:color="auto" w:fill="FFFFFF"/>
-            <w:tcMar>
-              <w:top w:w="0" w:type="dxa"/>
-              <w:bottom w:w="0" w:type="dxa"/>
-              <w:left w:w="0" w:type="dxa"/>
-              <w:right w:w="0" w:type="dxa"/>
-            </w:tcMar>
-            <w:vAlign w:val="top"/>
-          </w:tcPr>
-          <w:p>
-            <w:pPr>
-              <w:pStyle w:val="Normal"/>
-              <w:jc w:val="center"/>
-              <w:pBdr>
-                <w:bottom w:val="none" w:sz="0" w:space="0" w:color="000000"/>
-                <w:top w:val="none" w:sz="0" w:space="0" w:color="000000"/>
-                <w:left w:val="none" w:sz="0" w:space="0" w:color="000000"/>
-                <w:right w:val="none" w:sz="0" w:space="0" w:color="000000"/>
-              </w:pBdr>
-              <w:spacing w:after="100" w:before="100" w:line="240"/>
-              <w:ind w:left="100" w:right="100" w:firstLine="0" w:firstLineChars="0"/>
-              <w:rPr>
-                <w:rFonts w:ascii="Helvetica" w:hAnsi="Helvetica" w:eastAsia="Helvetica" w:cs="Helvetica"/>
-                <w:i w:val="false"/>
-                <w:b w:val="false"/>
-                <w:u w:val="none"/>
-                <w:sz w:val="22"/>
-                <w:szCs w:val="22"/>
-                <w:color w:val="000000"/>
-              </w:rPr>
-            </w:pPr>
-            <w:r>
-              <w:rPr>
-                <w:rFonts w:ascii="Helvetica" w:hAnsi="Helvetica" w:eastAsia="Helvetica" w:cs="Helvetica"/>
-                <w:i w:val="false"/>
-                <w:b w:val="false"/>
-                <w:u w:val="none"/>
-                <w:sz w:val="22"/>
-                <w:szCs w:val="22"/>
-                <w:color w:val="000000"/>
-              </w:rPr>
-              <w:t xml:space="preserve">0.37, 3.26</w:t>
-            </w:r>
-          </w:p>
-        </w:tc>
-        <w:tc>
-          <w:tcPr>
-            <w:tcBorders>
-              <w:bottom w:val="none" w:sz="0" w:space="0" w:color="000000"/>
-              <w:top w:val="none" w:sz="0" w:space="0" w:color="000000"/>
-              <w:left w:val="none" w:sz="0" w:space="0" w:color="000000"/>
-              <w:right w:val="none" w:sz="0" w:space="0" w:color="000000"/>
-            </w:tcBorders>
-            <w:shd w:val="clear" w:color="auto" w:fill="FFFFFF"/>
-            <w:tcMar>
-              <w:top w:w="0" w:type="dxa"/>
-              <w:bottom w:w="0" w:type="dxa"/>
-              <w:left w:w="0" w:type="dxa"/>
-              <w:right w:w="0" w:type="dxa"/>
-            </w:tcMar>
-            <w:vAlign w:val="top"/>
-          </w:tcPr>
-          <w:p>
-            <w:pPr>
-              <w:pStyle w:val="Normal"/>
-              <w:jc w:val="center"/>
-              <w:pBdr>
-                <w:bottom w:val="none" w:sz="0" w:space="0" w:color="000000"/>
-                <w:top w:val="none" w:sz="0" w:space="0" w:color="000000"/>
-                <w:left w:val="none" w:sz="0" w:space="0" w:color="000000"/>
-                <w:right w:val="none" w:sz="0" w:space="0" w:color="000000"/>
-              </w:pBdr>
-              <w:spacing w:after="100" w:before="100" w:line="240"/>
-              <w:ind w:left="100" w:right="100" w:firstLine="0" w:firstLineChars="0"/>
-              <w:rPr>
-                <w:rFonts w:ascii="Helvetica" w:hAnsi="Helvetica" w:eastAsia="Helvetica" w:cs="Helvetica"/>
-                <w:i w:val="false"/>
-                <w:b w:val="false"/>
-                <w:u w:val="none"/>
-                <w:sz w:val="22"/>
-                <w:szCs w:val="22"/>
-                <w:color w:val="000000"/>
-              </w:rPr>
-            </w:pPr>
-            <w:r>
-              <w:rPr>
-                <w:rFonts w:ascii="Helvetica" w:hAnsi="Helvetica" w:eastAsia="Helvetica" w:cs="Helvetica"/>
-                <w:i w:val="false"/>
-                <w:b w:val="false"/>
-                <w:u w:val="none"/>
-                <w:sz w:val="22"/>
-                <w:szCs w:val="22"/>
-                <w:color w:val="000000"/>
-              </w:rPr>
-              <w:t xml:space="preserve">0.870</w:t>
+              <w:t xml:space="preserve">1.11</w:t>
+            </w:r>
+          </w:p>
+        </w:tc>
+        <w:tc>
+          <w:tcPr>
+            <w:tcBorders>
+              <w:bottom w:val="none" w:sz="0" w:space="0" w:color="000000"/>
+              <w:top w:val="none" w:sz="0" w:space="0" w:color="000000"/>
+              <w:left w:val="none" w:sz="0" w:space="0" w:color="000000"/>
+              <w:right w:val="none" w:sz="0" w:space="0" w:color="000000"/>
+            </w:tcBorders>
+            <w:shd w:val="clear" w:color="auto" w:fill="FFFFFF"/>
+            <w:tcMar>
+              <w:top w:w="0" w:type="dxa"/>
+              <w:bottom w:w="0" w:type="dxa"/>
+              <w:left w:w="0" w:type="dxa"/>
+              <w:right w:w="0" w:type="dxa"/>
+            </w:tcMar>
+            <w:vAlign w:val="top"/>
+          </w:tcPr>
+          <w:p>
+            <w:pPr>
+              <w:pStyle w:val="Normal"/>
+              <w:jc w:val="center"/>
+              <w:pBdr>
+                <w:bottom w:val="none" w:sz="0" w:space="0" w:color="000000"/>
+                <w:top w:val="none" w:sz="0" w:space="0" w:color="000000"/>
+                <w:left w:val="none" w:sz="0" w:space="0" w:color="000000"/>
+                <w:right w:val="none" w:sz="0" w:space="0" w:color="000000"/>
+              </w:pBdr>
+              <w:spacing w:after="100" w:before="100" w:line="240"/>
+              <w:ind w:left="100" w:right="100" w:firstLine="0" w:firstLineChars="0"/>
+              <w:rPr>
+                <w:rFonts w:ascii="Helvetica" w:hAnsi="Helvetica" w:eastAsia="Helvetica" w:cs="Helvetica"/>
+                <w:i w:val="false"/>
+                <w:b w:val="false"/>
+                <w:u w:val="none"/>
+                <w:sz w:val="22"/>
+                <w:szCs w:val="22"/>
+                <w:color w:val="000000"/>
+              </w:rPr>
+            </w:pPr>
+            <w:r>
+              <w:rPr>
+                <w:rFonts w:ascii="Helvetica" w:hAnsi="Helvetica" w:eastAsia="Helvetica" w:cs="Helvetica"/>
+                <w:i w:val="false"/>
+                <w:b w:val="false"/>
+                <w:u w:val="none"/>
+                <w:sz w:val="22"/>
+                <w:szCs w:val="22"/>
+                <w:color w:val="000000"/>
+              </w:rPr>
+              <w:t xml:space="preserve">0.38, 3.29</w:t>
+            </w:r>
+          </w:p>
+        </w:tc>
+        <w:tc>
+          <w:tcPr>
+            <w:tcBorders>
+              <w:bottom w:val="none" w:sz="0" w:space="0" w:color="000000"/>
+              <w:top w:val="none" w:sz="0" w:space="0" w:color="000000"/>
+              <w:left w:val="none" w:sz="0" w:space="0" w:color="000000"/>
+              <w:right w:val="none" w:sz="0" w:space="0" w:color="000000"/>
+            </w:tcBorders>
+            <w:shd w:val="clear" w:color="auto" w:fill="FFFFFF"/>
+            <w:tcMar>
+              <w:top w:w="0" w:type="dxa"/>
+              <w:bottom w:w="0" w:type="dxa"/>
+              <w:left w:w="0" w:type="dxa"/>
+              <w:right w:w="0" w:type="dxa"/>
+            </w:tcMar>
+            <w:vAlign w:val="top"/>
+          </w:tcPr>
+          <w:p>
+            <w:pPr>
+              <w:pStyle w:val="Normal"/>
+              <w:jc w:val="center"/>
+              <w:pBdr>
+                <w:bottom w:val="none" w:sz="0" w:space="0" w:color="000000"/>
+                <w:top w:val="none" w:sz="0" w:space="0" w:color="000000"/>
+                <w:left w:val="none" w:sz="0" w:space="0" w:color="000000"/>
+                <w:right w:val="none" w:sz="0" w:space="0" w:color="000000"/>
+              </w:pBdr>
+              <w:spacing w:after="100" w:before="100" w:line="240"/>
+              <w:ind w:left="100" w:right="100" w:firstLine="0" w:firstLineChars="0"/>
+              <w:rPr>
+                <w:rFonts w:ascii="Helvetica" w:hAnsi="Helvetica" w:eastAsia="Helvetica" w:cs="Helvetica"/>
+                <w:i w:val="false"/>
+                <w:b w:val="false"/>
+                <w:u w:val="none"/>
+                <w:sz w:val="22"/>
+                <w:szCs w:val="22"/>
+                <w:color w:val="000000"/>
+              </w:rPr>
+            </w:pPr>
+            <w:r>
+              <w:rPr>
+                <w:rFonts w:ascii="Helvetica" w:hAnsi="Helvetica" w:eastAsia="Helvetica" w:cs="Helvetica"/>
+                <w:i w:val="false"/>
+                <w:b w:val="false"/>
+                <w:u w:val="none"/>
+                <w:sz w:val="22"/>
+                <w:szCs w:val="22"/>
+                <w:color w:val="000000"/>
+              </w:rPr>
+              <w:t xml:space="preserve">0.840</w:t>
             </w:r>
           </w:p>
         </w:tc>
@@ -5185,7 +5185,7 @@
                 <w:szCs w:val="22"/>
                 <w:color w:val="000000"/>
               </w:rPr>
-              <w:t xml:space="preserve">190</w:t>
+              <w:t xml:space="preserve">189</w:t>
             </w:r>
           </w:p>
         </w:tc>
@@ -5397,7 +5397,7 @@
                 <w:szCs w:val="22"/>
                 <w:color w:val="000000"/>
               </w:rPr>
-              <w:t xml:space="preserve">190</w:t>
+              <w:t xml:space="preserve">189</w:t>
             </w:r>
           </w:p>
         </w:tc>
@@ -6204,113 +6204,113 @@
                 <w:szCs w:val="22"/>
                 <w:color w:val="000000"/>
               </w:rPr>
-              <w:t xml:space="preserve">1.43</w:t>
-            </w:r>
-          </w:p>
-        </w:tc>
-        <w:tc>
-          <w:tcPr>
-            <w:tcBorders>
-              <w:bottom w:val="none" w:sz="0" w:space="0" w:color="000000"/>
-              <w:top w:val="none" w:sz="0" w:space="0" w:color="000000"/>
-              <w:left w:val="none" w:sz="0" w:space="0" w:color="000000"/>
-              <w:right w:val="none" w:sz="0" w:space="0" w:color="000000"/>
-            </w:tcBorders>
-            <w:shd w:val="clear" w:color="auto" w:fill="FFFFFF"/>
-            <w:tcMar>
-              <w:top w:w="0" w:type="dxa"/>
-              <w:bottom w:w="0" w:type="dxa"/>
-              <w:left w:w="0" w:type="dxa"/>
-              <w:right w:w="0" w:type="dxa"/>
-            </w:tcMar>
-            <w:vAlign w:val="top"/>
-          </w:tcPr>
-          <w:p>
-            <w:pPr>
-              <w:pStyle w:val="Normal"/>
-              <w:jc w:val="center"/>
-              <w:pBdr>
-                <w:bottom w:val="none" w:sz="0" w:space="0" w:color="000000"/>
-                <w:top w:val="none" w:sz="0" w:space="0" w:color="000000"/>
-                <w:left w:val="none" w:sz="0" w:space="0" w:color="000000"/>
-                <w:right w:val="none" w:sz="0" w:space="0" w:color="000000"/>
-              </w:pBdr>
-              <w:spacing w:after="100" w:before="100" w:line="240"/>
-              <w:ind w:left="100" w:right="100" w:firstLine="0" w:firstLineChars="0"/>
-              <w:rPr>
-                <w:rFonts w:ascii="Helvetica" w:hAnsi="Helvetica" w:eastAsia="Helvetica" w:cs="Helvetica"/>
-                <w:i w:val="false"/>
-                <w:b w:val="false"/>
-                <w:u w:val="none"/>
-                <w:sz w:val="22"/>
-                <w:szCs w:val="22"/>
-                <w:color w:val="000000"/>
-              </w:rPr>
-            </w:pPr>
-            <w:r>
-              <w:rPr>
-                <w:rFonts w:ascii="Helvetica" w:hAnsi="Helvetica" w:eastAsia="Helvetica" w:cs="Helvetica"/>
-                <w:i w:val="false"/>
-                <w:b w:val="false"/>
-                <w:u w:val="none"/>
-                <w:sz w:val="22"/>
-                <w:szCs w:val="22"/>
-                <w:color w:val="000000"/>
-              </w:rPr>
-              <w:t xml:space="preserve">0.29, 6.96</w:t>
-            </w:r>
-          </w:p>
-        </w:tc>
-        <w:tc>
-          <w:tcPr>
-            <w:tcBorders>
-              <w:bottom w:val="none" w:sz="0" w:space="0" w:color="000000"/>
-              <w:top w:val="none" w:sz="0" w:space="0" w:color="000000"/>
-              <w:left w:val="none" w:sz="0" w:space="0" w:color="000000"/>
-              <w:right w:val="none" w:sz="0" w:space="0" w:color="000000"/>
-            </w:tcBorders>
-            <w:shd w:val="clear" w:color="auto" w:fill="FFFFFF"/>
-            <w:tcMar>
-              <w:top w:w="0" w:type="dxa"/>
-              <w:bottom w:w="0" w:type="dxa"/>
-              <w:left w:w="0" w:type="dxa"/>
-              <w:right w:w="0" w:type="dxa"/>
-            </w:tcMar>
-            <w:vAlign w:val="top"/>
-          </w:tcPr>
-          <w:p>
-            <w:pPr>
-              <w:pStyle w:val="Normal"/>
-              <w:jc w:val="center"/>
-              <w:pBdr>
-                <w:bottom w:val="none" w:sz="0" w:space="0" w:color="000000"/>
-                <w:top w:val="none" w:sz="0" w:space="0" w:color="000000"/>
-                <w:left w:val="none" w:sz="0" w:space="0" w:color="000000"/>
-                <w:right w:val="none" w:sz="0" w:space="0" w:color="000000"/>
-              </w:pBdr>
-              <w:spacing w:after="100" w:before="100" w:line="240"/>
-              <w:ind w:left="100" w:right="100" w:firstLine="0" w:firstLineChars="0"/>
-              <w:rPr>
-                <w:rFonts w:ascii="Helvetica" w:hAnsi="Helvetica" w:eastAsia="Helvetica" w:cs="Helvetica"/>
-                <w:i w:val="false"/>
-                <w:b w:val="false"/>
-                <w:u w:val="none"/>
-                <w:sz w:val="22"/>
-                <w:szCs w:val="22"/>
-                <w:color w:val="000000"/>
-              </w:rPr>
-            </w:pPr>
-            <w:r>
-              <w:rPr>
-                <w:rFonts w:ascii="Helvetica" w:hAnsi="Helvetica" w:eastAsia="Helvetica" w:cs="Helvetica"/>
-                <w:i w:val="false"/>
-                <w:b w:val="false"/>
-                <w:u w:val="none"/>
-                <w:sz w:val="22"/>
-                <w:szCs w:val="22"/>
-                <w:color w:val="000000"/>
-              </w:rPr>
-              <w:t xml:space="preserve">0.660</w:t>
+              <w:t xml:space="preserve">1.36</w:t>
+            </w:r>
+          </w:p>
+        </w:tc>
+        <w:tc>
+          <w:tcPr>
+            <w:tcBorders>
+              <w:bottom w:val="none" w:sz="0" w:space="0" w:color="000000"/>
+              <w:top w:val="none" w:sz="0" w:space="0" w:color="000000"/>
+              <w:left w:val="none" w:sz="0" w:space="0" w:color="000000"/>
+              <w:right w:val="none" w:sz="0" w:space="0" w:color="000000"/>
+            </w:tcBorders>
+            <w:shd w:val="clear" w:color="auto" w:fill="FFFFFF"/>
+            <w:tcMar>
+              <w:top w:w="0" w:type="dxa"/>
+              <w:bottom w:w="0" w:type="dxa"/>
+              <w:left w:w="0" w:type="dxa"/>
+              <w:right w:w="0" w:type="dxa"/>
+            </w:tcMar>
+            <w:vAlign w:val="top"/>
+          </w:tcPr>
+          <w:p>
+            <w:pPr>
+              <w:pStyle w:val="Normal"/>
+              <w:jc w:val="center"/>
+              <w:pBdr>
+                <w:bottom w:val="none" w:sz="0" w:space="0" w:color="000000"/>
+                <w:top w:val="none" w:sz="0" w:space="0" w:color="000000"/>
+                <w:left w:val="none" w:sz="0" w:space="0" w:color="000000"/>
+                <w:right w:val="none" w:sz="0" w:space="0" w:color="000000"/>
+              </w:pBdr>
+              <w:spacing w:after="100" w:before="100" w:line="240"/>
+              <w:ind w:left="100" w:right="100" w:firstLine="0" w:firstLineChars="0"/>
+              <w:rPr>
+                <w:rFonts w:ascii="Helvetica" w:hAnsi="Helvetica" w:eastAsia="Helvetica" w:cs="Helvetica"/>
+                <w:i w:val="false"/>
+                <w:b w:val="false"/>
+                <w:u w:val="none"/>
+                <w:sz w:val="22"/>
+                <w:szCs w:val="22"/>
+                <w:color w:val="000000"/>
+              </w:rPr>
+            </w:pPr>
+            <w:r>
+              <w:rPr>
+                <w:rFonts w:ascii="Helvetica" w:hAnsi="Helvetica" w:eastAsia="Helvetica" w:cs="Helvetica"/>
+                <w:i w:val="false"/>
+                <w:b w:val="false"/>
+                <w:u w:val="none"/>
+                <w:sz w:val="22"/>
+                <w:szCs w:val="22"/>
+                <w:color w:val="000000"/>
+              </w:rPr>
+              <w:t xml:space="preserve">0.28, 6.63</w:t>
+            </w:r>
+          </w:p>
+        </w:tc>
+        <w:tc>
+          <w:tcPr>
+            <w:tcBorders>
+              <w:bottom w:val="none" w:sz="0" w:space="0" w:color="000000"/>
+              <w:top w:val="none" w:sz="0" w:space="0" w:color="000000"/>
+              <w:left w:val="none" w:sz="0" w:space="0" w:color="000000"/>
+              <w:right w:val="none" w:sz="0" w:space="0" w:color="000000"/>
+            </w:tcBorders>
+            <w:shd w:val="clear" w:color="auto" w:fill="FFFFFF"/>
+            <w:tcMar>
+              <w:top w:w="0" w:type="dxa"/>
+              <w:bottom w:w="0" w:type="dxa"/>
+              <w:left w:w="0" w:type="dxa"/>
+              <w:right w:w="0" w:type="dxa"/>
+            </w:tcMar>
+            <w:vAlign w:val="top"/>
+          </w:tcPr>
+          <w:p>
+            <w:pPr>
+              <w:pStyle w:val="Normal"/>
+              <w:jc w:val="center"/>
+              <w:pBdr>
+                <w:bottom w:val="none" w:sz="0" w:space="0" w:color="000000"/>
+                <w:top w:val="none" w:sz="0" w:space="0" w:color="000000"/>
+                <w:left w:val="none" w:sz="0" w:space="0" w:color="000000"/>
+                <w:right w:val="none" w:sz="0" w:space="0" w:color="000000"/>
+              </w:pBdr>
+              <w:spacing w:after="100" w:before="100" w:line="240"/>
+              <w:ind w:left="100" w:right="100" w:firstLine="0" w:firstLineChars="0"/>
+              <w:rPr>
+                <w:rFonts w:ascii="Helvetica" w:hAnsi="Helvetica" w:eastAsia="Helvetica" w:cs="Helvetica"/>
+                <w:i w:val="false"/>
+                <w:b w:val="false"/>
+                <w:u w:val="none"/>
+                <w:sz w:val="22"/>
+                <w:szCs w:val="22"/>
+                <w:color w:val="000000"/>
+              </w:rPr>
+            </w:pPr>
+            <w:r>
+              <w:rPr>
+                <w:rFonts w:ascii="Helvetica" w:hAnsi="Helvetica" w:eastAsia="Helvetica" w:cs="Helvetica"/>
+                <w:i w:val="false"/>
+                <w:b w:val="false"/>
+                <w:u w:val="none"/>
+                <w:sz w:val="22"/>
+                <w:szCs w:val="22"/>
+                <w:color w:val="000000"/>
+              </w:rPr>
+              <w:t xml:space="preserve">0.700</w:t>
             </w:r>
           </w:p>
         </w:tc>
@@ -6416,113 +6416,113 @@
                 <w:szCs w:val="22"/>
                 <w:color w:val="000000"/>
               </w:rPr>
-              <w:t xml:space="preserve">5.57</w:t>
-            </w:r>
-          </w:p>
-        </w:tc>
-        <w:tc>
-          <w:tcPr>
-            <w:tcBorders>
-              <w:bottom w:val="none" w:sz="0" w:space="0" w:color="000000"/>
-              <w:top w:val="none" w:sz="0" w:space="0" w:color="000000"/>
-              <w:left w:val="none" w:sz="0" w:space="0" w:color="000000"/>
-              <w:right w:val="none" w:sz="0" w:space="0" w:color="000000"/>
-            </w:tcBorders>
-            <w:shd w:val="clear" w:color="auto" w:fill="FFFFFF"/>
-            <w:tcMar>
-              <w:top w:w="0" w:type="dxa"/>
-              <w:bottom w:w="0" w:type="dxa"/>
-              <w:left w:w="0" w:type="dxa"/>
-              <w:right w:w="0" w:type="dxa"/>
-            </w:tcMar>
-            <w:vAlign w:val="top"/>
-          </w:tcPr>
-          <w:p>
-            <w:pPr>
-              <w:pStyle w:val="Normal"/>
-              <w:jc w:val="center"/>
-              <w:pBdr>
-                <w:bottom w:val="none" w:sz="0" w:space="0" w:color="000000"/>
-                <w:top w:val="none" w:sz="0" w:space="0" w:color="000000"/>
-                <w:left w:val="none" w:sz="0" w:space="0" w:color="000000"/>
-                <w:right w:val="none" w:sz="0" w:space="0" w:color="000000"/>
-              </w:pBdr>
-              <w:spacing w:after="100" w:before="100" w:line="240"/>
-              <w:ind w:left="100" w:right="100" w:firstLine="0" w:firstLineChars="0"/>
-              <w:rPr>
-                <w:rFonts w:ascii="Helvetica" w:hAnsi="Helvetica" w:eastAsia="Helvetica" w:cs="Helvetica"/>
-                <w:i w:val="false"/>
-                <w:b w:val="false"/>
-                <w:u w:val="none"/>
-                <w:sz w:val="22"/>
-                <w:szCs w:val="22"/>
-                <w:color w:val="000000"/>
-              </w:rPr>
-            </w:pPr>
-            <w:r>
-              <w:rPr>
-                <w:rFonts w:ascii="Helvetica" w:hAnsi="Helvetica" w:eastAsia="Helvetica" w:cs="Helvetica"/>
-                <w:i w:val="false"/>
-                <w:b w:val="false"/>
-                <w:u w:val="none"/>
-                <w:sz w:val="22"/>
-                <w:szCs w:val="22"/>
-                <w:color w:val="000000"/>
-              </w:rPr>
-              <w:t xml:space="preserve">0.17, 180</w:t>
-            </w:r>
-          </w:p>
-        </w:tc>
-        <w:tc>
-          <w:tcPr>
-            <w:tcBorders>
-              <w:bottom w:val="none" w:sz="0" w:space="0" w:color="000000"/>
-              <w:top w:val="none" w:sz="0" w:space="0" w:color="000000"/>
-              <w:left w:val="none" w:sz="0" w:space="0" w:color="000000"/>
-              <w:right w:val="none" w:sz="0" w:space="0" w:color="000000"/>
-            </w:tcBorders>
-            <w:shd w:val="clear" w:color="auto" w:fill="FFFFFF"/>
-            <w:tcMar>
-              <w:top w:w="0" w:type="dxa"/>
-              <w:bottom w:w="0" w:type="dxa"/>
-              <w:left w:w="0" w:type="dxa"/>
-              <w:right w:w="0" w:type="dxa"/>
-            </w:tcMar>
-            <w:vAlign w:val="top"/>
-          </w:tcPr>
-          <w:p>
-            <w:pPr>
-              <w:pStyle w:val="Normal"/>
-              <w:jc w:val="center"/>
-              <w:pBdr>
-                <w:bottom w:val="none" w:sz="0" w:space="0" w:color="000000"/>
-                <w:top w:val="none" w:sz="0" w:space="0" w:color="000000"/>
-                <w:left w:val="none" w:sz="0" w:space="0" w:color="000000"/>
-                <w:right w:val="none" w:sz="0" w:space="0" w:color="000000"/>
-              </w:pBdr>
-              <w:spacing w:after="100" w:before="100" w:line="240"/>
-              <w:ind w:left="100" w:right="100" w:firstLine="0" w:firstLineChars="0"/>
-              <w:rPr>
-                <w:rFonts w:ascii="Helvetica" w:hAnsi="Helvetica" w:eastAsia="Helvetica" w:cs="Helvetica"/>
-                <w:i w:val="false"/>
-                <w:b w:val="false"/>
-                <w:u w:val="none"/>
-                <w:sz w:val="22"/>
-                <w:szCs w:val="22"/>
-                <w:color w:val="000000"/>
-              </w:rPr>
-            </w:pPr>
-            <w:r>
-              <w:rPr>
-                <w:rFonts w:ascii="Helvetica" w:hAnsi="Helvetica" w:eastAsia="Helvetica" w:cs="Helvetica"/>
-                <w:i w:val="false"/>
-                <w:b w:val="false"/>
-                <w:u w:val="none"/>
-                <w:sz w:val="22"/>
-                <w:szCs w:val="22"/>
-                <w:color w:val="000000"/>
-              </w:rPr>
-              <w:t xml:space="preserve">0.330</w:t>
+              <w:t xml:space="preserve">4.99</w:t>
+            </w:r>
+          </w:p>
+        </w:tc>
+        <w:tc>
+          <w:tcPr>
+            <w:tcBorders>
+              <w:bottom w:val="none" w:sz="0" w:space="0" w:color="000000"/>
+              <w:top w:val="none" w:sz="0" w:space="0" w:color="000000"/>
+              <w:left w:val="none" w:sz="0" w:space="0" w:color="000000"/>
+              <w:right w:val="none" w:sz="0" w:space="0" w:color="000000"/>
+            </w:tcBorders>
+            <w:shd w:val="clear" w:color="auto" w:fill="FFFFFF"/>
+            <w:tcMar>
+              <w:top w:w="0" w:type="dxa"/>
+              <w:bottom w:w="0" w:type="dxa"/>
+              <w:left w:w="0" w:type="dxa"/>
+              <w:right w:w="0" w:type="dxa"/>
+            </w:tcMar>
+            <w:vAlign w:val="top"/>
+          </w:tcPr>
+          <w:p>
+            <w:pPr>
+              <w:pStyle w:val="Normal"/>
+              <w:jc w:val="center"/>
+              <w:pBdr>
+                <w:bottom w:val="none" w:sz="0" w:space="0" w:color="000000"/>
+                <w:top w:val="none" w:sz="0" w:space="0" w:color="000000"/>
+                <w:left w:val="none" w:sz="0" w:space="0" w:color="000000"/>
+                <w:right w:val="none" w:sz="0" w:space="0" w:color="000000"/>
+              </w:pBdr>
+              <w:spacing w:after="100" w:before="100" w:line="240"/>
+              <w:ind w:left="100" w:right="100" w:firstLine="0" w:firstLineChars="0"/>
+              <w:rPr>
+                <w:rFonts w:ascii="Helvetica" w:hAnsi="Helvetica" w:eastAsia="Helvetica" w:cs="Helvetica"/>
+                <w:i w:val="false"/>
+                <w:b w:val="false"/>
+                <w:u w:val="none"/>
+                <w:sz w:val="22"/>
+                <w:szCs w:val="22"/>
+                <w:color w:val="000000"/>
+              </w:rPr>
+            </w:pPr>
+            <w:r>
+              <w:rPr>
+                <w:rFonts w:ascii="Helvetica" w:hAnsi="Helvetica" w:eastAsia="Helvetica" w:cs="Helvetica"/>
+                <w:i w:val="false"/>
+                <w:b w:val="false"/>
+                <w:u w:val="none"/>
+                <w:sz w:val="22"/>
+                <w:szCs w:val="22"/>
+                <w:color w:val="000000"/>
+              </w:rPr>
+              <w:t xml:space="preserve">0.17, 146</w:t>
+            </w:r>
+          </w:p>
+        </w:tc>
+        <w:tc>
+          <w:tcPr>
+            <w:tcBorders>
+              <w:bottom w:val="none" w:sz="0" w:space="0" w:color="000000"/>
+              <w:top w:val="none" w:sz="0" w:space="0" w:color="000000"/>
+              <w:left w:val="none" w:sz="0" w:space="0" w:color="000000"/>
+              <w:right w:val="none" w:sz="0" w:space="0" w:color="000000"/>
+            </w:tcBorders>
+            <w:shd w:val="clear" w:color="auto" w:fill="FFFFFF"/>
+            <w:tcMar>
+              <w:top w:w="0" w:type="dxa"/>
+              <w:bottom w:w="0" w:type="dxa"/>
+              <w:left w:w="0" w:type="dxa"/>
+              <w:right w:w="0" w:type="dxa"/>
+            </w:tcMar>
+            <w:vAlign w:val="top"/>
+          </w:tcPr>
+          <w:p>
+            <w:pPr>
+              <w:pStyle w:val="Normal"/>
+              <w:jc w:val="center"/>
+              <w:pBdr>
+                <w:bottom w:val="none" w:sz="0" w:space="0" w:color="000000"/>
+                <w:top w:val="none" w:sz="0" w:space="0" w:color="000000"/>
+                <w:left w:val="none" w:sz="0" w:space="0" w:color="000000"/>
+                <w:right w:val="none" w:sz="0" w:space="0" w:color="000000"/>
+              </w:pBdr>
+              <w:spacing w:after="100" w:before="100" w:line="240"/>
+              <w:ind w:left="100" w:right="100" w:firstLine="0" w:firstLineChars="0"/>
+              <w:rPr>
+                <w:rFonts w:ascii="Helvetica" w:hAnsi="Helvetica" w:eastAsia="Helvetica" w:cs="Helvetica"/>
+                <w:i w:val="false"/>
+                <w:b w:val="false"/>
+                <w:u w:val="none"/>
+                <w:sz w:val="22"/>
+                <w:szCs w:val="22"/>
+                <w:color w:val="000000"/>
+              </w:rPr>
+            </w:pPr>
+            <w:r>
+              <w:rPr>
+                <w:rFonts w:ascii="Helvetica" w:hAnsi="Helvetica" w:eastAsia="Helvetica" w:cs="Helvetica"/>
+                <w:i w:val="false"/>
+                <w:b w:val="false"/>
+                <w:u w:val="none"/>
+                <w:sz w:val="22"/>
+                <w:szCs w:val="22"/>
+                <w:color w:val="000000"/>
+              </w:rPr>
+              <w:t xml:space="preserve">0.350</w:t>
             </w:r>
           </w:p>
         </w:tc>
@@ -6687,113 +6687,113 @@
                 <w:szCs w:val="22"/>
                 <w:color w:val="000000"/>
               </w:rPr>
-              <w:t xml:space="preserve">1.56</w:t>
-            </w:r>
-          </w:p>
-        </w:tc>
-        <w:tc>
-          <w:tcPr>
-            <w:tcBorders>
-              <w:bottom w:val="none" w:sz="0" w:space="0" w:color="000000"/>
-              <w:top w:val="none" w:sz="0" w:space="0" w:color="000000"/>
-              <w:left w:val="none" w:sz="0" w:space="0" w:color="000000"/>
-              <w:right w:val="none" w:sz="0" w:space="0" w:color="000000"/>
-            </w:tcBorders>
-            <w:shd w:val="clear" w:color="auto" w:fill="FFFFFF"/>
-            <w:tcMar>
-              <w:top w:w="0" w:type="dxa"/>
-              <w:bottom w:w="0" w:type="dxa"/>
-              <w:left w:w="0" w:type="dxa"/>
-              <w:right w:w="0" w:type="dxa"/>
-            </w:tcMar>
-            <w:vAlign w:val="top"/>
-          </w:tcPr>
-          <w:p>
-            <w:pPr>
-              <w:pStyle w:val="Normal"/>
-              <w:jc w:val="center"/>
-              <w:pBdr>
-                <w:bottom w:val="none" w:sz="0" w:space="0" w:color="000000"/>
-                <w:top w:val="none" w:sz="0" w:space="0" w:color="000000"/>
-                <w:left w:val="none" w:sz="0" w:space="0" w:color="000000"/>
-                <w:right w:val="none" w:sz="0" w:space="0" w:color="000000"/>
-              </w:pBdr>
-              <w:spacing w:after="100" w:before="100" w:line="240"/>
-              <w:ind w:left="100" w:right="100" w:firstLine="0" w:firstLineChars="0"/>
-              <w:rPr>
-                <w:rFonts w:ascii="Helvetica" w:hAnsi="Helvetica" w:eastAsia="Helvetica" w:cs="Helvetica"/>
-                <w:i w:val="false"/>
-                <w:b w:val="false"/>
-                <w:u w:val="none"/>
-                <w:sz w:val="22"/>
-                <w:szCs w:val="22"/>
-                <w:color w:val="000000"/>
-              </w:rPr>
-            </w:pPr>
-            <w:r>
-              <w:rPr>
-                <w:rFonts w:ascii="Helvetica" w:hAnsi="Helvetica" w:eastAsia="Helvetica" w:cs="Helvetica"/>
-                <w:i w:val="false"/>
-                <w:b w:val="false"/>
-                <w:u w:val="none"/>
-                <w:sz w:val="22"/>
-                <w:szCs w:val="22"/>
-                <w:color w:val="000000"/>
-              </w:rPr>
-              <w:t xml:space="preserve">0.26, 9.26</w:t>
-            </w:r>
-          </w:p>
-        </w:tc>
-        <w:tc>
-          <w:tcPr>
-            <w:tcBorders>
-              <w:bottom w:val="none" w:sz="0" w:space="0" w:color="000000"/>
-              <w:top w:val="none" w:sz="0" w:space="0" w:color="000000"/>
-              <w:left w:val="none" w:sz="0" w:space="0" w:color="000000"/>
-              <w:right w:val="none" w:sz="0" w:space="0" w:color="000000"/>
-            </w:tcBorders>
-            <w:shd w:val="clear" w:color="auto" w:fill="FFFFFF"/>
-            <w:tcMar>
-              <w:top w:w="0" w:type="dxa"/>
-              <w:bottom w:w="0" w:type="dxa"/>
-              <w:left w:w="0" w:type="dxa"/>
-              <w:right w:w="0" w:type="dxa"/>
-            </w:tcMar>
-            <w:vAlign w:val="top"/>
-          </w:tcPr>
-          <w:p>
-            <w:pPr>
-              <w:pStyle w:val="Normal"/>
-              <w:jc w:val="center"/>
-              <w:pBdr>
-                <w:bottom w:val="none" w:sz="0" w:space="0" w:color="000000"/>
-                <w:top w:val="none" w:sz="0" w:space="0" w:color="000000"/>
-                <w:left w:val="none" w:sz="0" w:space="0" w:color="000000"/>
-                <w:right w:val="none" w:sz="0" w:space="0" w:color="000000"/>
-              </w:pBdr>
-              <w:spacing w:after="100" w:before="100" w:line="240"/>
-              <w:ind w:left="100" w:right="100" w:firstLine="0" w:firstLineChars="0"/>
-              <w:rPr>
-                <w:rFonts w:ascii="Helvetica" w:hAnsi="Helvetica" w:eastAsia="Helvetica" w:cs="Helvetica"/>
-                <w:i w:val="false"/>
-                <w:b w:val="false"/>
-                <w:u w:val="none"/>
-                <w:sz w:val="22"/>
-                <w:szCs w:val="22"/>
-                <w:color w:val="000000"/>
-              </w:rPr>
-            </w:pPr>
-            <w:r>
-              <w:rPr>
-                <w:rFonts w:ascii="Helvetica" w:hAnsi="Helvetica" w:eastAsia="Helvetica" w:cs="Helvetica"/>
-                <w:i w:val="false"/>
-                <w:b w:val="false"/>
-                <w:u w:val="none"/>
-                <w:sz w:val="22"/>
-                <w:szCs w:val="22"/>
-                <w:color w:val="000000"/>
-              </w:rPr>
-              <w:t xml:space="preserve">0.620</w:t>
+              <w:t xml:space="preserve">1.49</w:t>
+            </w:r>
+          </w:p>
+        </w:tc>
+        <w:tc>
+          <w:tcPr>
+            <w:tcBorders>
+              <w:bottom w:val="none" w:sz="0" w:space="0" w:color="000000"/>
+              <w:top w:val="none" w:sz="0" w:space="0" w:color="000000"/>
+              <w:left w:val="none" w:sz="0" w:space="0" w:color="000000"/>
+              <w:right w:val="none" w:sz="0" w:space="0" w:color="000000"/>
+            </w:tcBorders>
+            <w:shd w:val="clear" w:color="auto" w:fill="FFFFFF"/>
+            <w:tcMar>
+              <w:top w:w="0" w:type="dxa"/>
+              <w:bottom w:w="0" w:type="dxa"/>
+              <w:left w:w="0" w:type="dxa"/>
+              <w:right w:w="0" w:type="dxa"/>
+            </w:tcMar>
+            <w:vAlign w:val="top"/>
+          </w:tcPr>
+          <w:p>
+            <w:pPr>
+              <w:pStyle w:val="Normal"/>
+              <w:jc w:val="center"/>
+              <w:pBdr>
+                <w:bottom w:val="none" w:sz="0" w:space="0" w:color="000000"/>
+                <w:top w:val="none" w:sz="0" w:space="0" w:color="000000"/>
+                <w:left w:val="none" w:sz="0" w:space="0" w:color="000000"/>
+                <w:right w:val="none" w:sz="0" w:space="0" w:color="000000"/>
+              </w:pBdr>
+              <w:spacing w:after="100" w:before="100" w:line="240"/>
+              <w:ind w:left="100" w:right="100" w:firstLine="0" w:firstLineChars="0"/>
+              <w:rPr>
+                <w:rFonts w:ascii="Helvetica" w:hAnsi="Helvetica" w:eastAsia="Helvetica" w:cs="Helvetica"/>
+                <w:i w:val="false"/>
+                <w:b w:val="false"/>
+                <w:u w:val="none"/>
+                <w:sz w:val="22"/>
+                <w:szCs w:val="22"/>
+                <w:color w:val="000000"/>
+              </w:rPr>
+            </w:pPr>
+            <w:r>
+              <w:rPr>
+                <w:rFonts w:ascii="Helvetica" w:hAnsi="Helvetica" w:eastAsia="Helvetica" w:cs="Helvetica"/>
+                <w:i w:val="false"/>
+                <w:b w:val="false"/>
+                <w:u w:val="none"/>
+                <w:sz w:val="22"/>
+                <w:szCs w:val="22"/>
+                <w:color w:val="000000"/>
+              </w:rPr>
+              <w:t xml:space="preserve">0.25, 8.82</w:t>
+            </w:r>
+          </w:p>
+        </w:tc>
+        <w:tc>
+          <w:tcPr>
+            <w:tcBorders>
+              <w:bottom w:val="none" w:sz="0" w:space="0" w:color="000000"/>
+              <w:top w:val="none" w:sz="0" w:space="0" w:color="000000"/>
+              <w:left w:val="none" w:sz="0" w:space="0" w:color="000000"/>
+              <w:right w:val="none" w:sz="0" w:space="0" w:color="000000"/>
+            </w:tcBorders>
+            <w:shd w:val="clear" w:color="auto" w:fill="FFFFFF"/>
+            <w:tcMar>
+              <w:top w:w="0" w:type="dxa"/>
+              <w:bottom w:w="0" w:type="dxa"/>
+              <w:left w:w="0" w:type="dxa"/>
+              <w:right w:w="0" w:type="dxa"/>
+            </w:tcMar>
+            <w:vAlign w:val="top"/>
+          </w:tcPr>
+          <w:p>
+            <w:pPr>
+              <w:pStyle w:val="Normal"/>
+              <w:jc w:val="center"/>
+              <w:pBdr>
+                <w:bottom w:val="none" w:sz="0" w:space="0" w:color="000000"/>
+                <w:top w:val="none" w:sz="0" w:space="0" w:color="000000"/>
+                <w:left w:val="none" w:sz="0" w:space="0" w:color="000000"/>
+                <w:right w:val="none" w:sz="0" w:space="0" w:color="000000"/>
+              </w:pBdr>
+              <w:spacing w:after="100" w:before="100" w:line="240"/>
+              <w:ind w:left="100" w:right="100" w:firstLine="0" w:firstLineChars="0"/>
+              <w:rPr>
+                <w:rFonts w:ascii="Helvetica" w:hAnsi="Helvetica" w:eastAsia="Helvetica" w:cs="Helvetica"/>
+                <w:i w:val="false"/>
+                <w:b w:val="false"/>
+                <w:u w:val="none"/>
+                <w:sz w:val="22"/>
+                <w:szCs w:val="22"/>
+                <w:color w:val="000000"/>
+              </w:rPr>
+            </w:pPr>
+            <w:r>
+              <w:rPr>
+                <w:rFonts w:ascii="Helvetica" w:hAnsi="Helvetica" w:eastAsia="Helvetica" w:cs="Helvetica"/>
+                <w:i w:val="false"/>
+                <w:b w:val="false"/>
+                <w:u w:val="none"/>
+                <w:sz w:val="22"/>
+                <w:szCs w:val="22"/>
+                <w:color w:val="000000"/>
+              </w:rPr>
+              <w:t xml:space="preserve">0.660</w:t>
             </w:r>
           </w:p>
         </w:tc>
@@ -6899,120 +6899,120 @@
                 <w:szCs w:val="22"/>
                 <w:color w:val="000000"/>
               </w:rPr>
-              <w:t xml:space="preserve">10.9</w:t>
-            </w:r>
-          </w:p>
-        </w:tc>
-        <w:tc>
-          <w:tcPr>
-            <w:tcBorders>
-              <w:bottom w:val="none" w:sz="0" w:space="0" w:color="000000"/>
-              <w:top w:val="none" w:sz="0" w:space="0" w:color="000000"/>
-              <w:left w:val="none" w:sz="0" w:space="0" w:color="000000"/>
-              <w:right w:val="none" w:sz="0" w:space="0" w:color="000000"/>
-            </w:tcBorders>
-            <w:shd w:val="clear" w:color="auto" w:fill="FFFFFF"/>
-            <w:tcMar>
-              <w:top w:w="0" w:type="dxa"/>
-              <w:bottom w:w="0" w:type="dxa"/>
-              <w:left w:w="0" w:type="dxa"/>
-              <w:right w:w="0" w:type="dxa"/>
-            </w:tcMar>
-            <w:vAlign w:val="top"/>
-          </w:tcPr>
-          <w:p>
-            <w:pPr>
-              <w:pStyle w:val="Normal"/>
-              <w:jc w:val="center"/>
-              <w:pBdr>
-                <w:bottom w:val="none" w:sz="0" w:space="0" w:color="000000"/>
-                <w:top w:val="none" w:sz="0" w:space="0" w:color="000000"/>
-                <w:left w:val="none" w:sz="0" w:space="0" w:color="000000"/>
-                <w:right w:val="none" w:sz="0" w:space="0" w:color="000000"/>
-              </w:pBdr>
-              <w:spacing w:after="100" w:before="100" w:line="240"/>
-              <w:ind w:left="100" w:right="100" w:firstLine="0" w:firstLineChars="0"/>
-              <w:rPr>
-                <w:rFonts w:ascii="Helvetica" w:hAnsi="Helvetica" w:eastAsia="Helvetica" w:cs="Helvetica"/>
-                <w:i w:val="false"/>
-                <w:b w:val="false"/>
-                <w:u w:val="none"/>
-                <w:sz w:val="22"/>
-                <w:szCs w:val="22"/>
-                <w:color w:val="000000"/>
-              </w:rPr>
-            </w:pPr>
-            <w:r>
-              <w:rPr>
-                <w:rFonts w:ascii="Helvetica" w:hAnsi="Helvetica" w:eastAsia="Helvetica" w:cs="Helvetica"/>
-                <w:i w:val="false"/>
-                <w:b w:val="false"/>
-                <w:u w:val="none"/>
-                <w:sz w:val="22"/>
-                <w:szCs w:val="22"/>
-                <w:color w:val="000000"/>
-              </w:rPr>
-              <w:t xml:space="preserve">0.70, 170</w:t>
-            </w:r>
-          </w:p>
-        </w:tc>
-        <w:tc>
-          <w:tcPr>
-            <w:tcBorders>
-              <w:bottom w:val="none" w:sz="0" w:space="0" w:color="000000"/>
-              <w:top w:val="none" w:sz="0" w:space="0" w:color="000000"/>
-              <w:left w:val="none" w:sz="0" w:space="0" w:color="000000"/>
-              <w:right w:val="none" w:sz="0" w:space="0" w:color="000000"/>
-            </w:tcBorders>
-            <w:shd w:val="clear" w:color="auto" w:fill="FFFFFF"/>
-            <w:tcMar>
-              <w:top w:w="0" w:type="dxa"/>
-              <w:bottom w:w="0" w:type="dxa"/>
-              <w:left w:w="0" w:type="dxa"/>
-              <w:right w:w="0" w:type="dxa"/>
-            </w:tcMar>
-            <w:vAlign w:val="top"/>
-          </w:tcPr>
-          <w:p>
-            <w:pPr>
-              <w:pStyle w:val="Normal"/>
-              <w:jc w:val="center"/>
-              <w:pBdr>
-                <w:bottom w:val="none" w:sz="0" w:space="0" w:color="000000"/>
-                <w:top w:val="none" w:sz="0" w:space="0" w:color="000000"/>
-                <w:left w:val="none" w:sz="0" w:space="0" w:color="000000"/>
-                <w:right w:val="none" w:sz="0" w:space="0" w:color="000000"/>
-              </w:pBdr>
-              <w:spacing w:after="100" w:before="100" w:line="240"/>
-              <w:ind w:left="100" w:right="100" w:firstLine="0" w:firstLineChars="0"/>
-              <w:rPr>
-                <w:rFonts w:ascii="Helvetica" w:hAnsi="Helvetica" w:eastAsia="Helvetica" w:cs="Helvetica"/>
-                <w:i w:val="false"/>
-                <w:b w:val="false"/>
-                <w:u w:val="none"/>
-                <w:sz w:val="22"/>
-                <w:szCs w:val="22"/>
-                <w:color w:val="000000"/>
-              </w:rPr>
-            </w:pPr>
-            <w:r>
-              <w:rPr>
-                <w:rFonts w:ascii="Helvetica" w:hAnsi="Helvetica" w:eastAsia="Helvetica" w:cs="Helvetica"/>
-                <w:i w:val="false"/>
-                <w:b w:val="false"/>
-                <w:u w:val="none"/>
-                <w:sz w:val="22"/>
-                <w:szCs w:val="22"/>
-                <w:color w:val="000000"/>
-              </w:rPr>
-              <w:t xml:space="preserve">0.088</w:t>
+              <w:t xml:space="preserve">8.35</w:t>
+            </w:r>
+          </w:p>
+        </w:tc>
+        <w:tc>
+          <w:tcPr>
+            <w:tcBorders>
+              <w:bottom w:val="none" w:sz="0" w:space="0" w:color="000000"/>
+              <w:top w:val="none" w:sz="0" w:space="0" w:color="000000"/>
+              <w:left w:val="none" w:sz="0" w:space="0" w:color="000000"/>
+              <w:right w:val="none" w:sz="0" w:space="0" w:color="000000"/>
+            </w:tcBorders>
+            <w:shd w:val="clear" w:color="auto" w:fill="FFFFFF"/>
+            <w:tcMar>
+              <w:top w:w="0" w:type="dxa"/>
+              <w:bottom w:w="0" w:type="dxa"/>
+              <w:left w:w="0" w:type="dxa"/>
+              <w:right w:w="0" w:type="dxa"/>
+            </w:tcMar>
+            <w:vAlign w:val="top"/>
+          </w:tcPr>
+          <w:p>
+            <w:pPr>
+              <w:pStyle w:val="Normal"/>
+              <w:jc w:val="center"/>
+              <w:pBdr>
+                <w:bottom w:val="none" w:sz="0" w:space="0" w:color="000000"/>
+                <w:top w:val="none" w:sz="0" w:space="0" w:color="000000"/>
+                <w:left w:val="none" w:sz="0" w:space="0" w:color="000000"/>
+                <w:right w:val="none" w:sz="0" w:space="0" w:color="000000"/>
+              </w:pBdr>
+              <w:spacing w:after="100" w:before="100" w:line="240"/>
+              <w:ind w:left="100" w:right="100" w:firstLine="0" w:firstLineChars="0"/>
+              <w:rPr>
+                <w:rFonts w:ascii="Helvetica" w:hAnsi="Helvetica" w:eastAsia="Helvetica" w:cs="Helvetica"/>
+                <w:i w:val="false"/>
+                <w:b w:val="false"/>
+                <w:u w:val="none"/>
+                <w:sz w:val="22"/>
+                <w:szCs w:val="22"/>
+                <w:color w:val="000000"/>
+              </w:rPr>
+            </w:pPr>
+            <w:r>
+              <w:rPr>
+                <w:rFonts w:ascii="Helvetica" w:hAnsi="Helvetica" w:eastAsia="Helvetica" w:cs="Helvetica"/>
+                <w:i w:val="false"/>
+                <w:b w:val="false"/>
+                <w:u w:val="none"/>
+                <w:sz w:val="22"/>
+                <w:szCs w:val="22"/>
+                <w:color w:val="000000"/>
+              </w:rPr>
+              <w:t xml:space="preserve">0.49, 144</w:t>
+            </w:r>
+          </w:p>
+        </w:tc>
+        <w:tc>
+          <w:tcPr>
+            <w:tcBorders>
+              <w:bottom w:val="none" w:sz="0" w:space="0" w:color="000000"/>
+              <w:top w:val="none" w:sz="0" w:space="0" w:color="000000"/>
+              <w:left w:val="none" w:sz="0" w:space="0" w:color="000000"/>
+              <w:right w:val="none" w:sz="0" w:space="0" w:color="000000"/>
+            </w:tcBorders>
+            <w:shd w:val="clear" w:color="auto" w:fill="FFFFFF"/>
+            <w:tcMar>
+              <w:top w:w="0" w:type="dxa"/>
+              <w:bottom w:w="0" w:type="dxa"/>
+              <w:left w:w="0" w:type="dxa"/>
+              <w:right w:w="0" w:type="dxa"/>
+            </w:tcMar>
+            <w:vAlign w:val="top"/>
+          </w:tcPr>
+          <w:p>
+            <w:pPr>
+              <w:pStyle w:val="Normal"/>
+              <w:jc w:val="center"/>
+              <w:pBdr>
+                <w:bottom w:val="none" w:sz="0" w:space="0" w:color="000000"/>
+                <w:top w:val="none" w:sz="0" w:space="0" w:color="000000"/>
+                <w:left w:val="none" w:sz="0" w:space="0" w:color="000000"/>
+                <w:right w:val="none" w:sz="0" w:space="0" w:color="000000"/>
+              </w:pBdr>
+              <w:spacing w:after="100" w:before="100" w:line="240"/>
+              <w:ind w:left="100" w:right="100" w:firstLine="0" w:firstLineChars="0"/>
+              <w:rPr>
+                <w:rFonts w:ascii="Helvetica" w:hAnsi="Helvetica" w:eastAsia="Helvetica" w:cs="Helvetica"/>
+                <w:i w:val="false"/>
+                <w:b w:val="false"/>
+                <w:u w:val="none"/>
+                <w:sz w:val="22"/>
+                <w:szCs w:val="22"/>
+                <w:color w:val="000000"/>
+              </w:rPr>
+            </w:pPr>
+            <w:r>
+              <w:rPr>
+                <w:rFonts w:ascii="Helvetica" w:hAnsi="Helvetica" w:eastAsia="Helvetica" w:cs="Helvetica"/>
+                <w:i w:val="false"/>
+                <w:b w:val="false"/>
+                <w:u w:val="none"/>
+                <w:sz w:val="22"/>
+                <w:szCs w:val="22"/>
+                <w:color w:val="000000"/>
+              </w:rPr>
+              <w:t xml:space="preserve">0.140</w:t>
             </w:r>
           </w:p>
         </w:tc>
       </w:tr>
       <w:tr>
         <w:trPr>
-          <w:trHeight w:val="597" w:hRule="auto"/>
+          <w:trHeight w:val="598" w:hRule="auto"/>
         </w:trPr>
         body14
         <w:tc>
@@ -7435,7 +7435,7 @@
                 <w:szCs w:val="22"/>
                 <w:color w:val="000000"/>
               </w:rPr>
-              <w:t xml:space="preserve">0.00, 0.03</w:t>
+              <w:t xml:space="preserve">0.00, 0.02</w:t>
             </w:r>
           </w:p>
         </w:tc>
@@ -7653,113 +7653,113 @@
                 <w:szCs w:val="22"/>
                 <w:color w:val="000000"/>
               </w:rPr>
-              <w:t xml:space="preserve">1.03</w:t>
-            </w:r>
-          </w:p>
-        </w:tc>
-        <w:tc>
-          <w:tcPr>
-            <w:tcBorders>
-              <w:bottom w:val="none" w:sz="0" w:space="0" w:color="000000"/>
-              <w:top w:val="none" w:sz="0" w:space="0" w:color="000000"/>
-              <w:left w:val="none" w:sz="0" w:space="0" w:color="000000"/>
-              <w:right w:val="none" w:sz="0" w:space="0" w:color="000000"/>
-            </w:tcBorders>
-            <w:shd w:val="clear" w:color="auto" w:fill="FFFFFF"/>
-            <w:tcMar>
-              <w:top w:w="0" w:type="dxa"/>
-              <w:bottom w:w="0" w:type="dxa"/>
-              <w:left w:w="0" w:type="dxa"/>
-              <w:right w:w="0" w:type="dxa"/>
-            </w:tcMar>
-            <w:vAlign w:val="top"/>
-          </w:tcPr>
-          <w:p>
-            <w:pPr>
-              <w:pStyle w:val="Normal"/>
-              <w:jc w:val="center"/>
-              <w:pBdr>
-                <w:bottom w:val="none" w:sz="0" w:space="0" w:color="000000"/>
-                <w:top w:val="none" w:sz="0" w:space="0" w:color="000000"/>
-                <w:left w:val="none" w:sz="0" w:space="0" w:color="000000"/>
-                <w:right w:val="none" w:sz="0" w:space="0" w:color="000000"/>
-              </w:pBdr>
-              <w:spacing w:after="100" w:before="100" w:line="240"/>
-              <w:ind w:left="100" w:right="100" w:firstLine="0" w:firstLineChars="0"/>
-              <w:rPr>
-                <w:rFonts w:ascii="Helvetica" w:hAnsi="Helvetica" w:eastAsia="Helvetica" w:cs="Helvetica"/>
-                <w:i w:val="false"/>
-                <w:b w:val="false"/>
-                <w:u w:val="none"/>
-                <w:sz w:val="22"/>
-                <w:szCs w:val="22"/>
-                <w:color w:val="000000"/>
-              </w:rPr>
-            </w:pPr>
-            <w:r>
-              <w:rPr>
-                <w:rFonts w:ascii="Helvetica" w:hAnsi="Helvetica" w:eastAsia="Helvetica" w:cs="Helvetica"/>
-                <w:i w:val="false"/>
-                <w:b w:val="false"/>
-                <w:u w:val="none"/>
-                <w:sz w:val="22"/>
-                <w:szCs w:val="22"/>
-                <w:color w:val="000000"/>
-              </w:rPr>
-              <w:t xml:space="preserve">0.22, 4.89</w:t>
-            </w:r>
-          </w:p>
-        </w:tc>
-        <w:tc>
-          <w:tcPr>
-            <w:tcBorders>
-              <w:bottom w:val="none" w:sz="0" w:space="0" w:color="000000"/>
-              <w:top w:val="none" w:sz="0" w:space="0" w:color="000000"/>
-              <w:left w:val="none" w:sz="0" w:space="0" w:color="000000"/>
-              <w:right w:val="none" w:sz="0" w:space="0" w:color="000000"/>
-            </w:tcBorders>
-            <w:shd w:val="clear" w:color="auto" w:fill="FFFFFF"/>
-            <w:tcMar>
-              <w:top w:w="0" w:type="dxa"/>
-              <w:bottom w:w="0" w:type="dxa"/>
-              <w:left w:w="0" w:type="dxa"/>
-              <w:right w:w="0" w:type="dxa"/>
-            </w:tcMar>
-            <w:vAlign w:val="top"/>
-          </w:tcPr>
-          <w:p>
-            <w:pPr>
-              <w:pStyle w:val="Normal"/>
-              <w:jc w:val="center"/>
-              <w:pBdr>
-                <w:bottom w:val="none" w:sz="0" w:space="0" w:color="000000"/>
-                <w:top w:val="none" w:sz="0" w:space="0" w:color="000000"/>
-                <w:left w:val="none" w:sz="0" w:space="0" w:color="000000"/>
-                <w:right w:val="none" w:sz="0" w:space="0" w:color="000000"/>
-              </w:pBdr>
-              <w:spacing w:after="100" w:before="100" w:line="240"/>
-              <w:ind w:left="100" w:right="100" w:firstLine="0" w:firstLineChars="0"/>
-              <w:rPr>
-                <w:rFonts w:ascii="Helvetica" w:hAnsi="Helvetica" w:eastAsia="Helvetica" w:cs="Helvetica"/>
-                <w:i w:val="false"/>
-                <w:b w:val="false"/>
-                <w:u w:val="none"/>
-                <w:sz w:val="22"/>
-                <w:szCs w:val="22"/>
-                <w:color w:val="000000"/>
-              </w:rPr>
-            </w:pPr>
-            <w:r>
-              <w:rPr>
-                <w:rFonts w:ascii="Helvetica" w:hAnsi="Helvetica" w:eastAsia="Helvetica" w:cs="Helvetica"/>
-                <w:i w:val="false"/>
-                <w:b w:val="false"/>
-                <w:u w:val="none"/>
-                <w:sz w:val="22"/>
-                <w:szCs w:val="22"/>
-                <w:color w:val="000000"/>
-              </w:rPr>
-              <w:t xml:space="preserve">0.970</w:t>
+              <w:t xml:space="preserve">0.98</w:t>
+            </w:r>
+          </w:p>
+        </w:tc>
+        <w:tc>
+          <w:tcPr>
+            <w:tcBorders>
+              <w:bottom w:val="none" w:sz="0" w:space="0" w:color="000000"/>
+              <w:top w:val="none" w:sz="0" w:space="0" w:color="000000"/>
+              <w:left w:val="none" w:sz="0" w:space="0" w:color="000000"/>
+              <w:right w:val="none" w:sz="0" w:space="0" w:color="000000"/>
+            </w:tcBorders>
+            <w:shd w:val="clear" w:color="auto" w:fill="FFFFFF"/>
+            <w:tcMar>
+              <w:top w:w="0" w:type="dxa"/>
+              <w:bottom w:w="0" w:type="dxa"/>
+              <w:left w:w="0" w:type="dxa"/>
+              <w:right w:w="0" w:type="dxa"/>
+            </w:tcMar>
+            <w:vAlign w:val="top"/>
+          </w:tcPr>
+          <w:p>
+            <w:pPr>
+              <w:pStyle w:val="Normal"/>
+              <w:jc w:val="center"/>
+              <w:pBdr>
+                <w:bottom w:val="none" w:sz="0" w:space="0" w:color="000000"/>
+                <w:top w:val="none" w:sz="0" w:space="0" w:color="000000"/>
+                <w:left w:val="none" w:sz="0" w:space="0" w:color="000000"/>
+                <w:right w:val="none" w:sz="0" w:space="0" w:color="000000"/>
+              </w:pBdr>
+              <w:spacing w:after="100" w:before="100" w:line="240"/>
+              <w:ind w:left="100" w:right="100" w:firstLine="0" w:firstLineChars="0"/>
+              <w:rPr>
+                <w:rFonts w:ascii="Helvetica" w:hAnsi="Helvetica" w:eastAsia="Helvetica" w:cs="Helvetica"/>
+                <w:i w:val="false"/>
+                <w:b w:val="false"/>
+                <w:u w:val="none"/>
+                <w:sz w:val="22"/>
+                <w:szCs w:val="22"/>
+                <w:color w:val="000000"/>
+              </w:rPr>
+            </w:pPr>
+            <w:r>
+              <w:rPr>
+                <w:rFonts w:ascii="Helvetica" w:hAnsi="Helvetica" w:eastAsia="Helvetica" w:cs="Helvetica"/>
+                <w:i w:val="false"/>
+                <w:b w:val="false"/>
+                <w:u w:val="none"/>
+                <w:sz w:val="22"/>
+                <w:szCs w:val="22"/>
+                <w:color w:val="000000"/>
+              </w:rPr>
+              <w:t xml:space="preserve">0.21, 4.65</w:t>
+            </w:r>
+          </w:p>
+        </w:tc>
+        <w:tc>
+          <w:tcPr>
+            <w:tcBorders>
+              <w:bottom w:val="none" w:sz="0" w:space="0" w:color="000000"/>
+              <w:top w:val="none" w:sz="0" w:space="0" w:color="000000"/>
+              <w:left w:val="none" w:sz="0" w:space="0" w:color="000000"/>
+              <w:right w:val="none" w:sz="0" w:space="0" w:color="000000"/>
+            </w:tcBorders>
+            <w:shd w:val="clear" w:color="auto" w:fill="FFFFFF"/>
+            <w:tcMar>
+              <w:top w:w="0" w:type="dxa"/>
+              <w:bottom w:w="0" w:type="dxa"/>
+              <w:left w:w="0" w:type="dxa"/>
+              <w:right w:w="0" w:type="dxa"/>
+            </w:tcMar>
+            <w:vAlign w:val="top"/>
+          </w:tcPr>
+          <w:p>
+            <w:pPr>
+              <w:pStyle w:val="Normal"/>
+              <w:jc w:val="center"/>
+              <w:pBdr>
+                <w:bottom w:val="none" w:sz="0" w:space="0" w:color="000000"/>
+                <w:top w:val="none" w:sz="0" w:space="0" w:color="000000"/>
+                <w:left w:val="none" w:sz="0" w:space="0" w:color="000000"/>
+                <w:right w:val="none" w:sz="0" w:space="0" w:color="000000"/>
+              </w:pBdr>
+              <w:spacing w:after="100" w:before="100" w:line="240"/>
+              <w:ind w:left="100" w:right="100" w:firstLine="0" w:firstLineChars="0"/>
+              <w:rPr>
+                <w:rFonts w:ascii="Helvetica" w:hAnsi="Helvetica" w:eastAsia="Helvetica" w:cs="Helvetica"/>
+                <w:i w:val="false"/>
+                <w:b w:val="false"/>
+                <w:u w:val="none"/>
+                <w:sz w:val="22"/>
+                <w:szCs w:val="22"/>
+                <w:color w:val="000000"/>
+              </w:rPr>
+            </w:pPr>
+            <w:r>
+              <w:rPr>
+                <w:rFonts w:ascii="Helvetica" w:hAnsi="Helvetica" w:eastAsia="Helvetica" w:cs="Helvetica"/>
+                <w:i w:val="false"/>
+                <w:b w:val="false"/>
+                <w:u w:val="none"/>
+                <w:sz w:val="22"/>
+                <w:szCs w:val="22"/>
+                <w:color w:val="000000"/>
+              </w:rPr>
+              <w:t xml:space="preserve">0.980</w:t>
             </w:r>
           </w:p>
         </w:tc>
@@ -7865,113 +7865,113 @@
                 <w:szCs w:val="22"/>
                 <w:color w:val="000000"/>
               </w:rPr>
-              <w:t xml:space="preserve">21.0</w:t>
-            </w:r>
-          </w:p>
-        </w:tc>
-        <w:tc>
-          <w:tcPr>
-            <w:tcBorders>
-              <w:bottom w:val="none" w:sz="0" w:space="0" w:color="000000"/>
-              <w:top w:val="none" w:sz="0" w:space="0" w:color="000000"/>
-              <w:left w:val="none" w:sz="0" w:space="0" w:color="000000"/>
-              <w:right w:val="none" w:sz="0" w:space="0" w:color="000000"/>
-            </w:tcBorders>
-            <w:shd w:val="clear" w:color="auto" w:fill="FFFFFF"/>
-            <w:tcMar>
-              <w:top w:w="0" w:type="dxa"/>
-              <w:bottom w:w="0" w:type="dxa"/>
-              <w:left w:w="0" w:type="dxa"/>
-              <w:right w:w="0" w:type="dxa"/>
-            </w:tcMar>
-            <w:vAlign w:val="top"/>
-          </w:tcPr>
-          <w:p>
-            <w:pPr>
-              <w:pStyle w:val="Normal"/>
-              <w:jc w:val="center"/>
-              <w:pBdr>
-                <w:bottom w:val="none" w:sz="0" w:space="0" w:color="000000"/>
-                <w:top w:val="none" w:sz="0" w:space="0" w:color="000000"/>
-                <w:left w:val="none" w:sz="0" w:space="0" w:color="000000"/>
-                <w:right w:val="none" w:sz="0" w:space="0" w:color="000000"/>
-              </w:pBdr>
-              <w:spacing w:after="100" w:before="100" w:line="240"/>
-              <w:ind w:left="100" w:right="100" w:firstLine="0" w:firstLineChars="0"/>
-              <w:rPr>
-                <w:rFonts w:ascii="Helvetica" w:hAnsi="Helvetica" w:eastAsia="Helvetica" w:cs="Helvetica"/>
-                <w:i w:val="false"/>
-                <w:b w:val="false"/>
-                <w:u w:val="none"/>
-                <w:sz w:val="22"/>
-                <w:szCs w:val="22"/>
-                <w:color w:val="000000"/>
-              </w:rPr>
-            </w:pPr>
-            <w:r>
-              <w:rPr>
-                <w:rFonts w:ascii="Helvetica" w:hAnsi="Helvetica" w:eastAsia="Helvetica" w:cs="Helvetica"/>
-                <w:i w:val="false"/>
-                <w:b w:val="false"/>
-                <w:u w:val="none"/>
-                <w:sz w:val="22"/>
-                <w:szCs w:val="22"/>
-                <w:color w:val="000000"/>
-              </w:rPr>
-              <w:t xml:space="preserve">0.74, 593</w:t>
-            </w:r>
-          </w:p>
-        </w:tc>
-        <w:tc>
-          <w:tcPr>
-            <w:tcBorders>
-              <w:bottom w:val="none" w:sz="0" w:space="0" w:color="000000"/>
-              <w:top w:val="none" w:sz="0" w:space="0" w:color="000000"/>
-              <w:left w:val="none" w:sz="0" w:space="0" w:color="000000"/>
-              <w:right w:val="none" w:sz="0" w:space="0" w:color="000000"/>
-            </w:tcBorders>
-            <w:shd w:val="clear" w:color="auto" w:fill="FFFFFF"/>
-            <w:tcMar>
-              <w:top w:w="0" w:type="dxa"/>
-              <w:bottom w:w="0" w:type="dxa"/>
-              <w:left w:w="0" w:type="dxa"/>
-              <w:right w:w="0" w:type="dxa"/>
-            </w:tcMar>
-            <w:vAlign w:val="top"/>
-          </w:tcPr>
-          <w:p>
-            <w:pPr>
-              <w:pStyle w:val="Normal"/>
-              <w:jc w:val="center"/>
-              <w:pBdr>
-                <w:bottom w:val="none" w:sz="0" w:space="0" w:color="000000"/>
-                <w:top w:val="none" w:sz="0" w:space="0" w:color="000000"/>
-                <w:left w:val="none" w:sz="0" w:space="0" w:color="000000"/>
-                <w:right w:val="none" w:sz="0" w:space="0" w:color="000000"/>
-              </w:pBdr>
-              <w:spacing w:after="100" w:before="100" w:line="240"/>
-              <w:ind w:left="100" w:right="100" w:firstLine="0" w:firstLineChars="0"/>
-              <w:rPr>
-                <w:rFonts w:ascii="Helvetica" w:hAnsi="Helvetica" w:eastAsia="Helvetica" w:cs="Helvetica"/>
-                <w:i w:val="false"/>
-                <w:b w:val="false"/>
-                <w:u w:val="none"/>
-                <w:sz w:val="22"/>
-                <w:szCs w:val="22"/>
-                <w:color w:val="000000"/>
-              </w:rPr>
-            </w:pPr>
-            <w:r>
-              <w:rPr>
-                <w:rFonts w:ascii="Helvetica" w:hAnsi="Helvetica" w:eastAsia="Helvetica" w:cs="Helvetica"/>
-                <w:i w:val="false"/>
-                <w:b w:val="false"/>
-                <w:u w:val="none"/>
-                <w:sz w:val="22"/>
-                <w:szCs w:val="22"/>
-                <w:color w:val="000000"/>
-              </w:rPr>
-              <w:t xml:space="preserve">0.074</w:t>
+              <w:t xml:space="preserve">18.7</w:t>
+            </w:r>
+          </w:p>
+        </w:tc>
+        <w:tc>
+          <w:tcPr>
+            <w:tcBorders>
+              <w:bottom w:val="none" w:sz="0" w:space="0" w:color="000000"/>
+              <w:top w:val="none" w:sz="0" w:space="0" w:color="000000"/>
+              <w:left w:val="none" w:sz="0" w:space="0" w:color="000000"/>
+              <w:right w:val="none" w:sz="0" w:space="0" w:color="000000"/>
+            </w:tcBorders>
+            <w:shd w:val="clear" w:color="auto" w:fill="FFFFFF"/>
+            <w:tcMar>
+              <w:top w:w="0" w:type="dxa"/>
+              <w:bottom w:w="0" w:type="dxa"/>
+              <w:left w:w="0" w:type="dxa"/>
+              <w:right w:w="0" w:type="dxa"/>
+            </w:tcMar>
+            <w:vAlign w:val="top"/>
+          </w:tcPr>
+          <w:p>
+            <w:pPr>
+              <w:pStyle w:val="Normal"/>
+              <w:jc w:val="center"/>
+              <w:pBdr>
+                <w:bottom w:val="none" w:sz="0" w:space="0" w:color="000000"/>
+                <w:top w:val="none" w:sz="0" w:space="0" w:color="000000"/>
+                <w:left w:val="none" w:sz="0" w:space="0" w:color="000000"/>
+                <w:right w:val="none" w:sz="0" w:space="0" w:color="000000"/>
+              </w:pBdr>
+              <w:spacing w:after="100" w:before="100" w:line="240"/>
+              <w:ind w:left="100" w:right="100" w:firstLine="0" w:firstLineChars="0"/>
+              <w:rPr>
+                <w:rFonts w:ascii="Helvetica" w:hAnsi="Helvetica" w:eastAsia="Helvetica" w:cs="Helvetica"/>
+                <w:i w:val="false"/>
+                <w:b w:val="false"/>
+                <w:u w:val="none"/>
+                <w:sz w:val="22"/>
+                <w:szCs w:val="22"/>
+                <w:color w:val="000000"/>
+              </w:rPr>
+            </w:pPr>
+            <w:r>
+              <w:rPr>
+                <w:rFonts w:ascii="Helvetica" w:hAnsi="Helvetica" w:eastAsia="Helvetica" w:cs="Helvetica"/>
+                <w:i w:val="false"/>
+                <w:b w:val="false"/>
+                <w:u w:val="none"/>
+                <w:sz w:val="22"/>
+                <w:szCs w:val="22"/>
+                <w:color w:val="000000"/>
+              </w:rPr>
+              <w:t xml:space="preserve">0.76, 460</w:t>
+            </w:r>
+          </w:p>
+        </w:tc>
+        <w:tc>
+          <w:tcPr>
+            <w:tcBorders>
+              <w:bottom w:val="none" w:sz="0" w:space="0" w:color="000000"/>
+              <w:top w:val="none" w:sz="0" w:space="0" w:color="000000"/>
+              <w:left w:val="none" w:sz="0" w:space="0" w:color="000000"/>
+              <w:right w:val="none" w:sz="0" w:space="0" w:color="000000"/>
+            </w:tcBorders>
+            <w:shd w:val="clear" w:color="auto" w:fill="FFFFFF"/>
+            <w:tcMar>
+              <w:top w:w="0" w:type="dxa"/>
+              <w:bottom w:w="0" w:type="dxa"/>
+              <w:left w:w="0" w:type="dxa"/>
+              <w:right w:w="0" w:type="dxa"/>
+            </w:tcMar>
+            <w:vAlign w:val="top"/>
+          </w:tcPr>
+          <w:p>
+            <w:pPr>
+              <w:pStyle w:val="Normal"/>
+              <w:jc w:val="center"/>
+              <w:pBdr>
+                <w:bottom w:val="none" w:sz="0" w:space="0" w:color="000000"/>
+                <w:top w:val="none" w:sz="0" w:space="0" w:color="000000"/>
+                <w:left w:val="none" w:sz="0" w:space="0" w:color="000000"/>
+                <w:right w:val="none" w:sz="0" w:space="0" w:color="000000"/>
+              </w:pBdr>
+              <w:spacing w:after="100" w:before="100" w:line="240"/>
+              <w:ind w:left="100" w:right="100" w:firstLine="0" w:firstLineChars="0"/>
+              <w:rPr>
+                <w:rFonts w:ascii="Helvetica" w:hAnsi="Helvetica" w:eastAsia="Helvetica" w:cs="Helvetica"/>
+                <w:i w:val="false"/>
+                <w:b w:val="false"/>
+                <w:u w:val="none"/>
+                <w:sz w:val="22"/>
+                <w:szCs w:val="22"/>
+                <w:color w:val="000000"/>
+              </w:rPr>
+            </w:pPr>
+            <w:r>
+              <w:rPr>
+                <w:rFonts w:ascii="Helvetica" w:hAnsi="Helvetica" w:eastAsia="Helvetica" w:cs="Helvetica"/>
+                <w:i w:val="false"/>
+                <w:b w:val="false"/>
+                <w:u w:val="none"/>
+                <w:sz w:val="22"/>
+                <w:szCs w:val="22"/>
+                <w:color w:val="000000"/>
+              </w:rPr>
+              <w:t xml:space="preserve">0.073</w:t>
             </w:r>
           </w:p>
         </w:tc>
@@ -8136,113 +8136,113 @@
                 <w:szCs w:val="22"/>
                 <w:color w:val="000000"/>
               </w:rPr>
-              <w:t xml:space="preserve">0.72</w:t>
-            </w:r>
-          </w:p>
-        </w:tc>
-        <w:tc>
-          <w:tcPr>
-            <w:tcBorders>
-              <w:bottom w:val="none" w:sz="0" w:space="0" w:color="000000"/>
-              <w:top w:val="none" w:sz="0" w:space="0" w:color="000000"/>
-              <w:left w:val="none" w:sz="0" w:space="0" w:color="000000"/>
-              <w:right w:val="none" w:sz="0" w:space="0" w:color="000000"/>
-            </w:tcBorders>
-            <w:shd w:val="clear" w:color="auto" w:fill="FFFFFF"/>
-            <w:tcMar>
-              <w:top w:w="0" w:type="dxa"/>
-              <w:bottom w:w="0" w:type="dxa"/>
-              <w:left w:w="0" w:type="dxa"/>
-              <w:right w:w="0" w:type="dxa"/>
-            </w:tcMar>
-            <w:vAlign w:val="top"/>
-          </w:tcPr>
-          <w:p>
-            <w:pPr>
-              <w:pStyle w:val="Normal"/>
-              <w:jc w:val="center"/>
-              <w:pBdr>
-                <w:bottom w:val="none" w:sz="0" w:space="0" w:color="000000"/>
-                <w:top w:val="none" w:sz="0" w:space="0" w:color="000000"/>
-                <w:left w:val="none" w:sz="0" w:space="0" w:color="000000"/>
-                <w:right w:val="none" w:sz="0" w:space="0" w:color="000000"/>
-              </w:pBdr>
-              <w:spacing w:after="100" w:before="100" w:line="240"/>
-              <w:ind w:left="100" w:right="100" w:firstLine="0" w:firstLineChars="0"/>
-              <w:rPr>
-                <w:rFonts w:ascii="Helvetica" w:hAnsi="Helvetica" w:eastAsia="Helvetica" w:cs="Helvetica"/>
-                <w:i w:val="false"/>
-                <w:b w:val="false"/>
-                <w:u w:val="none"/>
-                <w:sz w:val="22"/>
-                <w:szCs w:val="22"/>
-                <w:color w:val="000000"/>
-              </w:rPr>
-            </w:pPr>
-            <w:r>
-              <w:rPr>
-                <w:rFonts w:ascii="Helvetica" w:hAnsi="Helvetica" w:eastAsia="Helvetica" w:cs="Helvetica"/>
-                <w:i w:val="false"/>
-                <w:b w:val="false"/>
-                <w:u w:val="none"/>
-                <w:sz w:val="22"/>
-                <w:szCs w:val="22"/>
-                <w:color w:val="000000"/>
-              </w:rPr>
-              <w:t xml:space="preserve">0.06, 8.02</w:t>
-            </w:r>
-          </w:p>
-        </w:tc>
-        <w:tc>
-          <w:tcPr>
-            <w:tcBorders>
-              <w:bottom w:val="none" w:sz="0" w:space="0" w:color="000000"/>
-              <w:top w:val="none" w:sz="0" w:space="0" w:color="000000"/>
-              <w:left w:val="none" w:sz="0" w:space="0" w:color="000000"/>
-              <w:right w:val="none" w:sz="0" w:space="0" w:color="000000"/>
-            </w:tcBorders>
-            <w:shd w:val="clear" w:color="auto" w:fill="FFFFFF"/>
-            <w:tcMar>
-              <w:top w:w="0" w:type="dxa"/>
-              <w:bottom w:w="0" w:type="dxa"/>
-              <w:left w:w="0" w:type="dxa"/>
-              <w:right w:w="0" w:type="dxa"/>
-            </w:tcMar>
-            <w:vAlign w:val="top"/>
-          </w:tcPr>
-          <w:p>
-            <w:pPr>
-              <w:pStyle w:val="Normal"/>
-              <w:jc w:val="center"/>
-              <w:pBdr>
-                <w:bottom w:val="none" w:sz="0" w:space="0" w:color="000000"/>
-                <w:top w:val="none" w:sz="0" w:space="0" w:color="000000"/>
-                <w:left w:val="none" w:sz="0" w:space="0" w:color="000000"/>
-                <w:right w:val="none" w:sz="0" w:space="0" w:color="000000"/>
-              </w:pBdr>
-              <w:spacing w:after="100" w:before="100" w:line="240"/>
-              <w:ind w:left="100" w:right="100" w:firstLine="0" w:firstLineChars="0"/>
-              <w:rPr>
-                <w:rFonts w:ascii="Helvetica" w:hAnsi="Helvetica" w:eastAsia="Helvetica" w:cs="Helvetica"/>
-                <w:i w:val="false"/>
-                <w:b w:val="false"/>
-                <w:u w:val="none"/>
-                <w:sz w:val="22"/>
-                <w:szCs w:val="22"/>
-                <w:color w:val="000000"/>
-              </w:rPr>
-            </w:pPr>
-            <w:r>
-              <w:rPr>
-                <w:rFonts w:ascii="Helvetica" w:hAnsi="Helvetica" w:eastAsia="Helvetica" w:cs="Helvetica"/>
-                <w:i w:val="false"/>
-                <w:b w:val="false"/>
-                <w:u w:val="none"/>
-                <w:sz w:val="22"/>
-                <w:szCs w:val="22"/>
-                <w:color w:val="000000"/>
-              </w:rPr>
-              <w:t xml:space="preserve">0.790</w:t>
+              <w:t xml:space="preserve">0.69</w:t>
+            </w:r>
+          </w:p>
+        </w:tc>
+        <w:tc>
+          <w:tcPr>
+            <w:tcBorders>
+              <w:bottom w:val="none" w:sz="0" w:space="0" w:color="000000"/>
+              <w:top w:val="none" w:sz="0" w:space="0" w:color="000000"/>
+              <w:left w:val="none" w:sz="0" w:space="0" w:color="000000"/>
+              <w:right w:val="none" w:sz="0" w:space="0" w:color="000000"/>
+            </w:tcBorders>
+            <w:shd w:val="clear" w:color="auto" w:fill="FFFFFF"/>
+            <w:tcMar>
+              <w:top w:w="0" w:type="dxa"/>
+              <w:bottom w:w="0" w:type="dxa"/>
+              <w:left w:w="0" w:type="dxa"/>
+              <w:right w:w="0" w:type="dxa"/>
+            </w:tcMar>
+            <w:vAlign w:val="top"/>
+          </w:tcPr>
+          <w:p>
+            <w:pPr>
+              <w:pStyle w:val="Normal"/>
+              <w:jc w:val="center"/>
+              <w:pBdr>
+                <w:bottom w:val="none" w:sz="0" w:space="0" w:color="000000"/>
+                <w:top w:val="none" w:sz="0" w:space="0" w:color="000000"/>
+                <w:left w:val="none" w:sz="0" w:space="0" w:color="000000"/>
+                <w:right w:val="none" w:sz="0" w:space="0" w:color="000000"/>
+              </w:pBdr>
+              <w:spacing w:after="100" w:before="100" w:line="240"/>
+              <w:ind w:left="100" w:right="100" w:firstLine="0" w:firstLineChars="0"/>
+              <w:rPr>
+                <w:rFonts w:ascii="Helvetica" w:hAnsi="Helvetica" w:eastAsia="Helvetica" w:cs="Helvetica"/>
+                <w:i w:val="false"/>
+                <w:b w:val="false"/>
+                <w:u w:val="none"/>
+                <w:sz w:val="22"/>
+                <w:szCs w:val="22"/>
+                <w:color w:val="000000"/>
+              </w:rPr>
+            </w:pPr>
+            <w:r>
+              <w:rPr>
+                <w:rFonts w:ascii="Helvetica" w:hAnsi="Helvetica" w:eastAsia="Helvetica" w:cs="Helvetica"/>
+                <w:i w:val="false"/>
+                <w:b w:val="false"/>
+                <w:u w:val="none"/>
+                <w:sz w:val="22"/>
+                <w:szCs w:val="22"/>
+                <w:color w:val="000000"/>
+              </w:rPr>
+              <w:t xml:space="preserve">0.06, 7.64</w:t>
+            </w:r>
+          </w:p>
+        </w:tc>
+        <w:tc>
+          <w:tcPr>
+            <w:tcBorders>
+              <w:bottom w:val="none" w:sz="0" w:space="0" w:color="000000"/>
+              <w:top w:val="none" w:sz="0" w:space="0" w:color="000000"/>
+              <w:left w:val="none" w:sz="0" w:space="0" w:color="000000"/>
+              <w:right w:val="none" w:sz="0" w:space="0" w:color="000000"/>
+            </w:tcBorders>
+            <w:shd w:val="clear" w:color="auto" w:fill="FFFFFF"/>
+            <w:tcMar>
+              <w:top w:w="0" w:type="dxa"/>
+              <w:bottom w:w="0" w:type="dxa"/>
+              <w:left w:w="0" w:type="dxa"/>
+              <w:right w:w="0" w:type="dxa"/>
+            </w:tcMar>
+            <w:vAlign w:val="top"/>
+          </w:tcPr>
+          <w:p>
+            <w:pPr>
+              <w:pStyle w:val="Normal"/>
+              <w:jc w:val="center"/>
+              <w:pBdr>
+                <w:bottom w:val="none" w:sz="0" w:space="0" w:color="000000"/>
+                <w:top w:val="none" w:sz="0" w:space="0" w:color="000000"/>
+                <w:left w:val="none" w:sz="0" w:space="0" w:color="000000"/>
+                <w:right w:val="none" w:sz="0" w:space="0" w:color="000000"/>
+              </w:pBdr>
+              <w:spacing w:after="100" w:before="100" w:line="240"/>
+              <w:ind w:left="100" w:right="100" w:firstLine="0" w:firstLineChars="0"/>
+              <w:rPr>
+                <w:rFonts w:ascii="Helvetica" w:hAnsi="Helvetica" w:eastAsia="Helvetica" w:cs="Helvetica"/>
+                <w:i w:val="false"/>
+                <w:b w:val="false"/>
+                <w:u w:val="none"/>
+                <w:sz w:val="22"/>
+                <w:szCs w:val="22"/>
+                <w:color w:val="000000"/>
+              </w:rPr>
+            </w:pPr>
+            <w:r>
+              <w:rPr>
+                <w:rFonts w:ascii="Helvetica" w:hAnsi="Helvetica" w:eastAsia="Helvetica" w:cs="Helvetica"/>
+                <w:i w:val="false"/>
+                <w:b w:val="false"/>
+                <w:u w:val="none"/>
+                <w:sz w:val="22"/>
+                <w:szCs w:val="22"/>
+                <w:color w:val="000000"/>
+              </w:rPr>
+              <w:t xml:space="preserve">0.760</w:t>
             </w:r>
           </w:p>
         </w:tc>
@@ -8348,113 +8348,113 @@
                 <w:szCs w:val="22"/>
                 <w:color w:val="000000"/>
               </w:rPr>
-              <w:t xml:space="preserve">2.99</w:t>
-            </w:r>
-          </w:p>
-        </w:tc>
-        <w:tc>
-          <w:tcPr>
-            <w:tcBorders>
-              <w:bottom w:val="none" w:sz="0" w:space="0" w:color="000000"/>
-              <w:top w:val="none" w:sz="0" w:space="0" w:color="000000"/>
-              <w:left w:val="none" w:sz="0" w:space="0" w:color="000000"/>
-              <w:right w:val="none" w:sz="0" w:space="0" w:color="000000"/>
-            </w:tcBorders>
-            <w:shd w:val="clear" w:color="auto" w:fill="FFFFFF"/>
-            <w:tcMar>
-              <w:top w:w="0" w:type="dxa"/>
-              <w:bottom w:w="0" w:type="dxa"/>
-              <w:left w:w="0" w:type="dxa"/>
-              <w:right w:w="0" w:type="dxa"/>
-            </w:tcMar>
-            <w:vAlign w:val="top"/>
-          </w:tcPr>
-          <w:p>
-            <w:pPr>
-              <w:pStyle w:val="Normal"/>
-              <w:jc w:val="center"/>
-              <w:pBdr>
-                <w:bottom w:val="none" w:sz="0" w:space="0" w:color="000000"/>
-                <w:top w:val="none" w:sz="0" w:space="0" w:color="000000"/>
-                <w:left w:val="none" w:sz="0" w:space="0" w:color="000000"/>
-                <w:right w:val="none" w:sz="0" w:space="0" w:color="000000"/>
-              </w:pBdr>
-              <w:spacing w:after="100" w:before="100" w:line="240"/>
-              <w:ind w:left="100" w:right="100" w:firstLine="0" w:firstLineChars="0"/>
-              <w:rPr>
-                <w:rFonts w:ascii="Helvetica" w:hAnsi="Helvetica" w:eastAsia="Helvetica" w:cs="Helvetica"/>
-                <w:i w:val="false"/>
-                <w:b w:val="false"/>
-                <w:u w:val="none"/>
-                <w:sz w:val="22"/>
-                <w:szCs w:val="22"/>
-                <w:color w:val="000000"/>
-              </w:rPr>
-            </w:pPr>
-            <w:r>
-              <w:rPr>
-                <w:rFonts w:ascii="Helvetica" w:hAnsi="Helvetica" w:eastAsia="Helvetica" w:cs="Helvetica"/>
-                <w:i w:val="false"/>
-                <w:b w:val="false"/>
-                <w:u w:val="none"/>
-                <w:sz w:val="22"/>
-                <w:szCs w:val="22"/>
-                <w:color w:val="000000"/>
-              </w:rPr>
-              <w:t xml:space="preserve">0.12, 75.8</w:t>
-            </w:r>
-          </w:p>
-        </w:tc>
-        <w:tc>
-          <w:tcPr>
-            <w:tcBorders>
-              <w:bottom w:val="none" w:sz="0" w:space="0" w:color="000000"/>
-              <w:top w:val="none" w:sz="0" w:space="0" w:color="000000"/>
-              <w:left w:val="none" w:sz="0" w:space="0" w:color="000000"/>
-              <w:right w:val="none" w:sz="0" w:space="0" w:color="000000"/>
-            </w:tcBorders>
-            <w:shd w:val="clear" w:color="auto" w:fill="FFFFFF"/>
-            <w:tcMar>
-              <w:top w:w="0" w:type="dxa"/>
-              <w:bottom w:w="0" w:type="dxa"/>
-              <w:left w:w="0" w:type="dxa"/>
-              <w:right w:w="0" w:type="dxa"/>
-            </w:tcMar>
-            <w:vAlign w:val="top"/>
-          </w:tcPr>
-          <w:p>
-            <w:pPr>
-              <w:pStyle w:val="Normal"/>
-              <w:jc w:val="center"/>
-              <w:pBdr>
-                <w:bottom w:val="none" w:sz="0" w:space="0" w:color="000000"/>
-                <w:top w:val="none" w:sz="0" w:space="0" w:color="000000"/>
-                <w:left w:val="none" w:sz="0" w:space="0" w:color="000000"/>
-                <w:right w:val="none" w:sz="0" w:space="0" w:color="000000"/>
-              </w:pBdr>
-              <w:spacing w:after="100" w:before="100" w:line="240"/>
-              <w:ind w:left="100" w:right="100" w:firstLine="0" w:firstLineChars="0"/>
-              <w:rPr>
-                <w:rFonts w:ascii="Helvetica" w:hAnsi="Helvetica" w:eastAsia="Helvetica" w:cs="Helvetica"/>
-                <w:i w:val="false"/>
-                <w:b w:val="false"/>
-                <w:u w:val="none"/>
-                <w:sz w:val="22"/>
-                <w:szCs w:val="22"/>
-                <w:color w:val="000000"/>
-              </w:rPr>
-            </w:pPr>
-            <w:r>
-              <w:rPr>
-                <w:rFonts w:ascii="Helvetica" w:hAnsi="Helvetica" w:eastAsia="Helvetica" w:cs="Helvetica"/>
-                <w:i w:val="false"/>
-                <w:b w:val="false"/>
-                <w:u w:val="none"/>
-                <w:sz w:val="22"/>
-                <w:szCs w:val="22"/>
-                <w:color w:val="000000"/>
-              </w:rPr>
-              <w:t xml:space="preserve">0.510</w:t>
+              <w:t xml:space="preserve">2.63</w:t>
+            </w:r>
+          </w:p>
+        </w:tc>
+        <w:tc>
+          <w:tcPr>
+            <w:tcBorders>
+              <w:bottom w:val="none" w:sz="0" w:space="0" w:color="000000"/>
+              <w:top w:val="none" w:sz="0" w:space="0" w:color="000000"/>
+              <w:left w:val="none" w:sz="0" w:space="0" w:color="000000"/>
+              <w:right w:val="none" w:sz="0" w:space="0" w:color="000000"/>
+            </w:tcBorders>
+            <w:shd w:val="clear" w:color="auto" w:fill="FFFFFF"/>
+            <w:tcMar>
+              <w:top w:w="0" w:type="dxa"/>
+              <w:bottom w:w="0" w:type="dxa"/>
+              <w:left w:w="0" w:type="dxa"/>
+              <w:right w:w="0" w:type="dxa"/>
+            </w:tcMar>
+            <w:vAlign w:val="top"/>
+          </w:tcPr>
+          <w:p>
+            <w:pPr>
+              <w:pStyle w:val="Normal"/>
+              <w:jc w:val="center"/>
+              <w:pBdr>
+                <w:bottom w:val="none" w:sz="0" w:space="0" w:color="000000"/>
+                <w:top w:val="none" w:sz="0" w:space="0" w:color="000000"/>
+                <w:left w:val="none" w:sz="0" w:space="0" w:color="000000"/>
+                <w:right w:val="none" w:sz="0" w:space="0" w:color="000000"/>
+              </w:pBdr>
+              <w:spacing w:after="100" w:before="100" w:line="240"/>
+              <w:ind w:left="100" w:right="100" w:firstLine="0" w:firstLineChars="0"/>
+              <w:rPr>
+                <w:rFonts w:ascii="Helvetica" w:hAnsi="Helvetica" w:eastAsia="Helvetica" w:cs="Helvetica"/>
+                <w:i w:val="false"/>
+                <w:b w:val="false"/>
+                <w:u w:val="none"/>
+                <w:sz w:val="22"/>
+                <w:szCs w:val="22"/>
+                <w:color w:val="000000"/>
+              </w:rPr>
+            </w:pPr>
+            <w:r>
+              <w:rPr>
+                <w:rFonts w:ascii="Helvetica" w:hAnsi="Helvetica" w:eastAsia="Helvetica" w:cs="Helvetica"/>
+                <w:i w:val="false"/>
+                <w:b w:val="false"/>
+                <w:u w:val="none"/>
+                <w:sz w:val="22"/>
+                <w:szCs w:val="22"/>
+                <w:color w:val="000000"/>
+              </w:rPr>
+              <w:t xml:space="preserve">0.13, 52.0</w:t>
+            </w:r>
+          </w:p>
+        </w:tc>
+        <w:tc>
+          <w:tcPr>
+            <w:tcBorders>
+              <w:bottom w:val="none" w:sz="0" w:space="0" w:color="000000"/>
+              <w:top w:val="none" w:sz="0" w:space="0" w:color="000000"/>
+              <w:left w:val="none" w:sz="0" w:space="0" w:color="000000"/>
+              <w:right w:val="none" w:sz="0" w:space="0" w:color="000000"/>
+            </w:tcBorders>
+            <w:shd w:val="clear" w:color="auto" w:fill="FFFFFF"/>
+            <w:tcMar>
+              <w:top w:w="0" w:type="dxa"/>
+              <w:bottom w:w="0" w:type="dxa"/>
+              <w:left w:w="0" w:type="dxa"/>
+              <w:right w:w="0" w:type="dxa"/>
+            </w:tcMar>
+            <w:vAlign w:val="top"/>
+          </w:tcPr>
+          <w:p>
+            <w:pPr>
+              <w:pStyle w:val="Normal"/>
+              <w:jc w:val="center"/>
+              <w:pBdr>
+                <w:bottom w:val="none" w:sz="0" w:space="0" w:color="000000"/>
+                <w:top w:val="none" w:sz="0" w:space="0" w:color="000000"/>
+                <w:left w:val="none" w:sz="0" w:space="0" w:color="000000"/>
+                <w:right w:val="none" w:sz="0" w:space="0" w:color="000000"/>
+              </w:pBdr>
+              <w:spacing w:after="100" w:before="100" w:line="240"/>
+              <w:ind w:left="100" w:right="100" w:firstLine="0" w:firstLineChars="0"/>
+              <w:rPr>
+                <w:rFonts w:ascii="Helvetica" w:hAnsi="Helvetica" w:eastAsia="Helvetica" w:cs="Helvetica"/>
+                <w:i w:val="false"/>
+                <w:b w:val="false"/>
+                <w:u w:val="none"/>
+                <w:sz w:val="22"/>
+                <w:szCs w:val="22"/>
+                <w:color w:val="000000"/>
+              </w:rPr>
+            </w:pPr>
+            <w:r>
+              <w:rPr>
+                <w:rFonts w:ascii="Helvetica" w:hAnsi="Helvetica" w:eastAsia="Helvetica" w:cs="Helvetica"/>
+                <w:i w:val="false"/>
+                <w:b w:val="false"/>
+                <w:u w:val="none"/>
+                <w:sz w:val="22"/>
+                <w:szCs w:val="22"/>
+                <w:color w:val="000000"/>
+              </w:rPr>
+              <w:t xml:space="preserve">0.530</w:t>
             </w:r>
           </w:p>
         </w:tc>
@@ -8619,113 +8619,113 @@
                 <w:szCs w:val="22"/>
                 <w:color w:val="000000"/>
               </w:rPr>
-              <w:t xml:space="preserve">3.08</w:t>
-            </w:r>
-          </w:p>
-        </w:tc>
-        <w:tc>
-          <w:tcPr>
-            <w:tcBorders>
-              <w:bottom w:val="none" w:sz="0" w:space="0" w:color="000000"/>
-              <w:top w:val="none" w:sz="0" w:space="0" w:color="000000"/>
-              <w:left w:val="none" w:sz="0" w:space="0" w:color="000000"/>
-              <w:right w:val="none" w:sz="0" w:space="0" w:color="000000"/>
-            </w:tcBorders>
-            <w:shd w:val="clear" w:color="auto" w:fill="FFFFFF"/>
-            <w:tcMar>
-              <w:top w:w="0" w:type="dxa"/>
-              <w:bottom w:w="0" w:type="dxa"/>
-              <w:left w:w="0" w:type="dxa"/>
-              <w:right w:w="0" w:type="dxa"/>
-            </w:tcMar>
-            <w:vAlign w:val="top"/>
-          </w:tcPr>
-          <w:p>
-            <w:pPr>
-              <w:pStyle w:val="Normal"/>
-              <w:jc w:val="center"/>
-              <w:pBdr>
-                <w:bottom w:val="none" w:sz="0" w:space="0" w:color="000000"/>
-                <w:top w:val="none" w:sz="0" w:space="0" w:color="000000"/>
-                <w:left w:val="none" w:sz="0" w:space="0" w:color="000000"/>
-                <w:right w:val="none" w:sz="0" w:space="0" w:color="000000"/>
-              </w:pBdr>
-              <w:spacing w:after="100" w:before="100" w:line="240"/>
-              <w:ind w:left="100" w:right="100" w:firstLine="0" w:firstLineChars="0"/>
-              <w:rPr>
-                <w:rFonts w:ascii="Helvetica" w:hAnsi="Helvetica" w:eastAsia="Helvetica" w:cs="Helvetica"/>
-                <w:i w:val="false"/>
-                <w:b w:val="false"/>
-                <w:u w:val="none"/>
-                <w:sz w:val="22"/>
-                <w:szCs w:val="22"/>
-                <w:color w:val="000000"/>
-              </w:rPr>
-            </w:pPr>
-            <w:r>
-              <w:rPr>
-                <w:rFonts w:ascii="Helvetica" w:hAnsi="Helvetica" w:eastAsia="Helvetica" w:cs="Helvetica"/>
-                <w:i w:val="false"/>
-                <w:b w:val="false"/>
-                <w:u w:val="none"/>
-                <w:sz w:val="22"/>
-                <w:szCs w:val="22"/>
-                <w:color w:val="000000"/>
-              </w:rPr>
-              <w:t xml:space="preserve">0.28, 33.9</w:t>
-            </w:r>
-          </w:p>
-        </w:tc>
-        <w:tc>
-          <w:tcPr>
-            <w:tcBorders>
-              <w:bottom w:val="none" w:sz="0" w:space="0" w:color="000000"/>
-              <w:top w:val="none" w:sz="0" w:space="0" w:color="000000"/>
-              <w:left w:val="none" w:sz="0" w:space="0" w:color="000000"/>
-              <w:right w:val="none" w:sz="0" w:space="0" w:color="000000"/>
-            </w:tcBorders>
-            <w:shd w:val="clear" w:color="auto" w:fill="FFFFFF"/>
-            <w:tcMar>
-              <w:top w:w="0" w:type="dxa"/>
-              <w:bottom w:w="0" w:type="dxa"/>
-              <w:left w:w="0" w:type="dxa"/>
-              <w:right w:w="0" w:type="dxa"/>
-            </w:tcMar>
-            <w:vAlign w:val="top"/>
-          </w:tcPr>
-          <w:p>
-            <w:pPr>
-              <w:pStyle w:val="Normal"/>
-              <w:jc w:val="center"/>
-              <w:pBdr>
-                <w:bottom w:val="none" w:sz="0" w:space="0" w:color="000000"/>
-                <w:top w:val="none" w:sz="0" w:space="0" w:color="000000"/>
-                <w:left w:val="none" w:sz="0" w:space="0" w:color="000000"/>
-                <w:right w:val="none" w:sz="0" w:space="0" w:color="000000"/>
-              </w:pBdr>
-              <w:spacing w:after="100" w:before="100" w:line="240"/>
-              <w:ind w:left="100" w:right="100" w:firstLine="0" w:firstLineChars="0"/>
-              <w:rPr>
-                <w:rFonts w:ascii="Helvetica" w:hAnsi="Helvetica" w:eastAsia="Helvetica" w:cs="Helvetica"/>
-                <w:i w:val="false"/>
-                <w:b w:val="false"/>
-                <w:u w:val="none"/>
-                <w:sz w:val="22"/>
-                <w:szCs w:val="22"/>
-                <w:color w:val="000000"/>
-              </w:rPr>
-            </w:pPr>
-            <w:r>
-              <w:rPr>
-                <w:rFonts w:ascii="Helvetica" w:hAnsi="Helvetica" w:eastAsia="Helvetica" w:cs="Helvetica"/>
-                <w:i w:val="false"/>
-                <w:b w:val="false"/>
-                <w:u w:val="none"/>
-                <w:sz w:val="22"/>
-                <w:szCs w:val="22"/>
-                <w:color w:val="000000"/>
-              </w:rPr>
-              <w:t xml:space="preserve">0.360</w:t>
+              <w:t xml:space="preserve">2.93</w:t>
+            </w:r>
+          </w:p>
+        </w:tc>
+        <w:tc>
+          <w:tcPr>
+            <w:tcBorders>
+              <w:bottom w:val="none" w:sz="0" w:space="0" w:color="000000"/>
+              <w:top w:val="none" w:sz="0" w:space="0" w:color="000000"/>
+              <w:left w:val="none" w:sz="0" w:space="0" w:color="000000"/>
+              <w:right w:val="none" w:sz="0" w:space="0" w:color="000000"/>
+            </w:tcBorders>
+            <w:shd w:val="clear" w:color="auto" w:fill="FFFFFF"/>
+            <w:tcMar>
+              <w:top w:w="0" w:type="dxa"/>
+              <w:bottom w:w="0" w:type="dxa"/>
+              <w:left w:w="0" w:type="dxa"/>
+              <w:right w:w="0" w:type="dxa"/>
+            </w:tcMar>
+            <w:vAlign w:val="top"/>
+          </w:tcPr>
+          <w:p>
+            <w:pPr>
+              <w:pStyle w:val="Normal"/>
+              <w:jc w:val="center"/>
+              <w:pBdr>
+                <w:bottom w:val="none" w:sz="0" w:space="0" w:color="000000"/>
+                <w:top w:val="none" w:sz="0" w:space="0" w:color="000000"/>
+                <w:left w:val="none" w:sz="0" w:space="0" w:color="000000"/>
+                <w:right w:val="none" w:sz="0" w:space="0" w:color="000000"/>
+              </w:pBdr>
+              <w:spacing w:after="100" w:before="100" w:line="240"/>
+              <w:ind w:left="100" w:right="100" w:firstLine="0" w:firstLineChars="0"/>
+              <w:rPr>
+                <w:rFonts w:ascii="Helvetica" w:hAnsi="Helvetica" w:eastAsia="Helvetica" w:cs="Helvetica"/>
+                <w:i w:val="false"/>
+                <w:b w:val="false"/>
+                <w:u w:val="none"/>
+                <w:sz w:val="22"/>
+                <w:szCs w:val="22"/>
+                <w:color w:val="000000"/>
+              </w:rPr>
+            </w:pPr>
+            <w:r>
+              <w:rPr>
+                <w:rFonts w:ascii="Helvetica" w:hAnsi="Helvetica" w:eastAsia="Helvetica" w:cs="Helvetica"/>
+                <w:i w:val="false"/>
+                <w:b w:val="false"/>
+                <w:u w:val="none"/>
+                <w:sz w:val="22"/>
+                <w:szCs w:val="22"/>
+                <w:color w:val="000000"/>
+              </w:rPr>
+              <w:t xml:space="preserve">0.27, 32.3</w:t>
+            </w:r>
+          </w:p>
+        </w:tc>
+        <w:tc>
+          <w:tcPr>
+            <w:tcBorders>
+              <w:bottom w:val="none" w:sz="0" w:space="0" w:color="000000"/>
+              <w:top w:val="none" w:sz="0" w:space="0" w:color="000000"/>
+              <w:left w:val="none" w:sz="0" w:space="0" w:color="000000"/>
+              <w:right w:val="none" w:sz="0" w:space="0" w:color="000000"/>
+            </w:tcBorders>
+            <w:shd w:val="clear" w:color="auto" w:fill="FFFFFF"/>
+            <w:tcMar>
+              <w:top w:w="0" w:type="dxa"/>
+              <w:bottom w:w="0" w:type="dxa"/>
+              <w:left w:w="0" w:type="dxa"/>
+              <w:right w:w="0" w:type="dxa"/>
+            </w:tcMar>
+            <w:vAlign w:val="top"/>
+          </w:tcPr>
+          <w:p>
+            <w:pPr>
+              <w:pStyle w:val="Normal"/>
+              <w:jc w:val="center"/>
+              <w:pBdr>
+                <w:bottom w:val="none" w:sz="0" w:space="0" w:color="000000"/>
+                <w:top w:val="none" w:sz="0" w:space="0" w:color="000000"/>
+                <w:left w:val="none" w:sz="0" w:space="0" w:color="000000"/>
+                <w:right w:val="none" w:sz="0" w:space="0" w:color="000000"/>
+              </w:pBdr>
+              <w:spacing w:after="100" w:before="100" w:line="240"/>
+              <w:ind w:left="100" w:right="100" w:firstLine="0" w:firstLineChars="0"/>
+              <w:rPr>
+                <w:rFonts w:ascii="Helvetica" w:hAnsi="Helvetica" w:eastAsia="Helvetica" w:cs="Helvetica"/>
+                <w:i w:val="false"/>
+                <w:b w:val="false"/>
+                <w:u w:val="none"/>
+                <w:sz w:val="22"/>
+                <w:szCs w:val="22"/>
+                <w:color w:val="000000"/>
+              </w:rPr>
+            </w:pPr>
+            <w:r>
+              <w:rPr>
+                <w:rFonts w:ascii="Helvetica" w:hAnsi="Helvetica" w:eastAsia="Helvetica" w:cs="Helvetica"/>
+                <w:i w:val="false"/>
+                <w:b w:val="false"/>
+                <w:u w:val="none"/>
+                <w:sz w:val="22"/>
+                <w:szCs w:val="22"/>
+                <w:color w:val="000000"/>
+              </w:rPr>
+              <w:t xml:space="preserve">0.380</w:t>
             </w:r>
           </w:p>
         </w:tc>
@@ -8831,113 +8831,113 @@
                 <w:szCs w:val="22"/>
                 <w:color w:val="000000"/>
               </w:rPr>
-              <w:t xml:space="preserve">19.3</w:t>
-            </w:r>
-          </w:p>
-        </w:tc>
-        <w:tc>
-          <w:tcPr>
-            <w:tcBorders>
-              <w:bottom w:val="none" w:sz="0" w:space="0" w:color="000000"/>
-              <w:top w:val="none" w:sz="0" w:space="0" w:color="000000"/>
-              <w:left w:val="none" w:sz="0" w:space="0" w:color="000000"/>
-              <w:right w:val="none" w:sz="0" w:space="0" w:color="000000"/>
-            </w:tcBorders>
-            <w:shd w:val="clear" w:color="auto" w:fill="FFFFFF"/>
-            <w:tcMar>
-              <w:top w:w="0" w:type="dxa"/>
-              <w:bottom w:w="0" w:type="dxa"/>
-              <w:left w:w="0" w:type="dxa"/>
-              <w:right w:w="0" w:type="dxa"/>
-            </w:tcMar>
-            <w:vAlign w:val="top"/>
-          </w:tcPr>
-          <w:p>
-            <w:pPr>
-              <w:pStyle w:val="Normal"/>
-              <w:jc w:val="center"/>
-              <w:pBdr>
-                <w:bottom w:val="none" w:sz="0" w:space="0" w:color="000000"/>
-                <w:top w:val="none" w:sz="0" w:space="0" w:color="000000"/>
-                <w:left w:val="none" w:sz="0" w:space="0" w:color="000000"/>
-                <w:right w:val="none" w:sz="0" w:space="0" w:color="000000"/>
-              </w:pBdr>
-              <w:spacing w:after="100" w:before="100" w:line="240"/>
-              <w:ind w:left="100" w:right="100" w:firstLine="0" w:firstLineChars="0"/>
-              <w:rPr>
-                <w:rFonts w:ascii="Helvetica" w:hAnsi="Helvetica" w:eastAsia="Helvetica" w:cs="Helvetica"/>
-                <w:i w:val="false"/>
-                <w:b w:val="false"/>
-                <w:u w:val="none"/>
-                <w:sz w:val="22"/>
-                <w:szCs w:val="22"/>
-                <w:color w:val="000000"/>
-              </w:rPr>
-            </w:pPr>
-            <w:r>
-              <w:rPr>
-                <w:rFonts w:ascii="Helvetica" w:hAnsi="Helvetica" w:eastAsia="Helvetica" w:cs="Helvetica"/>
-                <w:i w:val="false"/>
-                <w:b w:val="false"/>
-                <w:u w:val="none"/>
-                <w:sz w:val="22"/>
-                <w:szCs w:val="22"/>
-                <w:color w:val="000000"/>
-              </w:rPr>
-              <w:t xml:space="preserve">1.12, 334</w:t>
-            </w:r>
-          </w:p>
-        </w:tc>
-        <w:tc>
-          <w:tcPr>
-            <w:tcBorders>
-              <w:bottom w:val="none" w:sz="0" w:space="0" w:color="000000"/>
-              <w:top w:val="none" w:sz="0" w:space="0" w:color="000000"/>
-              <w:left w:val="none" w:sz="0" w:space="0" w:color="000000"/>
-              <w:right w:val="none" w:sz="0" w:space="0" w:color="000000"/>
-            </w:tcBorders>
-            <w:shd w:val="clear" w:color="auto" w:fill="FFFFFF"/>
-            <w:tcMar>
-              <w:top w:w="0" w:type="dxa"/>
-              <w:bottom w:w="0" w:type="dxa"/>
-              <w:left w:w="0" w:type="dxa"/>
-              <w:right w:w="0" w:type="dxa"/>
-            </w:tcMar>
-            <w:vAlign w:val="top"/>
-          </w:tcPr>
-          <w:p>
-            <w:pPr>
-              <w:pStyle w:val="Normal"/>
-              <w:jc w:val="center"/>
-              <w:pBdr>
-                <w:bottom w:val="none" w:sz="0" w:space="0" w:color="000000"/>
-                <w:top w:val="none" w:sz="0" w:space="0" w:color="000000"/>
-                <w:left w:val="none" w:sz="0" w:space="0" w:color="000000"/>
-                <w:right w:val="none" w:sz="0" w:space="0" w:color="000000"/>
-              </w:pBdr>
-              <w:spacing w:after="100" w:before="100" w:line="240"/>
-              <w:ind w:left="100" w:right="100" w:firstLine="0" w:firstLineChars="0"/>
-              <w:rPr>
-                <w:rFonts w:ascii="Helvetica" w:hAnsi="Helvetica" w:eastAsia="Helvetica" w:cs="Helvetica"/>
-                <w:i w:val="false"/>
-                <w:b w:val="false"/>
-                <w:u w:val="none"/>
-                <w:sz w:val="22"/>
-                <w:szCs w:val="22"/>
-                <w:color w:val="000000"/>
-              </w:rPr>
-            </w:pPr>
-            <w:r>
-              <w:rPr>
-                <w:rFonts w:ascii="Helvetica" w:hAnsi="Helvetica" w:eastAsia="Helvetica" w:cs="Helvetica"/>
-                <w:i w:val="false"/>
-                <w:b w:val="false"/>
-                <w:u w:val="none"/>
-                <w:sz w:val="22"/>
-                <w:szCs w:val="22"/>
-                <w:color w:val="000000"/>
-              </w:rPr>
-              <w:t xml:space="preserve">0.042</w:t>
+              <w:t xml:space="preserve">12.9</w:t>
+            </w:r>
+          </w:p>
+        </w:tc>
+        <w:tc>
+          <w:tcPr>
+            <w:tcBorders>
+              <w:bottom w:val="none" w:sz="0" w:space="0" w:color="000000"/>
+              <w:top w:val="none" w:sz="0" w:space="0" w:color="000000"/>
+              <w:left w:val="none" w:sz="0" w:space="0" w:color="000000"/>
+              <w:right w:val="none" w:sz="0" w:space="0" w:color="000000"/>
+            </w:tcBorders>
+            <w:shd w:val="clear" w:color="auto" w:fill="FFFFFF"/>
+            <w:tcMar>
+              <w:top w:w="0" w:type="dxa"/>
+              <w:bottom w:w="0" w:type="dxa"/>
+              <w:left w:w="0" w:type="dxa"/>
+              <w:right w:w="0" w:type="dxa"/>
+            </w:tcMar>
+            <w:vAlign w:val="top"/>
+          </w:tcPr>
+          <w:p>
+            <w:pPr>
+              <w:pStyle w:val="Normal"/>
+              <w:jc w:val="center"/>
+              <w:pBdr>
+                <w:bottom w:val="none" w:sz="0" w:space="0" w:color="000000"/>
+                <w:top w:val="none" w:sz="0" w:space="0" w:color="000000"/>
+                <w:left w:val="none" w:sz="0" w:space="0" w:color="000000"/>
+                <w:right w:val="none" w:sz="0" w:space="0" w:color="000000"/>
+              </w:pBdr>
+              <w:spacing w:after="100" w:before="100" w:line="240"/>
+              <w:ind w:left="100" w:right="100" w:firstLine="0" w:firstLineChars="0"/>
+              <w:rPr>
+                <w:rFonts w:ascii="Helvetica" w:hAnsi="Helvetica" w:eastAsia="Helvetica" w:cs="Helvetica"/>
+                <w:i w:val="false"/>
+                <w:b w:val="false"/>
+                <w:u w:val="none"/>
+                <w:sz w:val="22"/>
+                <w:szCs w:val="22"/>
+                <w:color w:val="000000"/>
+              </w:rPr>
+            </w:pPr>
+            <w:r>
+              <w:rPr>
+                <w:rFonts w:ascii="Helvetica" w:hAnsi="Helvetica" w:eastAsia="Helvetica" w:cs="Helvetica"/>
+                <w:i w:val="false"/>
+                <w:b w:val="false"/>
+                <w:u w:val="none"/>
+                <w:sz w:val="22"/>
+                <w:szCs w:val="22"/>
+                <w:color w:val="000000"/>
+              </w:rPr>
+              <w:t xml:space="preserve">0.81, 206</w:t>
+            </w:r>
+          </w:p>
+        </w:tc>
+        <w:tc>
+          <w:tcPr>
+            <w:tcBorders>
+              <w:bottom w:val="none" w:sz="0" w:space="0" w:color="000000"/>
+              <w:top w:val="none" w:sz="0" w:space="0" w:color="000000"/>
+              <w:left w:val="none" w:sz="0" w:space="0" w:color="000000"/>
+              <w:right w:val="none" w:sz="0" w:space="0" w:color="000000"/>
+            </w:tcBorders>
+            <w:shd w:val="clear" w:color="auto" w:fill="FFFFFF"/>
+            <w:tcMar>
+              <w:top w:w="0" w:type="dxa"/>
+              <w:bottom w:w="0" w:type="dxa"/>
+              <w:left w:w="0" w:type="dxa"/>
+              <w:right w:w="0" w:type="dxa"/>
+            </w:tcMar>
+            <w:vAlign w:val="top"/>
+          </w:tcPr>
+          <w:p>
+            <w:pPr>
+              <w:pStyle w:val="Normal"/>
+              <w:jc w:val="center"/>
+              <w:pBdr>
+                <w:bottom w:val="none" w:sz="0" w:space="0" w:color="000000"/>
+                <w:top w:val="none" w:sz="0" w:space="0" w:color="000000"/>
+                <w:left w:val="none" w:sz="0" w:space="0" w:color="000000"/>
+                <w:right w:val="none" w:sz="0" w:space="0" w:color="000000"/>
+              </w:pBdr>
+              <w:spacing w:after="100" w:before="100" w:line="240"/>
+              <w:ind w:left="100" w:right="100" w:firstLine="0" w:firstLineChars="0"/>
+              <w:rPr>
+                <w:rFonts w:ascii="Helvetica" w:hAnsi="Helvetica" w:eastAsia="Helvetica" w:cs="Helvetica"/>
+                <w:i w:val="false"/>
+                <w:b w:val="false"/>
+                <w:u w:val="none"/>
+                <w:sz w:val="22"/>
+                <w:szCs w:val="22"/>
+                <w:color w:val="000000"/>
+              </w:rPr>
+            </w:pPr>
+            <w:r>
+              <w:rPr>
+                <w:rFonts w:ascii="Helvetica" w:hAnsi="Helvetica" w:eastAsia="Helvetica" w:cs="Helvetica"/>
+                <w:i w:val="false"/>
+                <w:b w:val="false"/>
+                <w:u w:val="none"/>
+                <w:sz w:val="22"/>
+                <w:szCs w:val="22"/>
+                <w:color w:val="000000"/>
+              </w:rPr>
+              <w:t xml:space="preserve">0.071</w:t>
             </w:r>
           </w:p>
         </w:tc>
@@ -9049,7 +9049,7 @@
                 <w:szCs w:val="22"/>
                 <w:color w:val="000000"/>
               </w:rPr>
-              <w:t xml:space="preserve">190</w:t>
+              <w:t xml:space="preserve">189</w:t>
             </w:r>
           </w:p>
         </w:tc>
@@ -9261,7 +9261,7 @@
                 <w:szCs w:val="22"/>
                 <w:color w:val="000000"/>
               </w:rPr>
-              <w:t xml:space="preserve">190</w:t>
+              <w:t xml:space="preserve">189</w:t>
             </w:r>
           </w:p>
         </w:tc>
@@ -10068,113 +10068,113 @@
                 <w:szCs w:val="22"/>
                 <w:color w:val="000000"/>
               </w:rPr>
-              <w:t xml:space="preserve">0.61</w:t>
-            </w:r>
-          </w:p>
-        </w:tc>
-        <w:tc>
-          <w:tcPr>
-            <w:tcBorders>
-              <w:bottom w:val="none" w:sz="0" w:space="0" w:color="000000"/>
-              <w:top w:val="none" w:sz="0" w:space="0" w:color="000000"/>
-              <w:left w:val="none" w:sz="0" w:space="0" w:color="000000"/>
-              <w:right w:val="none" w:sz="0" w:space="0" w:color="000000"/>
-            </w:tcBorders>
-            <w:shd w:val="clear" w:color="auto" w:fill="FFFFFF"/>
-            <w:tcMar>
-              <w:top w:w="0" w:type="dxa"/>
-              <w:bottom w:w="0" w:type="dxa"/>
-              <w:left w:w="0" w:type="dxa"/>
-              <w:right w:w="0" w:type="dxa"/>
-            </w:tcMar>
-            <w:vAlign w:val="top"/>
-          </w:tcPr>
-          <w:p>
-            <w:pPr>
-              <w:pStyle w:val="Normal"/>
-              <w:jc w:val="center"/>
-              <w:pBdr>
-                <w:bottom w:val="none" w:sz="0" w:space="0" w:color="000000"/>
-                <w:top w:val="none" w:sz="0" w:space="0" w:color="000000"/>
-                <w:left w:val="none" w:sz="0" w:space="0" w:color="000000"/>
-                <w:right w:val="none" w:sz="0" w:space="0" w:color="000000"/>
-              </w:pBdr>
-              <w:spacing w:after="100" w:before="100" w:line="240"/>
-              <w:ind w:left="100" w:right="100" w:firstLine="0" w:firstLineChars="0"/>
-              <w:rPr>
-                <w:rFonts w:ascii="Helvetica" w:hAnsi="Helvetica" w:eastAsia="Helvetica" w:cs="Helvetica"/>
-                <w:i w:val="false"/>
-                <w:b w:val="false"/>
-                <w:u w:val="none"/>
-                <w:sz w:val="22"/>
-                <w:szCs w:val="22"/>
-                <w:color w:val="000000"/>
-              </w:rPr>
-            </w:pPr>
-            <w:r>
-              <w:rPr>
-                <w:rFonts w:ascii="Helvetica" w:hAnsi="Helvetica" w:eastAsia="Helvetica" w:cs="Helvetica"/>
-                <w:i w:val="false"/>
-                <w:b w:val="false"/>
-                <w:u w:val="none"/>
-                <w:sz w:val="22"/>
-                <w:szCs w:val="22"/>
-                <w:color w:val="000000"/>
-              </w:rPr>
-              <w:t xml:space="preserve">0.25, 1.49</w:t>
-            </w:r>
-          </w:p>
-        </w:tc>
-        <w:tc>
-          <w:tcPr>
-            <w:tcBorders>
-              <w:bottom w:val="none" w:sz="0" w:space="0" w:color="000000"/>
-              <w:top w:val="none" w:sz="0" w:space="0" w:color="000000"/>
-              <w:left w:val="none" w:sz="0" w:space="0" w:color="000000"/>
-              <w:right w:val="none" w:sz="0" w:space="0" w:color="000000"/>
-            </w:tcBorders>
-            <w:shd w:val="clear" w:color="auto" w:fill="FFFFFF"/>
-            <w:tcMar>
-              <w:top w:w="0" w:type="dxa"/>
-              <w:bottom w:w="0" w:type="dxa"/>
-              <w:left w:w="0" w:type="dxa"/>
-              <w:right w:w="0" w:type="dxa"/>
-            </w:tcMar>
-            <w:vAlign w:val="top"/>
-          </w:tcPr>
-          <w:p>
-            <w:pPr>
-              <w:pStyle w:val="Normal"/>
-              <w:jc w:val="center"/>
-              <w:pBdr>
-                <w:bottom w:val="none" w:sz="0" w:space="0" w:color="000000"/>
-                <w:top w:val="none" w:sz="0" w:space="0" w:color="000000"/>
-                <w:left w:val="none" w:sz="0" w:space="0" w:color="000000"/>
-                <w:right w:val="none" w:sz="0" w:space="0" w:color="000000"/>
-              </w:pBdr>
-              <w:spacing w:after="100" w:before="100" w:line="240"/>
-              <w:ind w:left="100" w:right="100" w:firstLine="0" w:firstLineChars="0"/>
-              <w:rPr>
-                <w:rFonts w:ascii="Helvetica" w:hAnsi="Helvetica" w:eastAsia="Helvetica" w:cs="Helvetica"/>
-                <w:i w:val="false"/>
-                <w:b w:val="false"/>
-                <w:u w:val="none"/>
-                <w:sz w:val="22"/>
-                <w:szCs w:val="22"/>
-                <w:color w:val="000000"/>
-              </w:rPr>
-            </w:pPr>
-            <w:r>
-              <w:rPr>
-                <w:rFonts w:ascii="Helvetica" w:hAnsi="Helvetica" w:eastAsia="Helvetica" w:cs="Helvetica"/>
-                <w:i w:val="false"/>
-                <w:b w:val="false"/>
-                <w:u w:val="none"/>
-                <w:sz w:val="22"/>
-                <w:szCs w:val="22"/>
-                <w:color w:val="000000"/>
-              </w:rPr>
-              <w:t xml:space="preserve">0.280</w:t>
+              <w:t xml:space="preserve">0.60</w:t>
+            </w:r>
+          </w:p>
+        </w:tc>
+        <w:tc>
+          <w:tcPr>
+            <w:tcBorders>
+              <w:bottom w:val="none" w:sz="0" w:space="0" w:color="000000"/>
+              <w:top w:val="none" w:sz="0" w:space="0" w:color="000000"/>
+              <w:left w:val="none" w:sz="0" w:space="0" w:color="000000"/>
+              <w:right w:val="none" w:sz="0" w:space="0" w:color="000000"/>
+            </w:tcBorders>
+            <w:shd w:val="clear" w:color="auto" w:fill="FFFFFF"/>
+            <w:tcMar>
+              <w:top w:w="0" w:type="dxa"/>
+              <w:bottom w:w="0" w:type="dxa"/>
+              <w:left w:w="0" w:type="dxa"/>
+              <w:right w:w="0" w:type="dxa"/>
+            </w:tcMar>
+            <w:vAlign w:val="top"/>
+          </w:tcPr>
+          <w:p>
+            <w:pPr>
+              <w:pStyle w:val="Normal"/>
+              <w:jc w:val="center"/>
+              <w:pBdr>
+                <w:bottom w:val="none" w:sz="0" w:space="0" w:color="000000"/>
+                <w:top w:val="none" w:sz="0" w:space="0" w:color="000000"/>
+                <w:left w:val="none" w:sz="0" w:space="0" w:color="000000"/>
+                <w:right w:val="none" w:sz="0" w:space="0" w:color="000000"/>
+              </w:pBdr>
+              <w:spacing w:after="100" w:before="100" w:line="240"/>
+              <w:ind w:left="100" w:right="100" w:firstLine="0" w:firstLineChars="0"/>
+              <w:rPr>
+                <w:rFonts w:ascii="Helvetica" w:hAnsi="Helvetica" w:eastAsia="Helvetica" w:cs="Helvetica"/>
+                <w:i w:val="false"/>
+                <w:b w:val="false"/>
+                <w:u w:val="none"/>
+                <w:sz w:val="22"/>
+                <w:szCs w:val="22"/>
+                <w:color w:val="000000"/>
+              </w:rPr>
+            </w:pPr>
+            <w:r>
+              <w:rPr>
+                <w:rFonts w:ascii="Helvetica" w:hAnsi="Helvetica" w:eastAsia="Helvetica" w:cs="Helvetica"/>
+                <w:i w:val="false"/>
+                <w:b w:val="false"/>
+                <w:u w:val="none"/>
+                <w:sz w:val="22"/>
+                <w:szCs w:val="22"/>
+                <w:color w:val="000000"/>
+              </w:rPr>
+              <w:t xml:space="preserve">0.25, 1.46</w:t>
+            </w:r>
+          </w:p>
+        </w:tc>
+        <w:tc>
+          <w:tcPr>
+            <w:tcBorders>
+              <w:bottom w:val="none" w:sz="0" w:space="0" w:color="000000"/>
+              <w:top w:val="none" w:sz="0" w:space="0" w:color="000000"/>
+              <w:left w:val="none" w:sz="0" w:space="0" w:color="000000"/>
+              <w:right w:val="none" w:sz="0" w:space="0" w:color="000000"/>
+            </w:tcBorders>
+            <w:shd w:val="clear" w:color="auto" w:fill="FFFFFF"/>
+            <w:tcMar>
+              <w:top w:w="0" w:type="dxa"/>
+              <w:bottom w:w="0" w:type="dxa"/>
+              <w:left w:w="0" w:type="dxa"/>
+              <w:right w:w="0" w:type="dxa"/>
+            </w:tcMar>
+            <w:vAlign w:val="top"/>
+          </w:tcPr>
+          <w:p>
+            <w:pPr>
+              <w:pStyle w:val="Normal"/>
+              <w:jc w:val="center"/>
+              <w:pBdr>
+                <w:bottom w:val="none" w:sz="0" w:space="0" w:color="000000"/>
+                <w:top w:val="none" w:sz="0" w:space="0" w:color="000000"/>
+                <w:left w:val="none" w:sz="0" w:space="0" w:color="000000"/>
+                <w:right w:val="none" w:sz="0" w:space="0" w:color="000000"/>
+              </w:pBdr>
+              <w:spacing w:after="100" w:before="100" w:line="240"/>
+              <w:ind w:left="100" w:right="100" w:firstLine="0" w:firstLineChars="0"/>
+              <w:rPr>
+                <w:rFonts w:ascii="Helvetica" w:hAnsi="Helvetica" w:eastAsia="Helvetica" w:cs="Helvetica"/>
+                <w:i w:val="false"/>
+                <w:b w:val="false"/>
+                <w:u w:val="none"/>
+                <w:sz w:val="22"/>
+                <w:szCs w:val="22"/>
+                <w:color w:val="000000"/>
+              </w:rPr>
+            </w:pPr>
+            <w:r>
+              <w:rPr>
+                <w:rFonts w:ascii="Helvetica" w:hAnsi="Helvetica" w:eastAsia="Helvetica" w:cs="Helvetica"/>
+                <w:i w:val="false"/>
+                <w:b w:val="false"/>
+                <w:u w:val="none"/>
+                <w:sz w:val="22"/>
+                <w:szCs w:val="22"/>
+                <w:color w:val="000000"/>
+              </w:rPr>
+              <w:t xml:space="preserve">0.260</w:t>
             </w:r>
           </w:p>
         </w:tc>
@@ -10280,113 +10280,113 @@
                 <w:szCs w:val="22"/>
                 <w:color w:val="000000"/>
               </w:rPr>
-              <w:t xml:space="preserve">0.20</w:t>
-            </w:r>
-          </w:p>
-        </w:tc>
-        <w:tc>
-          <w:tcPr>
-            <w:tcBorders>
-              <w:bottom w:val="none" w:sz="0" w:space="0" w:color="000000"/>
-              <w:top w:val="none" w:sz="0" w:space="0" w:color="000000"/>
-              <w:left w:val="none" w:sz="0" w:space="0" w:color="000000"/>
-              <w:right w:val="none" w:sz="0" w:space="0" w:color="000000"/>
-            </w:tcBorders>
-            <w:shd w:val="clear" w:color="auto" w:fill="FFFFFF"/>
-            <w:tcMar>
-              <w:top w:w="0" w:type="dxa"/>
-              <w:bottom w:w="0" w:type="dxa"/>
-              <w:left w:w="0" w:type="dxa"/>
-              <w:right w:w="0" w:type="dxa"/>
-            </w:tcMar>
-            <w:vAlign w:val="top"/>
-          </w:tcPr>
-          <w:p>
-            <w:pPr>
-              <w:pStyle w:val="Normal"/>
-              <w:jc w:val="center"/>
-              <w:pBdr>
-                <w:bottom w:val="none" w:sz="0" w:space="0" w:color="000000"/>
-                <w:top w:val="none" w:sz="0" w:space="0" w:color="000000"/>
-                <w:left w:val="none" w:sz="0" w:space="0" w:color="000000"/>
-                <w:right w:val="none" w:sz="0" w:space="0" w:color="000000"/>
-              </w:pBdr>
-              <w:spacing w:after="100" w:before="100" w:line="240"/>
-              <w:ind w:left="100" w:right="100" w:firstLine="0" w:firstLineChars="0"/>
-              <w:rPr>
-                <w:rFonts w:ascii="Helvetica" w:hAnsi="Helvetica" w:eastAsia="Helvetica" w:cs="Helvetica"/>
-                <w:i w:val="false"/>
-                <w:b w:val="false"/>
-                <w:u w:val="none"/>
-                <w:sz w:val="22"/>
-                <w:szCs w:val="22"/>
-                <w:color w:val="000000"/>
-              </w:rPr>
-            </w:pPr>
-            <w:r>
-              <w:rPr>
-                <w:rFonts w:ascii="Helvetica" w:hAnsi="Helvetica" w:eastAsia="Helvetica" w:cs="Helvetica"/>
-                <w:i w:val="false"/>
-                <w:b w:val="false"/>
-                <w:u w:val="none"/>
-                <w:sz w:val="22"/>
-                <w:szCs w:val="22"/>
-                <w:color w:val="000000"/>
-              </w:rPr>
-              <w:t xml:space="preserve">0.02, 2.55</w:t>
-            </w:r>
-          </w:p>
-        </w:tc>
-        <w:tc>
-          <w:tcPr>
-            <w:tcBorders>
-              <w:bottom w:val="none" w:sz="0" w:space="0" w:color="000000"/>
-              <w:top w:val="none" w:sz="0" w:space="0" w:color="000000"/>
-              <w:left w:val="none" w:sz="0" w:space="0" w:color="000000"/>
-              <w:right w:val="none" w:sz="0" w:space="0" w:color="000000"/>
-            </w:tcBorders>
-            <w:shd w:val="clear" w:color="auto" w:fill="FFFFFF"/>
-            <w:tcMar>
-              <w:top w:w="0" w:type="dxa"/>
-              <w:bottom w:w="0" w:type="dxa"/>
-              <w:left w:w="0" w:type="dxa"/>
-              <w:right w:w="0" w:type="dxa"/>
-            </w:tcMar>
-            <w:vAlign w:val="top"/>
-          </w:tcPr>
-          <w:p>
-            <w:pPr>
-              <w:pStyle w:val="Normal"/>
-              <w:jc w:val="center"/>
-              <w:pBdr>
-                <w:bottom w:val="none" w:sz="0" w:space="0" w:color="000000"/>
-                <w:top w:val="none" w:sz="0" w:space="0" w:color="000000"/>
-                <w:left w:val="none" w:sz="0" w:space="0" w:color="000000"/>
-                <w:right w:val="none" w:sz="0" w:space="0" w:color="000000"/>
-              </w:pBdr>
-              <w:spacing w:after="100" w:before="100" w:line="240"/>
-              <w:ind w:left="100" w:right="100" w:firstLine="0" w:firstLineChars="0"/>
-              <w:rPr>
-                <w:rFonts w:ascii="Helvetica" w:hAnsi="Helvetica" w:eastAsia="Helvetica" w:cs="Helvetica"/>
-                <w:i w:val="false"/>
-                <w:b w:val="false"/>
-                <w:u w:val="none"/>
-                <w:sz w:val="22"/>
-                <w:szCs w:val="22"/>
-                <w:color w:val="000000"/>
-              </w:rPr>
-            </w:pPr>
-            <w:r>
-              <w:rPr>
-                <w:rFonts w:ascii="Helvetica" w:hAnsi="Helvetica" w:eastAsia="Helvetica" w:cs="Helvetica"/>
-                <w:i w:val="false"/>
-                <w:b w:val="false"/>
-                <w:u w:val="none"/>
-                <w:sz w:val="22"/>
-                <w:szCs w:val="22"/>
-                <w:color w:val="000000"/>
-              </w:rPr>
-              <w:t xml:space="preserve">0.220</w:t>
+              <w:t xml:space="preserve">0.17</w:t>
+            </w:r>
+          </w:p>
+        </w:tc>
+        <w:tc>
+          <w:tcPr>
+            <w:tcBorders>
+              <w:bottom w:val="none" w:sz="0" w:space="0" w:color="000000"/>
+              <w:top w:val="none" w:sz="0" w:space="0" w:color="000000"/>
+              <w:left w:val="none" w:sz="0" w:space="0" w:color="000000"/>
+              <w:right w:val="none" w:sz="0" w:space="0" w:color="000000"/>
+            </w:tcBorders>
+            <w:shd w:val="clear" w:color="auto" w:fill="FFFFFF"/>
+            <w:tcMar>
+              <w:top w:w="0" w:type="dxa"/>
+              <w:bottom w:w="0" w:type="dxa"/>
+              <w:left w:w="0" w:type="dxa"/>
+              <w:right w:w="0" w:type="dxa"/>
+            </w:tcMar>
+            <w:vAlign w:val="top"/>
+          </w:tcPr>
+          <w:p>
+            <w:pPr>
+              <w:pStyle w:val="Normal"/>
+              <w:jc w:val="center"/>
+              <w:pBdr>
+                <w:bottom w:val="none" w:sz="0" w:space="0" w:color="000000"/>
+                <w:top w:val="none" w:sz="0" w:space="0" w:color="000000"/>
+                <w:left w:val="none" w:sz="0" w:space="0" w:color="000000"/>
+                <w:right w:val="none" w:sz="0" w:space="0" w:color="000000"/>
+              </w:pBdr>
+              <w:spacing w:after="100" w:before="100" w:line="240"/>
+              <w:ind w:left="100" w:right="100" w:firstLine="0" w:firstLineChars="0"/>
+              <w:rPr>
+                <w:rFonts w:ascii="Helvetica" w:hAnsi="Helvetica" w:eastAsia="Helvetica" w:cs="Helvetica"/>
+                <w:i w:val="false"/>
+                <w:b w:val="false"/>
+                <w:u w:val="none"/>
+                <w:sz w:val="22"/>
+                <w:szCs w:val="22"/>
+                <w:color w:val="000000"/>
+              </w:rPr>
+            </w:pPr>
+            <w:r>
+              <w:rPr>
+                <w:rFonts w:ascii="Helvetica" w:hAnsi="Helvetica" w:eastAsia="Helvetica" w:cs="Helvetica"/>
+                <w:i w:val="false"/>
+                <w:b w:val="false"/>
+                <w:u w:val="none"/>
+                <w:sz w:val="22"/>
+                <w:szCs w:val="22"/>
+                <w:color w:val="000000"/>
+              </w:rPr>
+              <w:t xml:space="preserve">0.01, 2.05</w:t>
+            </w:r>
+          </w:p>
+        </w:tc>
+        <w:tc>
+          <w:tcPr>
+            <w:tcBorders>
+              <w:bottom w:val="none" w:sz="0" w:space="0" w:color="000000"/>
+              <w:top w:val="none" w:sz="0" w:space="0" w:color="000000"/>
+              <w:left w:val="none" w:sz="0" w:space="0" w:color="000000"/>
+              <w:right w:val="none" w:sz="0" w:space="0" w:color="000000"/>
+            </w:tcBorders>
+            <w:shd w:val="clear" w:color="auto" w:fill="FFFFFF"/>
+            <w:tcMar>
+              <w:top w:w="0" w:type="dxa"/>
+              <w:bottom w:w="0" w:type="dxa"/>
+              <w:left w:w="0" w:type="dxa"/>
+              <w:right w:w="0" w:type="dxa"/>
+            </w:tcMar>
+            <w:vAlign w:val="top"/>
+          </w:tcPr>
+          <w:p>
+            <w:pPr>
+              <w:pStyle w:val="Normal"/>
+              <w:jc w:val="center"/>
+              <w:pBdr>
+                <w:bottom w:val="none" w:sz="0" w:space="0" w:color="000000"/>
+                <w:top w:val="none" w:sz="0" w:space="0" w:color="000000"/>
+                <w:left w:val="none" w:sz="0" w:space="0" w:color="000000"/>
+                <w:right w:val="none" w:sz="0" w:space="0" w:color="000000"/>
+              </w:pBdr>
+              <w:spacing w:after="100" w:before="100" w:line="240"/>
+              <w:ind w:left="100" w:right="100" w:firstLine="0" w:firstLineChars="0"/>
+              <w:rPr>
+                <w:rFonts w:ascii="Helvetica" w:hAnsi="Helvetica" w:eastAsia="Helvetica" w:cs="Helvetica"/>
+                <w:i w:val="false"/>
+                <w:b w:val="false"/>
+                <w:u w:val="none"/>
+                <w:sz w:val="22"/>
+                <w:szCs w:val="22"/>
+                <w:color w:val="000000"/>
+              </w:rPr>
+            </w:pPr>
+            <w:r>
+              <w:rPr>
+                <w:rFonts w:ascii="Helvetica" w:hAnsi="Helvetica" w:eastAsia="Helvetica" w:cs="Helvetica"/>
+                <w:i w:val="false"/>
+                <w:b w:val="false"/>
+                <w:u w:val="none"/>
+                <w:sz w:val="22"/>
+                <w:szCs w:val="22"/>
+                <w:color w:val="000000"/>
+              </w:rPr>
+              <w:t xml:space="preserve">0.160</w:t>
             </w:r>
           </w:p>
         </w:tc>
@@ -10498,378 +10498,378 @@
                 <w:szCs w:val="22"/>
                 <w:color w:val="000000"/>
               </w:rPr>
-              <w:t xml:space="preserve">190</w:t>
-            </w:r>
-          </w:p>
-        </w:tc>
-        <w:tc>
-          <w:tcPr>
-            <w:tcBorders>
-              <w:bottom w:val="none" w:sz="0" w:space="0" w:color="000000"/>
-              <w:top w:val="none" w:sz="0" w:space="0" w:color="000000"/>
-              <w:left w:val="none" w:sz="0" w:space="0" w:color="000000"/>
-              <w:right w:val="none" w:sz="0" w:space="0" w:color="000000"/>
-            </w:tcBorders>
-            <w:shd w:val="clear" w:color="auto" w:fill="FFFFFF"/>
-            <w:tcMar>
-              <w:top w:w="0" w:type="dxa"/>
-              <w:bottom w:w="0" w:type="dxa"/>
-              <w:left w:w="0" w:type="dxa"/>
-              <w:right w:w="0" w:type="dxa"/>
-            </w:tcMar>
-            <w:vAlign w:val="top"/>
-          </w:tcPr>
-          <w:p>
-            <w:pPr>
-              <w:pStyle w:val="Normal"/>
-              <w:jc w:val="center"/>
-              <w:pBdr>
-                <w:bottom w:val="none" w:sz="0" w:space="0" w:color="000000"/>
-                <w:top w:val="none" w:sz="0" w:space="0" w:color="000000"/>
-                <w:left w:val="none" w:sz="0" w:space="0" w:color="000000"/>
-                <w:right w:val="none" w:sz="0" w:space="0" w:color="000000"/>
-              </w:pBdr>
-              <w:spacing w:after="100" w:before="100" w:line="240"/>
-              <w:ind w:left="100" w:right="100" w:firstLine="0" w:firstLineChars="0"/>
-              <w:rPr>
-                <w:rFonts w:ascii="Helvetica" w:hAnsi="Helvetica" w:eastAsia="Helvetica" w:cs="Helvetica"/>
-                <w:i w:val="false"/>
-                <w:b w:val="false"/>
-                <w:u w:val="none"/>
-                <w:sz w:val="22"/>
-                <w:szCs w:val="22"/>
-                <w:color w:val="000000"/>
-              </w:rPr>
-            </w:pPr>
-            <w:r>
-              <w:rPr>
-                <w:rFonts w:ascii="Helvetica" w:hAnsi="Helvetica" w:eastAsia="Helvetica" w:cs="Helvetica"/>
-                <w:i w:val="false"/>
-                <w:b w:val="false"/>
-                <w:u w:val="none"/>
-                <w:sz w:val="22"/>
-                <w:szCs w:val="22"/>
-                <w:color w:val="000000"/>
-              </w:rPr>
-              <w:t xml:space="preserve">0.58</w:t>
-            </w:r>
-          </w:p>
-        </w:tc>
-        <w:tc>
-          <w:tcPr>
-            <w:tcBorders>
-              <w:bottom w:val="none" w:sz="0" w:space="0" w:color="000000"/>
-              <w:top w:val="none" w:sz="0" w:space="0" w:color="000000"/>
-              <w:left w:val="none" w:sz="0" w:space="0" w:color="000000"/>
-              <w:right w:val="none" w:sz="0" w:space="0" w:color="000000"/>
-            </w:tcBorders>
-            <w:shd w:val="clear" w:color="auto" w:fill="FFFFFF"/>
-            <w:tcMar>
-              <w:top w:w="0" w:type="dxa"/>
-              <w:bottom w:w="0" w:type="dxa"/>
-              <w:left w:w="0" w:type="dxa"/>
-              <w:right w:w="0" w:type="dxa"/>
-            </w:tcMar>
-            <w:vAlign w:val="top"/>
-          </w:tcPr>
-          <w:p>
-            <w:pPr>
-              <w:pStyle w:val="Normal"/>
-              <w:jc w:val="center"/>
-              <w:pBdr>
-                <w:bottom w:val="none" w:sz="0" w:space="0" w:color="000000"/>
-                <w:top w:val="none" w:sz="0" w:space="0" w:color="000000"/>
-                <w:left w:val="none" w:sz="0" w:space="0" w:color="000000"/>
-                <w:right w:val="none" w:sz="0" w:space="0" w:color="000000"/>
-              </w:pBdr>
-              <w:spacing w:after="100" w:before="100" w:line="240"/>
-              <w:ind w:left="100" w:right="100" w:firstLine="0" w:firstLineChars="0"/>
-              <w:rPr>
-                <w:rFonts w:ascii="Helvetica" w:hAnsi="Helvetica" w:eastAsia="Helvetica" w:cs="Helvetica"/>
-                <w:i w:val="false"/>
-                <w:b w:val="false"/>
-                <w:u w:val="none"/>
-                <w:sz w:val="22"/>
-                <w:szCs w:val="22"/>
-                <w:color w:val="000000"/>
-              </w:rPr>
-            </w:pPr>
-            <w:r>
-              <w:rPr>
-                <w:rFonts w:ascii="Helvetica" w:hAnsi="Helvetica" w:eastAsia="Helvetica" w:cs="Helvetica"/>
-                <w:i w:val="false"/>
-                <w:b w:val="false"/>
-                <w:u w:val="none"/>
-                <w:sz w:val="22"/>
-                <w:szCs w:val="22"/>
-                <w:color w:val="000000"/>
-              </w:rPr>
-              <w:t xml:space="preserve">0.24, 1.38</w:t>
-            </w:r>
-          </w:p>
-        </w:tc>
-        <w:tc>
-          <w:tcPr>
-            <w:tcBorders>
-              <w:bottom w:val="none" w:sz="0" w:space="0" w:color="000000"/>
-              <w:top w:val="none" w:sz="0" w:space="0" w:color="000000"/>
-              <w:left w:val="none" w:sz="0" w:space="0" w:color="000000"/>
-              <w:right w:val="none" w:sz="0" w:space="0" w:color="000000"/>
-            </w:tcBorders>
-            <w:shd w:val="clear" w:color="auto" w:fill="FFFFFF"/>
-            <w:tcMar>
-              <w:top w:w="0" w:type="dxa"/>
-              <w:bottom w:w="0" w:type="dxa"/>
-              <w:left w:w="0" w:type="dxa"/>
-              <w:right w:w="0" w:type="dxa"/>
-            </w:tcMar>
-            <w:vAlign w:val="top"/>
-          </w:tcPr>
-          <w:p>
-            <w:pPr>
-              <w:pStyle w:val="Normal"/>
-              <w:jc w:val="center"/>
-              <w:pBdr>
-                <w:bottom w:val="none" w:sz="0" w:space="0" w:color="000000"/>
-                <w:top w:val="none" w:sz="0" w:space="0" w:color="000000"/>
-                <w:left w:val="none" w:sz="0" w:space="0" w:color="000000"/>
-                <w:right w:val="none" w:sz="0" w:space="0" w:color="000000"/>
-              </w:pBdr>
-              <w:spacing w:after="100" w:before="100" w:line="240"/>
-              <w:ind w:left="100" w:right="100" w:firstLine="0" w:firstLineChars="0"/>
-              <w:rPr>
-                <w:rFonts w:ascii="Helvetica" w:hAnsi="Helvetica" w:eastAsia="Helvetica" w:cs="Helvetica"/>
-                <w:i w:val="false"/>
-                <w:b w:val="false"/>
-                <w:u w:val="none"/>
-                <w:sz w:val="22"/>
-                <w:szCs w:val="22"/>
-                <w:color w:val="000000"/>
-              </w:rPr>
-            </w:pPr>
-            <w:r>
-              <w:rPr>
-                <w:rFonts w:ascii="Helvetica" w:hAnsi="Helvetica" w:eastAsia="Helvetica" w:cs="Helvetica"/>
-                <w:i w:val="false"/>
-                <w:b w:val="false"/>
-                <w:u w:val="none"/>
-                <w:sz w:val="22"/>
-                <w:szCs w:val="22"/>
-                <w:color w:val="000000"/>
-              </w:rPr>
-              <w:t xml:space="preserve">0.210</w:t>
-            </w:r>
-          </w:p>
-        </w:tc>
-        <w:tc>
-          <w:tcPr>
-            <w:tcBorders>
-              <w:bottom w:val="none" w:sz="0" w:space="0" w:color="000000"/>
-              <w:top w:val="none" w:sz="0" w:space="0" w:color="000000"/>
-              <w:left w:val="none" w:sz="0" w:space="0" w:color="000000"/>
-              <w:right w:val="none" w:sz="0" w:space="0" w:color="000000"/>
-            </w:tcBorders>
-            <w:shd w:val="clear" w:color="auto" w:fill="FFFFFF"/>
-            <w:tcMar>
-              <w:top w:w="0" w:type="dxa"/>
-              <w:bottom w:w="0" w:type="dxa"/>
-              <w:left w:w="0" w:type="dxa"/>
-              <w:right w:w="0" w:type="dxa"/>
-            </w:tcMar>
-            <w:vAlign w:val="top"/>
-          </w:tcPr>
-          <w:p>
-            <w:pPr>
-              <w:pStyle w:val="Normal"/>
-              <w:jc w:val="center"/>
-              <w:pBdr>
-                <w:bottom w:val="none" w:sz="0" w:space="0" w:color="000000"/>
-                <w:top w:val="none" w:sz="0" w:space="0" w:color="000000"/>
-                <w:left w:val="none" w:sz="0" w:space="0" w:color="000000"/>
-                <w:right w:val="none" w:sz="0" w:space="0" w:color="000000"/>
-              </w:pBdr>
-              <w:spacing w:after="100" w:before="100" w:line="240"/>
-              <w:ind w:left="100" w:right="100" w:firstLine="0" w:firstLineChars="0"/>
-              <w:rPr>
-                <w:rFonts w:ascii="Helvetica" w:hAnsi="Helvetica" w:eastAsia="Helvetica" w:cs="Helvetica"/>
-                <w:i w:val="false"/>
-                <w:b w:val="false"/>
-                <w:u w:val="none"/>
-                <w:sz w:val="22"/>
-                <w:szCs w:val="22"/>
-                <w:color w:val="000000"/>
-              </w:rPr>
-            </w:pPr>
-            <w:r>
-              <w:rPr>
-                <w:rFonts w:ascii="Helvetica" w:hAnsi="Helvetica" w:eastAsia="Helvetica" w:cs="Helvetica"/>
-                <w:i w:val="false"/>
-                <w:b w:val="false"/>
-                <w:u w:val="none"/>
-                <w:sz w:val="22"/>
-                <w:szCs w:val="22"/>
-                <w:color w:val="000000"/>
-              </w:rPr>
-              <w:t xml:space="preserve">190</w:t>
-            </w:r>
-          </w:p>
-        </w:tc>
-        <w:tc>
-          <w:tcPr>
-            <w:tcBorders>
-              <w:bottom w:val="none" w:sz="0" w:space="0" w:color="000000"/>
-              <w:top w:val="none" w:sz="0" w:space="0" w:color="000000"/>
-              <w:left w:val="none" w:sz="0" w:space="0" w:color="000000"/>
-              <w:right w:val="none" w:sz="0" w:space="0" w:color="000000"/>
-            </w:tcBorders>
-            <w:shd w:val="clear" w:color="auto" w:fill="FFFFFF"/>
-            <w:tcMar>
-              <w:top w:w="0" w:type="dxa"/>
-              <w:bottom w:w="0" w:type="dxa"/>
-              <w:left w:w="0" w:type="dxa"/>
-              <w:right w:w="0" w:type="dxa"/>
-            </w:tcMar>
-            <w:vAlign w:val="top"/>
-          </w:tcPr>
-          <w:p>
-            <w:pPr>
-              <w:pStyle w:val="Normal"/>
-              <w:jc w:val="center"/>
-              <w:pBdr>
-                <w:bottom w:val="none" w:sz="0" w:space="0" w:color="000000"/>
-                <w:top w:val="none" w:sz="0" w:space="0" w:color="000000"/>
-                <w:left w:val="none" w:sz="0" w:space="0" w:color="000000"/>
-                <w:right w:val="none" w:sz="0" w:space="0" w:color="000000"/>
-              </w:pBdr>
-              <w:spacing w:after="100" w:before="100" w:line="240"/>
-              <w:ind w:left="100" w:right="100" w:firstLine="0" w:firstLineChars="0"/>
-              <w:rPr>
-                <w:rFonts w:ascii="Helvetica" w:hAnsi="Helvetica" w:eastAsia="Helvetica" w:cs="Helvetica"/>
-                <w:i w:val="false"/>
-                <w:b w:val="false"/>
-                <w:u w:val="none"/>
-                <w:sz w:val="22"/>
-                <w:szCs w:val="22"/>
-                <w:color w:val="000000"/>
-              </w:rPr>
-            </w:pPr>
-            <w:r>
-              <w:rPr>
-                <w:rFonts w:ascii="Helvetica" w:hAnsi="Helvetica" w:eastAsia="Helvetica" w:cs="Helvetica"/>
-                <w:i w:val="false"/>
-                <w:b w:val="false"/>
-                <w:u w:val="none"/>
-                <w:sz w:val="22"/>
-                <w:szCs w:val="22"/>
-                <w:color w:val="000000"/>
-              </w:rPr>
-              <w:t xml:space="preserve">0.24</w:t>
-            </w:r>
-          </w:p>
-        </w:tc>
-        <w:tc>
-          <w:tcPr>
-            <w:tcBorders>
-              <w:bottom w:val="none" w:sz="0" w:space="0" w:color="000000"/>
-              <w:top w:val="none" w:sz="0" w:space="0" w:color="000000"/>
-              <w:left w:val="none" w:sz="0" w:space="0" w:color="000000"/>
-              <w:right w:val="none" w:sz="0" w:space="0" w:color="000000"/>
-            </w:tcBorders>
-            <w:shd w:val="clear" w:color="auto" w:fill="FFFFFF"/>
-            <w:tcMar>
-              <w:top w:w="0" w:type="dxa"/>
-              <w:bottom w:w="0" w:type="dxa"/>
-              <w:left w:w="0" w:type="dxa"/>
-              <w:right w:w="0" w:type="dxa"/>
-            </w:tcMar>
-            <w:vAlign w:val="top"/>
-          </w:tcPr>
-          <w:p>
-            <w:pPr>
-              <w:pStyle w:val="Normal"/>
-              <w:jc w:val="center"/>
-              <w:pBdr>
-                <w:bottom w:val="none" w:sz="0" w:space="0" w:color="000000"/>
-                <w:top w:val="none" w:sz="0" w:space="0" w:color="000000"/>
-                <w:left w:val="none" w:sz="0" w:space="0" w:color="000000"/>
-                <w:right w:val="none" w:sz="0" w:space="0" w:color="000000"/>
-              </w:pBdr>
-              <w:spacing w:after="100" w:before="100" w:line="240"/>
-              <w:ind w:left="100" w:right="100" w:firstLine="0" w:firstLineChars="0"/>
-              <w:rPr>
-                <w:rFonts w:ascii="Helvetica" w:hAnsi="Helvetica" w:eastAsia="Helvetica" w:cs="Helvetica"/>
-                <w:i w:val="false"/>
-                <w:b w:val="false"/>
-                <w:u w:val="none"/>
-                <w:sz w:val="22"/>
-                <w:szCs w:val="22"/>
-                <w:color w:val="000000"/>
-              </w:rPr>
-            </w:pPr>
-            <w:r>
-              <w:rPr>
-                <w:rFonts w:ascii="Helvetica" w:hAnsi="Helvetica" w:eastAsia="Helvetica" w:cs="Helvetica"/>
-                <w:i w:val="false"/>
-                <w:b w:val="false"/>
-                <w:u w:val="none"/>
-                <w:sz w:val="22"/>
-                <w:szCs w:val="22"/>
-                <w:color w:val="000000"/>
-              </w:rPr>
-              <w:t xml:space="preserve">0.07, 0.87</w:t>
-            </w:r>
-          </w:p>
-        </w:tc>
-        <w:tc>
-          <w:tcPr>
-            <w:tcBorders>
-              <w:bottom w:val="none" w:sz="0" w:space="0" w:color="000000"/>
-              <w:top w:val="none" w:sz="0" w:space="0" w:color="000000"/>
-              <w:left w:val="none" w:sz="0" w:space="0" w:color="000000"/>
-              <w:right w:val="none" w:sz="0" w:space="0" w:color="000000"/>
-            </w:tcBorders>
-            <w:shd w:val="clear" w:color="auto" w:fill="FFFFFF"/>
-            <w:tcMar>
-              <w:top w:w="0" w:type="dxa"/>
-              <w:bottom w:w="0" w:type="dxa"/>
-              <w:left w:w="0" w:type="dxa"/>
-              <w:right w:w="0" w:type="dxa"/>
-            </w:tcMar>
-            <w:vAlign w:val="top"/>
-          </w:tcPr>
-          <w:p>
-            <w:pPr>
-              <w:pStyle w:val="Normal"/>
-              <w:jc w:val="center"/>
-              <w:pBdr>
-                <w:bottom w:val="none" w:sz="0" w:space="0" w:color="000000"/>
-                <w:top w:val="none" w:sz="0" w:space="0" w:color="000000"/>
-                <w:left w:val="none" w:sz="0" w:space="0" w:color="000000"/>
-                <w:right w:val="none" w:sz="0" w:space="0" w:color="000000"/>
-              </w:pBdr>
-              <w:spacing w:after="100" w:before="100" w:line="240"/>
-              <w:ind w:left="100" w:right="100" w:firstLine="0" w:firstLineChars="0"/>
-              <w:rPr>
-                <w:rFonts w:ascii="Helvetica" w:hAnsi="Helvetica" w:eastAsia="Helvetica" w:cs="Helvetica"/>
-                <w:i w:val="false"/>
-                <w:b w:val="false"/>
-                <w:u w:val="none"/>
-                <w:sz w:val="22"/>
-                <w:szCs w:val="22"/>
-                <w:color w:val="000000"/>
-              </w:rPr>
-            </w:pPr>
-            <w:r>
-              <w:rPr>
-                <w:rFonts w:ascii="Helvetica" w:hAnsi="Helvetica" w:eastAsia="Helvetica" w:cs="Helvetica"/>
-                <w:i w:val="false"/>
-                <w:b w:val="false"/>
-                <w:u w:val="none"/>
-                <w:sz w:val="22"/>
-                <w:szCs w:val="22"/>
-                <w:color w:val="000000"/>
-              </w:rPr>
-              <w:t xml:space="preserve">0.030</w:t>
+              <w:t xml:space="preserve">189</w:t>
+            </w:r>
+          </w:p>
+        </w:tc>
+        <w:tc>
+          <w:tcPr>
+            <w:tcBorders>
+              <w:bottom w:val="none" w:sz="0" w:space="0" w:color="000000"/>
+              <w:top w:val="none" w:sz="0" w:space="0" w:color="000000"/>
+              <w:left w:val="none" w:sz="0" w:space="0" w:color="000000"/>
+              <w:right w:val="none" w:sz="0" w:space="0" w:color="000000"/>
+            </w:tcBorders>
+            <w:shd w:val="clear" w:color="auto" w:fill="FFFFFF"/>
+            <w:tcMar>
+              <w:top w:w="0" w:type="dxa"/>
+              <w:bottom w:w="0" w:type="dxa"/>
+              <w:left w:w="0" w:type="dxa"/>
+              <w:right w:w="0" w:type="dxa"/>
+            </w:tcMar>
+            <w:vAlign w:val="top"/>
+          </w:tcPr>
+          <w:p>
+            <w:pPr>
+              <w:pStyle w:val="Normal"/>
+              <w:jc w:val="center"/>
+              <w:pBdr>
+                <w:bottom w:val="none" w:sz="0" w:space="0" w:color="000000"/>
+                <w:top w:val="none" w:sz="0" w:space="0" w:color="000000"/>
+                <w:left w:val="none" w:sz="0" w:space="0" w:color="000000"/>
+                <w:right w:val="none" w:sz="0" w:space="0" w:color="000000"/>
+              </w:pBdr>
+              <w:spacing w:after="100" w:before="100" w:line="240"/>
+              <w:ind w:left="100" w:right="100" w:firstLine="0" w:firstLineChars="0"/>
+              <w:rPr>
+                <w:rFonts w:ascii="Helvetica" w:hAnsi="Helvetica" w:eastAsia="Helvetica" w:cs="Helvetica"/>
+                <w:i w:val="false"/>
+                <w:b w:val="false"/>
+                <w:u w:val="none"/>
+                <w:sz w:val="22"/>
+                <w:szCs w:val="22"/>
+                <w:color w:val="000000"/>
+              </w:rPr>
+            </w:pPr>
+            <w:r>
+              <w:rPr>
+                <w:rFonts w:ascii="Helvetica" w:hAnsi="Helvetica" w:eastAsia="Helvetica" w:cs="Helvetica"/>
+                <w:i w:val="false"/>
+                <w:b w:val="false"/>
+                <w:u w:val="none"/>
+                <w:sz w:val="22"/>
+                <w:szCs w:val="22"/>
+                <w:color w:val="000000"/>
+              </w:rPr>
+              <w:t xml:space="preserve">0.57</w:t>
+            </w:r>
+          </w:p>
+        </w:tc>
+        <w:tc>
+          <w:tcPr>
+            <w:tcBorders>
+              <w:bottom w:val="none" w:sz="0" w:space="0" w:color="000000"/>
+              <w:top w:val="none" w:sz="0" w:space="0" w:color="000000"/>
+              <w:left w:val="none" w:sz="0" w:space="0" w:color="000000"/>
+              <w:right w:val="none" w:sz="0" w:space="0" w:color="000000"/>
+            </w:tcBorders>
+            <w:shd w:val="clear" w:color="auto" w:fill="FFFFFF"/>
+            <w:tcMar>
+              <w:top w:w="0" w:type="dxa"/>
+              <w:bottom w:w="0" w:type="dxa"/>
+              <w:left w:w="0" w:type="dxa"/>
+              <w:right w:w="0" w:type="dxa"/>
+            </w:tcMar>
+            <w:vAlign w:val="top"/>
+          </w:tcPr>
+          <w:p>
+            <w:pPr>
+              <w:pStyle w:val="Normal"/>
+              <w:jc w:val="center"/>
+              <w:pBdr>
+                <w:bottom w:val="none" w:sz="0" w:space="0" w:color="000000"/>
+                <w:top w:val="none" w:sz="0" w:space="0" w:color="000000"/>
+                <w:left w:val="none" w:sz="0" w:space="0" w:color="000000"/>
+                <w:right w:val="none" w:sz="0" w:space="0" w:color="000000"/>
+              </w:pBdr>
+              <w:spacing w:after="100" w:before="100" w:line="240"/>
+              <w:ind w:left="100" w:right="100" w:firstLine="0" w:firstLineChars="0"/>
+              <w:rPr>
+                <w:rFonts w:ascii="Helvetica" w:hAnsi="Helvetica" w:eastAsia="Helvetica" w:cs="Helvetica"/>
+                <w:i w:val="false"/>
+                <w:b w:val="false"/>
+                <w:u w:val="none"/>
+                <w:sz w:val="22"/>
+                <w:szCs w:val="22"/>
+                <w:color w:val="000000"/>
+              </w:rPr>
+            </w:pPr>
+            <w:r>
+              <w:rPr>
+                <w:rFonts w:ascii="Helvetica" w:hAnsi="Helvetica" w:eastAsia="Helvetica" w:cs="Helvetica"/>
+                <w:i w:val="false"/>
+                <w:b w:val="false"/>
+                <w:u w:val="none"/>
+                <w:sz w:val="22"/>
+                <w:szCs w:val="22"/>
+                <w:color w:val="000000"/>
+              </w:rPr>
+              <w:t xml:space="preserve">0.24, 1.35</w:t>
+            </w:r>
+          </w:p>
+        </w:tc>
+        <w:tc>
+          <w:tcPr>
+            <w:tcBorders>
+              <w:bottom w:val="none" w:sz="0" w:space="0" w:color="000000"/>
+              <w:top w:val="none" w:sz="0" w:space="0" w:color="000000"/>
+              <w:left w:val="none" w:sz="0" w:space="0" w:color="000000"/>
+              <w:right w:val="none" w:sz="0" w:space="0" w:color="000000"/>
+            </w:tcBorders>
+            <w:shd w:val="clear" w:color="auto" w:fill="FFFFFF"/>
+            <w:tcMar>
+              <w:top w:w="0" w:type="dxa"/>
+              <w:bottom w:w="0" w:type="dxa"/>
+              <w:left w:w="0" w:type="dxa"/>
+              <w:right w:w="0" w:type="dxa"/>
+            </w:tcMar>
+            <w:vAlign w:val="top"/>
+          </w:tcPr>
+          <w:p>
+            <w:pPr>
+              <w:pStyle w:val="Normal"/>
+              <w:jc w:val="center"/>
+              <w:pBdr>
+                <w:bottom w:val="none" w:sz="0" w:space="0" w:color="000000"/>
+                <w:top w:val="none" w:sz="0" w:space="0" w:color="000000"/>
+                <w:left w:val="none" w:sz="0" w:space="0" w:color="000000"/>
+                <w:right w:val="none" w:sz="0" w:space="0" w:color="000000"/>
+              </w:pBdr>
+              <w:spacing w:after="100" w:before="100" w:line="240"/>
+              <w:ind w:left="100" w:right="100" w:firstLine="0" w:firstLineChars="0"/>
+              <w:rPr>
+                <w:rFonts w:ascii="Helvetica" w:hAnsi="Helvetica" w:eastAsia="Helvetica" w:cs="Helvetica"/>
+                <w:i w:val="false"/>
+                <w:b w:val="false"/>
+                <w:u w:val="none"/>
+                <w:sz w:val="22"/>
+                <w:szCs w:val="22"/>
+                <w:color w:val="000000"/>
+              </w:rPr>
+            </w:pPr>
+            <w:r>
+              <w:rPr>
+                <w:rFonts w:ascii="Helvetica" w:hAnsi="Helvetica" w:eastAsia="Helvetica" w:cs="Helvetica"/>
+                <w:i w:val="false"/>
+                <w:b w:val="false"/>
+                <w:u w:val="none"/>
+                <w:sz w:val="22"/>
+                <w:szCs w:val="22"/>
+                <w:color w:val="000000"/>
+              </w:rPr>
+              <w:t xml:space="preserve">0.200</w:t>
+            </w:r>
+          </w:p>
+        </w:tc>
+        <w:tc>
+          <w:tcPr>
+            <w:tcBorders>
+              <w:bottom w:val="none" w:sz="0" w:space="0" w:color="000000"/>
+              <w:top w:val="none" w:sz="0" w:space="0" w:color="000000"/>
+              <w:left w:val="none" w:sz="0" w:space="0" w:color="000000"/>
+              <w:right w:val="none" w:sz="0" w:space="0" w:color="000000"/>
+            </w:tcBorders>
+            <w:shd w:val="clear" w:color="auto" w:fill="FFFFFF"/>
+            <w:tcMar>
+              <w:top w:w="0" w:type="dxa"/>
+              <w:bottom w:w="0" w:type="dxa"/>
+              <w:left w:w="0" w:type="dxa"/>
+              <w:right w:w="0" w:type="dxa"/>
+            </w:tcMar>
+            <w:vAlign w:val="top"/>
+          </w:tcPr>
+          <w:p>
+            <w:pPr>
+              <w:pStyle w:val="Normal"/>
+              <w:jc w:val="center"/>
+              <w:pBdr>
+                <w:bottom w:val="none" w:sz="0" w:space="0" w:color="000000"/>
+                <w:top w:val="none" w:sz="0" w:space="0" w:color="000000"/>
+                <w:left w:val="none" w:sz="0" w:space="0" w:color="000000"/>
+                <w:right w:val="none" w:sz="0" w:space="0" w:color="000000"/>
+              </w:pBdr>
+              <w:spacing w:after="100" w:before="100" w:line="240"/>
+              <w:ind w:left="100" w:right="100" w:firstLine="0" w:firstLineChars="0"/>
+              <w:rPr>
+                <w:rFonts w:ascii="Helvetica" w:hAnsi="Helvetica" w:eastAsia="Helvetica" w:cs="Helvetica"/>
+                <w:i w:val="false"/>
+                <w:b w:val="false"/>
+                <w:u w:val="none"/>
+                <w:sz w:val="22"/>
+                <w:szCs w:val="22"/>
+                <w:color w:val="000000"/>
+              </w:rPr>
+            </w:pPr>
+            <w:r>
+              <w:rPr>
+                <w:rFonts w:ascii="Helvetica" w:hAnsi="Helvetica" w:eastAsia="Helvetica" w:cs="Helvetica"/>
+                <w:i w:val="false"/>
+                <w:b w:val="false"/>
+                <w:u w:val="none"/>
+                <w:sz w:val="22"/>
+                <w:szCs w:val="22"/>
+                <w:color w:val="000000"/>
+              </w:rPr>
+              <w:t xml:space="preserve">189</w:t>
+            </w:r>
+          </w:p>
+        </w:tc>
+        <w:tc>
+          <w:tcPr>
+            <w:tcBorders>
+              <w:bottom w:val="none" w:sz="0" w:space="0" w:color="000000"/>
+              <w:top w:val="none" w:sz="0" w:space="0" w:color="000000"/>
+              <w:left w:val="none" w:sz="0" w:space="0" w:color="000000"/>
+              <w:right w:val="none" w:sz="0" w:space="0" w:color="000000"/>
+            </w:tcBorders>
+            <w:shd w:val="clear" w:color="auto" w:fill="FFFFFF"/>
+            <w:tcMar>
+              <w:top w:w="0" w:type="dxa"/>
+              <w:bottom w:w="0" w:type="dxa"/>
+              <w:left w:w="0" w:type="dxa"/>
+              <w:right w:w="0" w:type="dxa"/>
+            </w:tcMar>
+            <w:vAlign w:val="top"/>
+          </w:tcPr>
+          <w:p>
+            <w:pPr>
+              <w:pStyle w:val="Normal"/>
+              <w:jc w:val="center"/>
+              <w:pBdr>
+                <w:bottom w:val="none" w:sz="0" w:space="0" w:color="000000"/>
+                <w:top w:val="none" w:sz="0" w:space="0" w:color="000000"/>
+                <w:left w:val="none" w:sz="0" w:space="0" w:color="000000"/>
+                <w:right w:val="none" w:sz="0" w:space="0" w:color="000000"/>
+              </w:pBdr>
+              <w:spacing w:after="100" w:before="100" w:line="240"/>
+              <w:ind w:left="100" w:right="100" w:firstLine="0" w:firstLineChars="0"/>
+              <w:rPr>
+                <w:rFonts w:ascii="Helvetica" w:hAnsi="Helvetica" w:eastAsia="Helvetica" w:cs="Helvetica"/>
+                <w:i w:val="false"/>
+                <w:b w:val="false"/>
+                <w:u w:val="none"/>
+                <w:sz w:val="22"/>
+                <w:szCs w:val="22"/>
+                <w:color w:val="000000"/>
+              </w:rPr>
+            </w:pPr>
+            <w:r>
+              <w:rPr>
+                <w:rFonts w:ascii="Helvetica" w:hAnsi="Helvetica" w:eastAsia="Helvetica" w:cs="Helvetica"/>
+                <w:i w:val="false"/>
+                <w:b w:val="false"/>
+                <w:u w:val="none"/>
+                <w:sz w:val="22"/>
+                <w:szCs w:val="22"/>
+                <w:color w:val="000000"/>
+              </w:rPr>
+              <w:t xml:space="preserve">0.25</w:t>
+            </w:r>
+          </w:p>
+        </w:tc>
+        <w:tc>
+          <w:tcPr>
+            <w:tcBorders>
+              <w:bottom w:val="none" w:sz="0" w:space="0" w:color="000000"/>
+              <w:top w:val="none" w:sz="0" w:space="0" w:color="000000"/>
+              <w:left w:val="none" w:sz="0" w:space="0" w:color="000000"/>
+              <w:right w:val="none" w:sz="0" w:space="0" w:color="000000"/>
+            </w:tcBorders>
+            <w:shd w:val="clear" w:color="auto" w:fill="FFFFFF"/>
+            <w:tcMar>
+              <w:top w:w="0" w:type="dxa"/>
+              <w:bottom w:w="0" w:type="dxa"/>
+              <w:left w:w="0" w:type="dxa"/>
+              <w:right w:w="0" w:type="dxa"/>
+            </w:tcMar>
+            <w:vAlign w:val="top"/>
+          </w:tcPr>
+          <w:p>
+            <w:pPr>
+              <w:pStyle w:val="Normal"/>
+              <w:jc w:val="center"/>
+              <w:pBdr>
+                <w:bottom w:val="none" w:sz="0" w:space="0" w:color="000000"/>
+                <w:top w:val="none" w:sz="0" w:space="0" w:color="000000"/>
+                <w:left w:val="none" w:sz="0" w:space="0" w:color="000000"/>
+                <w:right w:val="none" w:sz="0" w:space="0" w:color="000000"/>
+              </w:pBdr>
+              <w:spacing w:after="100" w:before="100" w:line="240"/>
+              <w:ind w:left="100" w:right="100" w:firstLine="0" w:firstLineChars="0"/>
+              <w:rPr>
+                <w:rFonts w:ascii="Helvetica" w:hAnsi="Helvetica" w:eastAsia="Helvetica" w:cs="Helvetica"/>
+                <w:i w:val="false"/>
+                <w:b w:val="false"/>
+                <w:u w:val="none"/>
+                <w:sz w:val="22"/>
+                <w:szCs w:val="22"/>
+                <w:color w:val="000000"/>
+              </w:rPr>
+            </w:pPr>
+            <w:r>
+              <w:rPr>
+                <w:rFonts w:ascii="Helvetica" w:hAnsi="Helvetica" w:eastAsia="Helvetica" w:cs="Helvetica"/>
+                <w:i w:val="false"/>
+                <w:b w:val="false"/>
+                <w:u w:val="none"/>
+                <w:sz w:val="22"/>
+                <w:szCs w:val="22"/>
+                <w:color w:val="000000"/>
+              </w:rPr>
+              <w:t xml:space="preserve">0.07, 0.90</w:t>
+            </w:r>
+          </w:p>
+        </w:tc>
+        <w:tc>
+          <w:tcPr>
+            <w:tcBorders>
+              <w:bottom w:val="none" w:sz="0" w:space="0" w:color="000000"/>
+              <w:top w:val="none" w:sz="0" w:space="0" w:color="000000"/>
+              <w:left w:val="none" w:sz="0" w:space="0" w:color="000000"/>
+              <w:right w:val="none" w:sz="0" w:space="0" w:color="000000"/>
+            </w:tcBorders>
+            <w:shd w:val="clear" w:color="auto" w:fill="FFFFFF"/>
+            <w:tcMar>
+              <w:top w:w="0" w:type="dxa"/>
+              <w:bottom w:w="0" w:type="dxa"/>
+              <w:left w:w="0" w:type="dxa"/>
+              <w:right w:w="0" w:type="dxa"/>
+            </w:tcMar>
+            <w:vAlign w:val="top"/>
+          </w:tcPr>
+          <w:p>
+            <w:pPr>
+              <w:pStyle w:val="Normal"/>
+              <w:jc w:val="center"/>
+              <w:pBdr>
+                <w:bottom w:val="none" w:sz="0" w:space="0" w:color="000000"/>
+                <w:top w:val="none" w:sz="0" w:space="0" w:color="000000"/>
+                <w:left w:val="none" w:sz="0" w:space="0" w:color="000000"/>
+                <w:right w:val="none" w:sz="0" w:space="0" w:color="000000"/>
+              </w:pBdr>
+              <w:spacing w:after="100" w:before="100" w:line="240"/>
+              <w:ind w:left="100" w:right="100" w:firstLine="0" w:firstLineChars="0"/>
+              <w:rPr>
+                <w:rFonts w:ascii="Helvetica" w:hAnsi="Helvetica" w:eastAsia="Helvetica" w:cs="Helvetica"/>
+                <w:i w:val="false"/>
+                <w:b w:val="false"/>
+                <w:u w:val="none"/>
+                <w:sz w:val="22"/>
+                <w:szCs w:val="22"/>
+                <w:color w:val="000000"/>
+              </w:rPr>
+            </w:pPr>
+            <w:r>
+              <w:rPr>
+                <w:rFonts w:ascii="Helvetica" w:hAnsi="Helvetica" w:eastAsia="Helvetica" w:cs="Helvetica"/>
+                <w:i w:val="false"/>
+                <w:b w:val="false"/>
+                <w:u w:val="none"/>
+                <w:sz w:val="22"/>
+                <w:szCs w:val="22"/>
+                <w:color w:val="000000"/>
+              </w:rPr>
+              <w:t xml:space="preserve">0.033</w:t>
             </w:r>
           </w:p>
         </w:tc>
@@ -10981,378 +10981,378 @@
                 <w:szCs w:val="22"/>
                 <w:color w:val="000000"/>
               </w:rPr>
-              <w:t xml:space="preserve">190</w:t>
-            </w:r>
-          </w:p>
-        </w:tc>
-        <w:tc>
-          <w:tcPr>
-            <w:tcBorders>
-              <w:bottom w:val="none" w:sz="0" w:space="0" w:color="000000"/>
-              <w:top w:val="none" w:sz="0" w:space="0" w:color="000000"/>
-              <w:left w:val="none" w:sz="0" w:space="0" w:color="000000"/>
-              <w:right w:val="none" w:sz="0" w:space="0" w:color="000000"/>
-            </w:tcBorders>
-            <w:shd w:val="clear" w:color="auto" w:fill="FFFFFF"/>
-            <w:tcMar>
-              <w:top w:w="0" w:type="dxa"/>
-              <w:bottom w:w="0" w:type="dxa"/>
-              <w:left w:w="0" w:type="dxa"/>
-              <w:right w:w="0" w:type="dxa"/>
-            </w:tcMar>
-            <w:vAlign w:val="top"/>
-          </w:tcPr>
-          <w:p>
-            <w:pPr>
-              <w:pStyle w:val="Normal"/>
-              <w:jc w:val="center"/>
-              <w:pBdr>
-                <w:bottom w:val="none" w:sz="0" w:space="0" w:color="000000"/>
-                <w:top w:val="none" w:sz="0" w:space="0" w:color="000000"/>
-                <w:left w:val="none" w:sz="0" w:space="0" w:color="000000"/>
-                <w:right w:val="none" w:sz="0" w:space="0" w:color="000000"/>
-              </w:pBdr>
-              <w:spacing w:after="100" w:before="100" w:line="240"/>
-              <w:ind w:left="100" w:right="100" w:firstLine="0" w:firstLineChars="0"/>
-              <w:rPr>
-                <w:rFonts w:ascii="Helvetica" w:hAnsi="Helvetica" w:eastAsia="Helvetica" w:cs="Helvetica"/>
-                <w:i w:val="false"/>
-                <w:b w:val="false"/>
-                <w:u w:val="none"/>
-                <w:sz w:val="22"/>
-                <w:szCs w:val="22"/>
-                <w:color w:val="000000"/>
-              </w:rPr>
-            </w:pPr>
-            <w:r>
-              <w:rPr>
-                <w:rFonts w:ascii="Helvetica" w:hAnsi="Helvetica" w:eastAsia="Helvetica" w:cs="Helvetica"/>
-                <w:i w:val="false"/>
-                <w:b w:val="false"/>
-                <w:u w:val="none"/>
-                <w:sz w:val="22"/>
-                <w:szCs w:val="22"/>
-                <w:color w:val="000000"/>
-              </w:rPr>
-              <w:t xml:space="preserve">0.97</w:t>
-            </w:r>
-          </w:p>
-        </w:tc>
-        <w:tc>
-          <w:tcPr>
-            <w:tcBorders>
-              <w:bottom w:val="none" w:sz="0" w:space="0" w:color="000000"/>
-              <w:top w:val="none" w:sz="0" w:space="0" w:color="000000"/>
-              <w:left w:val="none" w:sz="0" w:space="0" w:color="000000"/>
-              <w:right w:val="none" w:sz="0" w:space="0" w:color="000000"/>
-            </w:tcBorders>
-            <w:shd w:val="clear" w:color="auto" w:fill="FFFFFF"/>
-            <w:tcMar>
-              <w:top w:w="0" w:type="dxa"/>
-              <w:bottom w:w="0" w:type="dxa"/>
-              <w:left w:w="0" w:type="dxa"/>
-              <w:right w:w="0" w:type="dxa"/>
-            </w:tcMar>
-            <w:vAlign w:val="top"/>
-          </w:tcPr>
-          <w:p>
-            <w:pPr>
-              <w:pStyle w:val="Normal"/>
-              <w:jc w:val="center"/>
-              <w:pBdr>
-                <w:bottom w:val="none" w:sz="0" w:space="0" w:color="000000"/>
-                <w:top w:val="none" w:sz="0" w:space="0" w:color="000000"/>
-                <w:left w:val="none" w:sz="0" w:space="0" w:color="000000"/>
-                <w:right w:val="none" w:sz="0" w:space="0" w:color="000000"/>
-              </w:pBdr>
-              <w:spacing w:after="100" w:before="100" w:line="240"/>
-              <w:ind w:left="100" w:right="100" w:firstLine="0" w:firstLineChars="0"/>
-              <w:rPr>
-                <w:rFonts w:ascii="Helvetica" w:hAnsi="Helvetica" w:eastAsia="Helvetica" w:cs="Helvetica"/>
-                <w:i w:val="false"/>
-                <w:b w:val="false"/>
-                <w:u w:val="none"/>
-                <w:sz w:val="22"/>
-                <w:szCs w:val="22"/>
-                <w:color w:val="000000"/>
-              </w:rPr>
-            </w:pPr>
-            <w:r>
-              <w:rPr>
-                <w:rFonts w:ascii="Helvetica" w:hAnsi="Helvetica" w:eastAsia="Helvetica" w:cs="Helvetica"/>
-                <w:i w:val="false"/>
-                <w:b w:val="false"/>
-                <w:u w:val="none"/>
-                <w:sz w:val="22"/>
-                <w:szCs w:val="22"/>
-                <w:color w:val="000000"/>
-              </w:rPr>
-              <w:t xml:space="preserve">0.12, 7.60</w:t>
-            </w:r>
-          </w:p>
-        </w:tc>
-        <w:tc>
-          <w:tcPr>
-            <w:tcBorders>
-              <w:bottom w:val="none" w:sz="0" w:space="0" w:color="000000"/>
-              <w:top w:val="none" w:sz="0" w:space="0" w:color="000000"/>
-              <w:left w:val="none" w:sz="0" w:space="0" w:color="000000"/>
-              <w:right w:val="none" w:sz="0" w:space="0" w:color="000000"/>
-            </w:tcBorders>
-            <w:shd w:val="clear" w:color="auto" w:fill="FFFFFF"/>
-            <w:tcMar>
-              <w:top w:w="0" w:type="dxa"/>
-              <w:bottom w:w="0" w:type="dxa"/>
-              <w:left w:w="0" w:type="dxa"/>
-              <w:right w:w="0" w:type="dxa"/>
-            </w:tcMar>
-            <w:vAlign w:val="top"/>
-          </w:tcPr>
-          <w:p>
-            <w:pPr>
-              <w:pStyle w:val="Normal"/>
-              <w:jc w:val="center"/>
-              <w:pBdr>
-                <w:bottom w:val="none" w:sz="0" w:space="0" w:color="000000"/>
-                <w:top w:val="none" w:sz="0" w:space="0" w:color="000000"/>
-                <w:left w:val="none" w:sz="0" w:space="0" w:color="000000"/>
-                <w:right w:val="none" w:sz="0" w:space="0" w:color="000000"/>
-              </w:pBdr>
-              <w:spacing w:after="100" w:before="100" w:line="240"/>
-              <w:ind w:left="100" w:right="100" w:firstLine="0" w:firstLineChars="0"/>
-              <w:rPr>
-                <w:rFonts w:ascii="Helvetica" w:hAnsi="Helvetica" w:eastAsia="Helvetica" w:cs="Helvetica"/>
-                <w:i w:val="false"/>
-                <w:b w:val="false"/>
-                <w:u w:val="none"/>
-                <w:sz w:val="22"/>
-                <w:szCs w:val="22"/>
-                <w:color w:val="000000"/>
-              </w:rPr>
-            </w:pPr>
-            <w:r>
-              <w:rPr>
-                <w:rFonts w:ascii="Helvetica" w:hAnsi="Helvetica" w:eastAsia="Helvetica" w:cs="Helvetica"/>
-                <w:i w:val="false"/>
-                <w:b w:val="false"/>
-                <w:u w:val="none"/>
-                <w:sz w:val="22"/>
-                <w:szCs w:val="22"/>
-                <w:color w:val="000000"/>
-              </w:rPr>
-              <w:t xml:space="preserve">0.980</w:t>
-            </w:r>
-          </w:p>
-        </w:tc>
-        <w:tc>
-          <w:tcPr>
-            <w:tcBorders>
-              <w:bottom w:val="none" w:sz="0" w:space="0" w:color="000000"/>
-              <w:top w:val="none" w:sz="0" w:space="0" w:color="000000"/>
-              <w:left w:val="none" w:sz="0" w:space="0" w:color="000000"/>
-              <w:right w:val="none" w:sz="0" w:space="0" w:color="000000"/>
-            </w:tcBorders>
-            <w:shd w:val="clear" w:color="auto" w:fill="FFFFFF"/>
-            <w:tcMar>
-              <w:top w:w="0" w:type="dxa"/>
-              <w:bottom w:w="0" w:type="dxa"/>
-              <w:left w:w="0" w:type="dxa"/>
-              <w:right w:w="0" w:type="dxa"/>
-            </w:tcMar>
-            <w:vAlign w:val="top"/>
-          </w:tcPr>
-          <w:p>
-            <w:pPr>
-              <w:pStyle w:val="Normal"/>
-              <w:jc w:val="center"/>
-              <w:pBdr>
-                <w:bottom w:val="none" w:sz="0" w:space="0" w:color="000000"/>
-                <w:top w:val="none" w:sz="0" w:space="0" w:color="000000"/>
-                <w:left w:val="none" w:sz="0" w:space="0" w:color="000000"/>
-                <w:right w:val="none" w:sz="0" w:space="0" w:color="000000"/>
-              </w:pBdr>
-              <w:spacing w:after="100" w:before="100" w:line="240"/>
-              <w:ind w:left="100" w:right="100" w:firstLine="0" w:firstLineChars="0"/>
-              <w:rPr>
-                <w:rFonts w:ascii="Helvetica" w:hAnsi="Helvetica" w:eastAsia="Helvetica" w:cs="Helvetica"/>
-                <w:i w:val="false"/>
-                <w:b w:val="false"/>
-                <w:u w:val="none"/>
-                <w:sz w:val="22"/>
-                <w:szCs w:val="22"/>
-                <w:color w:val="000000"/>
-              </w:rPr>
-            </w:pPr>
-            <w:r>
-              <w:rPr>
-                <w:rFonts w:ascii="Helvetica" w:hAnsi="Helvetica" w:eastAsia="Helvetica" w:cs="Helvetica"/>
-                <w:i w:val="false"/>
-                <w:b w:val="false"/>
-                <w:u w:val="none"/>
-                <w:sz w:val="22"/>
-                <w:szCs w:val="22"/>
-                <w:color w:val="000000"/>
-              </w:rPr>
-              <w:t xml:space="preserve">190</w:t>
-            </w:r>
-          </w:p>
-        </w:tc>
-        <w:tc>
-          <w:tcPr>
-            <w:tcBorders>
-              <w:bottom w:val="none" w:sz="0" w:space="0" w:color="000000"/>
-              <w:top w:val="none" w:sz="0" w:space="0" w:color="000000"/>
-              <w:left w:val="none" w:sz="0" w:space="0" w:color="000000"/>
-              <w:right w:val="none" w:sz="0" w:space="0" w:color="000000"/>
-            </w:tcBorders>
-            <w:shd w:val="clear" w:color="auto" w:fill="FFFFFF"/>
-            <w:tcMar>
-              <w:top w:w="0" w:type="dxa"/>
-              <w:bottom w:w="0" w:type="dxa"/>
-              <w:left w:w="0" w:type="dxa"/>
-              <w:right w:w="0" w:type="dxa"/>
-            </w:tcMar>
-            <w:vAlign w:val="top"/>
-          </w:tcPr>
-          <w:p>
-            <w:pPr>
-              <w:pStyle w:val="Normal"/>
-              <w:jc w:val="center"/>
-              <w:pBdr>
-                <w:bottom w:val="none" w:sz="0" w:space="0" w:color="000000"/>
-                <w:top w:val="none" w:sz="0" w:space="0" w:color="000000"/>
-                <w:left w:val="none" w:sz="0" w:space="0" w:color="000000"/>
-                <w:right w:val="none" w:sz="0" w:space="0" w:color="000000"/>
-              </w:pBdr>
-              <w:spacing w:after="100" w:before="100" w:line="240"/>
-              <w:ind w:left="100" w:right="100" w:firstLine="0" w:firstLineChars="0"/>
-              <w:rPr>
-                <w:rFonts w:ascii="Helvetica" w:hAnsi="Helvetica" w:eastAsia="Helvetica" w:cs="Helvetica"/>
-                <w:i w:val="false"/>
-                <w:b w:val="false"/>
-                <w:u w:val="none"/>
-                <w:sz w:val="22"/>
-                <w:szCs w:val="22"/>
-                <w:color w:val="000000"/>
-              </w:rPr>
-            </w:pPr>
-            <w:r>
-              <w:rPr>
-                <w:rFonts w:ascii="Helvetica" w:hAnsi="Helvetica" w:eastAsia="Helvetica" w:cs="Helvetica"/>
-                <w:i w:val="false"/>
-                <w:b w:val="false"/>
-                <w:u w:val="none"/>
-                <w:sz w:val="22"/>
-                <w:szCs w:val="22"/>
-                <w:color w:val="000000"/>
-              </w:rPr>
-              <w:t xml:space="preserve">1.02</w:t>
-            </w:r>
-          </w:p>
-        </w:tc>
-        <w:tc>
-          <w:tcPr>
-            <w:tcBorders>
-              <w:bottom w:val="none" w:sz="0" w:space="0" w:color="000000"/>
-              <w:top w:val="none" w:sz="0" w:space="0" w:color="000000"/>
-              <w:left w:val="none" w:sz="0" w:space="0" w:color="000000"/>
-              <w:right w:val="none" w:sz="0" w:space="0" w:color="000000"/>
-            </w:tcBorders>
-            <w:shd w:val="clear" w:color="auto" w:fill="FFFFFF"/>
-            <w:tcMar>
-              <w:top w:w="0" w:type="dxa"/>
-              <w:bottom w:w="0" w:type="dxa"/>
-              <w:left w:w="0" w:type="dxa"/>
-              <w:right w:w="0" w:type="dxa"/>
-            </w:tcMar>
-            <w:vAlign w:val="top"/>
-          </w:tcPr>
-          <w:p>
-            <w:pPr>
-              <w:pStyle w:val="Normal"/>
-              <w:jc w:val="center"/>
-              <w:pBdr>
-                <w:bottom w:val="none" w:sz="0" w:space="0" w:color="000000"/>
-                <w:top w:val="none" w:sz="0" w:space="0" w:color="000000"/>
-                <w:left w:val="none" w:sz="0" w:space="0" w:color="000000"/>
-                <w:right w:val="none" w:sz="0" w:space="0" w:color="000000"/>
-              </w:pBdr>
-              <w:spacing w:after="100" w:before="100" w:line="240"/>
-              <w:ind w:left="100" w:right="100" w:firstLine="0" w:firstLineChars="0"/>
-              <w:rPr>
-                <w:rFonts w:ascii="Helvetica" w:hAnsi="Helvetica" w:eastAsia="Helvetica" w:cs="Helvetica"/>
-                <w:i w:val="false"/>
-                <w:b w:val="false"/>
-                <w:u w:val="none"/>
-                <w:sz w:val="22"/>
-                <w:szCs w:val="22"/>
-                <w:color w:val="000000"/>
-              </w:rPr>
-            </w:pPr>
-            <w:r>
-              <w:rPr>
-                <w:rFonts w:ascii="Helvetica" w:hAnsi="Helvetica" w:eastAsia="Helvetica" w:cs="Helvetica"/>
-                <w:i w:val="false"/>
-                <w:b w:val="false"/>
-                <w:u w:val="none"/>
-                <w:sz w:val="22"/>
-                <w:szCs w:val="22"/>
-                <w:color w:val="000000"/>
-              </w:rPr>
-              <w:t xml:space="preserve">0.02, 53.0</w:t>
-            </w:r>
-          </w:p>
-        </w:tc>
-        <w:tc>
-          <w:tcPr>
-            <w:tcBorders>
-              <w:bottom w:val="none" w:sz="0" w:space="0" w:color="000000"/>
-              <w:top w:val="none" w:sz="0" w:space="0" w:color="000000"/>
-              <w:left w:val="none" w:sz="0" w:space="0" w:color="000000"/>
-              <w:right w:val="none" w:sz="0" w:space="0" w:color="000000"/>
-            </w:tcBorders>
-            <w:shd w:val="clear" w:color="auto" w:fill="FFFFFF"/>
-            <w:tcMar>
-              <w:top w:w="0" w:type="dxa"/>
-              <w:bottom w:w="0" w:type="dxa"/>
-              <w:left w:w="0" w:type="dxa"/>
-              <w:right w:w="0" w:type="dxa"/>
-            </w:tcMar>
-            <w:vAlign w:val="top"/>
-          </w:tcPr>
-          <w:p>
-            <w:pPr>
-              <w:pStyle w:val="Normal"/>
-              <w:jc w:val="center"/>
-              <w:pBdr>
-                <w:bottom w:val="none" w:sz="0" w:space="0" w:color="000000"/>
-                <w:top w:val="none" w:sz="0" w:space="0" w:color="000000"/>
-                <w:left w:val="none" w:sz="0" w:space="0" w:color="000000"/>
-                <w:right w:val="none" w:sz="0" w:space="0" w:color="000000"/>
-              </w:pBdr>
-              <w:spacing w:after="100" w:before="100" w:line="240"/>
-              <w:ind w:left="100" w:right="100" w:firstLine="0" w:firstLineChars="0"/>
-              <w:rPr>
-                <w:rFonts w:ascii="Helvetica" w:hAnsi="Helvetica" w:eastAsia="Helvetica" w:cs="Helvetica"/>
-                <w:i w:val="false"/>
-                <w:b w:val="false"/>
-                <w:u w:val="none"/>
-                <w:sz w:val="22"/>
-                <w:szCs w:val="22"/>
-                <w:color w:val="000000"/>
-              </w:rPr>
-            </w:pPr>
-            <w:r>
-              <w:rPr>
-                <w:rFonts w:ascii="Helvetica" w:hAnsi="Helvetica" w:eastAsia="Helvetica" w:cs="Helvetica"/>
-                <w:i w:val="false"/>
-                <w:b w:val="false"/>
-                <w:u w:val="none"/>
-                <w:sz w:val="22"/>
-                <w:szCs w:val="22"/>
-                <w:color w:val="000000"/>
-              </w:rPr>
-              <w:t xml:space="preserve">0.990</w:t>
+              <w:t xml:space="preserve">189</w:t>
+            </w:r>
+          </w:p>
+        </w:tc>
+        <w:tc>
+          <w:tcPr>
+            <w:tcBorders>
+              <w:bottom w:val="none" w:sz="0" w:space="0" w:color="000000"/>
+              <w:top w:val="none" w:sz="0" w:space="0" w:color="000000"/>
+              <w:left w:val="none" w:sz="0" w:space="0" w:color="000000"/>
+              <w:right w:val="none" w:sz="0" w:space="0" w:color="000000"/>
+            </w:tcBorders>
+            <w:shd w:val="clear" w:color="auto" w:fill="FFFFFF"/>
+            <w:tcMar>
+              <w:top w:w="0" w:type="dxa"/>
+              <w:bottom w:w="0" w:type="dxa"/>
+              <w:left w:w="0" w:type="dxa"/>
+              <w:right w:w="0" w:type="dxa"/>
+            </w:tcMar>
+            <w:vAlign w:val="top"/>
+          </w:tcPr>
+          <w:p>
+            <w:pPr>
+              <w:pStyle w:val="Normal"/>
+              <w:jc w:val="center"/>
+              <w:pBdr>
+                <w:bottom w:val="none" w:sz="0" w:space="0" w:color="000000"/>
+                <w:top w:val="none" w:sz="0" w:space="0" w:color="000000"/>
+                <w:left w:val="none" w:sz="0" w:space="0" w:color="000000"/>
+                <w:right w:val="none" w:sz="0" w:space="0" w:color="000000"/>
+              </w:pBdr>
+              <w:spacing w:after="100" w:before="100" w:line="240"/>
+              <w:ind w:left="100" w:right="100" w:firstLine="0" w:firstLineChars="0"/>
+              <w:rPr>
+                <w:rFonts w:ascii="Helvetica" w:hAnsi="Helvetica" w:eastAsia="Helvetica" w:cs="Helvetica"/>
+                <w:i w:val="false"/>
+                <w:b w:val="false"/>
+                <w:u w:val="none"/>
+                <w:sz w:val="22"/>
+                <w:szCs w:val="22"/>
+                <w:color w:val="000000"/>
+              </w:rPr>
+            </w:pPr>
+            <w:r>
+              <w:rPr>
+                <w:rFonts w:ascii="Helvetica" w:hAnsi="Helvetica" w:eastAsia="Helvetica" w:cs="Helvetica"/>
+                <w:i w:val="false"/>
+                <w:b w:val="false"/>
+                <w:u w:val="none"/>
+                <w:sz w:val="22"/>
+                <w:szCs w:val="22"/>
+                <w:color w:val="000000"/>
+              </w:rPr>
+              <w:t xml:space="preserve">1.09</w:t>
+            </w:r>
+          </w:p>
+        </w:tc>
+        <w:tc>
+          <w:tcPr>
+            <w:tcBorders>
+              <w:bottom w:val="none" w:sz="0" w:space="0" w:color="000000"/>
+              <w:top w:val="none" w:sz="0" w:space="0" w:color="000000"/>
+              <w:left w:val="none" w:sz="0" w:space="0" w:color="000000"/>
+              <w:right w:val="none" w:sz="0" w:space="0" w:color="000000"/>
+            </w:tcBorders>
+            <w:shd w:val="clear" w:color="auto" w:fill="FFFFFF"/>
+            <w:tcMar>
+              <w:top w:w="0" w:type="dxa"/>
+              <w:bottom w:w="0" w:type="dxa"/>
+              <w:left w:w="0" w:type="dxa"/>
+              <w:right w:w="0" w:type="dxa"/>
+            </w:tcMar>
+            <w:vAlign w:val="top"/>
+          </w:tcPr>
+          <w:p>
+            <w:pPr>
+              <w:pStyle w:val="Normal"/>
+              <w:jc w:val="center"/>
+              <w:pBdr>
+                <w:bottom w:val="none" w:sz="0" w:space="0" w:color="000000"/>
+                <w:top w:val="none" w:sz="0" w:space="0" w:color="000000"/>
+                <w:left w:val="none" w:sz="0" w:space="0" w:color="000000"/>
+                <w:right w:val="none" w:sz="0" w:space="0" w:color="000000"/>
+              </w:pBdr>
+              <w:spacing w:after="100" w:before="100" w:line="240"/>
+              <w:ind w:left="100" w:right="100" w:firstLine="0" w:firstLineChars="0"/>
+              <w:rPr>
+                <w:rFonts w:ascii="Helvetica" w:hAnsi="Helvetica" w:eastAsia="Helvetica" w:cs="Helvetica"/>
+                <w:i w:val="false"/>
+                <w:b w:val="false"/>
+                <w:u w:val="none"/>
+                <w:sz w:val="22"/>
+                <w:szCs w:val="22"/>
+                <w:color w:val="000000"/>
+              </w:rPr>
+            </w:pPr>
+            <w:r>
+              <w:rPr>
+                <w:rFonts w:ascii="Helvetica" w:hAnsi="Helvetica" w:eastAsia="Helvetica" w:cs="Helvetica"/>
+                <w:i w:val="false"/>
+                <w:b w:val="false"/>
+                <w:u w:val="none"/>
+                <w:sz w:val="22"/>
+                <w:szCs w:val="22"/>
+                <w:color w:val="000000"/>
+              </w:rPr>
+              <w:t xml:space="preserve">0.14, 8.57</w:t>
+            </w:r>
+          </w:p>
+        </w:tc>
+        <w:tc>
+          <w:tcPr>
+            <w:tcBorders>
+              <w:bottom w:val="none" w:sz="0" w:space="0" w:color="000000"/>
+              <w:top w:val="none" w:sz="0" w:space="0" w:color="000000"/>
+              <w:left w:val="none" w:sz="0" w:space="0" w:color="000000"/>
+              <w:right w:val="none" w:sz="0" w:space="0" w:color="000000"/>
+            </w:tcBorders>
+            <w:shd w:val="clear" w:color="auto" w:fill="FFFFFF"/>
+            <w:tcMar>
+              <w:top w:w="0" w:type="dxa"/>
+              <w:bottom w:w="0" w:type="dxa"/>
+              <w:left w:w="0" w:type="dxa"/>
+              <w:right w:w="0" w:type="dxa"/>
+            </w:tcMar>
+            <w:vAlign w:val="top"/>
+          </w:tcPr>
+          <w:p>
+            <w:pPr>
+              <w:pStyle w:val="Normal"/>
+              <w:jc w:val="center"/>
+              <w:pBdr>
+                <w:bottom w:val="none" w:sz="0" w:space="0" w:color="000000"/>
+                <w:top w:val="none" w:sz="0" w:space="0" w:color="000000"/>
+                <w:left w:val="none" w:sz="0" w:space="0" w:color="000000"/>
+                <w:right w:val="none" w:sz="0" w:space="0" w:color="000000"/>
+              </w:pBdr>
+              <w:spacing w:after="100" w:before="100" w:line="240"/>
+              <w:ind w:left="100" w:right="100" w:firstLine="0" w:firstLineChars="0"/>
+              <w:rPr>
+                <w:rFonts w:ascii="Helvetica" w:hAnsi="Helvetica" w:eastAsia="Helvetica" w:cs="Helvetica"/>
+                <w:i w:val="false"/>
+                <w:b w:val="false"/>
+                <w:u w:val="none"/>
+                <w:sz w:val="22"/>
+                <w:szCs w:val="22"/>
+                <w:color w:val="000000"/>
+              </w:rPr>
+            </w:pPr>
+            <w:r>
+              <w:rPr>
+                <w:rFonts w:ascii="Helvetica" w:hAnsi="Helvetica" w:eastAsia="Helvetica" w:cs="Helvetica"/>
+                <w:i w:val="false"/>
+                <w:b w:val="false"/>
+                <w:u w:val="none"/>
+                <w:sz w:val="22"/>
+                <w:szCs w:val="22"/>
+                <w:color w:val="000000"/>
+              </w:rPr>
+              <w:t xml:space="preserve">0.930</w:t>
+            </w:r>
+          </w:p>
+        </w:tc>
+        <w:tc>
+          <w:tcPr>
+            <w:tcBorders>
+              <w:bottom w:val="none" w:sz="0" w:space="0" w:color="000000"/>
+              <w:top w:val="none" w:sz="0" w:space="0" w:color="000000"/>
+              <w:left w:val="none" w:sz="0" w:space="0" w:color="000000"/>
+              <w:right w:val="none" w:sz="0" w:space="0" w:color="000000"/>
+            </w:tcBorders>
+            <w:shd w:val="clear" w:color="auto" w:fill="FFFFFF"/>
+            <w:tcMar>
+              <w:top w:w="0" w:type="dxa"/>
+              <w:bottom w:w="0" w:type="dxa"/>
+              <w:left w:w="0" w:type="dxa"/>
+              <w:right w:w="0" w:type="dxa"/>
+            </w:tcMar>
+            <w:vAlign w:val="top"/>
+          </w:tcPr>
+          <w:p>
+            <w:pPr>
+              <w:pStyle w:val="Normal"/>
+              <w:jc w:val="center"/>
+              <w:pBdr>
+                <w:bottom w:val="none" w:sz="0" w:space="0" w:color="000000"/>
+                <w:top w:val="none" w:sz="0" w:space="0" w:color="000000"/>
+                <w:left w:val="none" w:sz="0" w:space="0" w:color="000000"/>
+                <w:right w:val="none" w:sz="0" w:space="0" w:color="000000"/>
+              </w:pBdr>
+              <w:spacing w:after="100" w:before="100" w:line="240"/>
+              <w:ind w:left="100" w:right="100" w:firstLine="0" w:firstLineChars="0"/>
+              <w:rPr>
+                <w:rFonts w:ascii="Helvetica" w:hAnsi="Helvetica" w:eastAsia="Helvetica" w:cs="Helvetica"/>
+                <w:i w:val="false"/>
+                <w:b w:val="false"/>
+                <w:u w:val="none"/>
+                <w:sz w:val="22"/>
+                <w:szCs w:val="22"/>
+                <w:color w:val="000000"/>
+              </w:rPr>
+            </w:pPr>
+            <w:r>
+              <w:rPr>
+                <w:rFonts w:ascii="Helvetica" w:hAnsi="Helvetica" w:eastAsia="Helvetica" w:cs="Helvetica"/>
+                <w:i w:val="false"/>
+                <w:b w:val="false"/>
+                <w:u w:val="none"/>
+                <w:sz w:val="22"/>
+                <w:szCs w:val="22"/>
+                <w:color w:val="000000"/>
+              </w:rPr>
+              <w:t xml:space="preserve">189</w:t>
+            </w:r>
+          </w:p>
+        </w:tc>
+        <w:tc>
+          <w:tcPr>
+            <w:tcBorders>
+              <w:bottom w:val="none" w:sz="0" w:space="0" w:color="000000"/>
+              <w:top w:val="none" w:sz="0" w:space="0" w:color="000000"/>
+              <w:left w:val="none" w:sz="0" w:space="0" w:color="000000"/>
+              <w:right w:val="none" w:sz="0" w:space="0" w:color="000000"/>
+            </w:tcBorders>
+            <w:shd w:val="clear" w:color="auto" w:fill="FFFFFF"/>
+            <w:tcMar>
+              <w:top w:w="0" w:type="dxa"/>
+              <w:bottom w:w="0" w:type="dxa"/>
+              <w:left w:w="0" w:type="dxa"/>
+              <w:right w:w="0" w:type="dxa"/>
+            </w:tcMar>
+            <w:vAlign w:val="top"/>
+          </w:tcPr>
+          <w:p>
+            <w:pPr>
+              <w:pStyle w:val="Normal"/>
+              <w:jc w:val="center"/>
+              <w:pBdr>
+                <w:bottom w:val="none" w:sz="0" w:space="0" w:color="000000"/>
+                <w:top w:val="none" w:sz="0" w:space="0" w:color="000000"/>
+                <w:left w:val="none" w:sz="0" w:space="0" w:color="000000"/>
+                <w:right w:val="none" w:sz="0" w:space="0" w:color="000000"/>
+              </w:pBdr>
+              <w:spacing w:after="100" w:before="100" w:line="240"/>
+              <w:ind w:left="100" w:right="100" w:firstLine="0" w:firstLineChars="0"/>
+              <w:rPr>
+                <w:rFonts w:ascii="Helvetica" w:hAnsi="Helvetica" w:eastAsia="Helvetica" w:cs="Helvetica"/>
+                <w:i w:val="false"/>
+                <w:b w:val="false"/>
+                <w:u w:val="none"/>
+                <w:sz w:val="22"/>
+                <w:szCs w:val="22"/>
+                <w:color w:val="000000"/>
+              </w:rPr>
+            </w:pPr>
+            <w:r>
+              <w:rPr>
+                <w:rFonts w:ascii="Helvetica" w:hAnsi="Helvetica" w:eastAsia="Helvetica" w:cs="Helvetica"/>
+                <w:i w:val="false"/>
+                <w:b w:val="false"/>
+                <w:u w:val="none"/>
+                <w:sz w:val="22"/>
+                <w:szCs w:val="22"/>
+                <w:color w:val="000000"/>
+              </w:rPr>
+              <w:t xml:space="preserve">2.06</w:t>
+            </w:r>
+          </w:p>
+        </w:tc>
+        <w:tc>
+          <w:tcPr>
+            <w:tcBorders>
+              <w:bottom w:val="none" w:sz="0" w:space="0" w:color="000000"/>
+              <w:top w:val="none" w:sz="0" w:space="0" w:color="000000"/>
+              <w:left w:val="none" w:sz="0" w:space="0" w:color="000000"/>
+              <w:right w:val="none" w:sz="0" w:space="0" w:color="000000"/>
+            </w:tcBorders>
+            <w:shd w:val="clear" w:color="auto" w:fill="FFFFFF"/>
+            <w:tcMar>
+              <w:top w:w="0" w:type="dxa"/>
+              <w:bottom w:w="0" w:type="dxa"/>
+              <w:left w:w="0" w:type="dxa"/>
+              <w:right w:w="0" w:type="dxa"/>
+            </w:tcMar>
+            <w:vAlign w:val="top"/>
+          </w:tcPr>
+          <w:p>
+            <w:pPr>
+              <w:pStyle w:val="Normal"/>
+              <w:jc w:val="center"/>
+              <w:pBdr>
+                <w:bottom w:val="none" w:sz="0" w:space="0" w:color="000000"/>
+                <w:top w:val="none" w:sz="0" w:space="0" w:color="000000"/>
+                <w:left w:val="none" w:sz="0" w:space="0" w:color="000000"/>
+                <w:right w:val="none" w:sz="0" w:space="0" w:color="000000"/>
+              </w:pBdr>
+              <w:spacing w:after="100" w:before="100" w:line="240"/>
+              <w:ind w:left="100" w:right="100" w:firstLine="0" w:firstLineChars="0"/>
+              <w:rPr>
+                <w:rFonts w:ascii="Helvetica" w:hAnsi="Helvetica" w:eastAsia="Helvetica" w:cs="Helvetica"/>
+                <w:i w:val="false"/>
+                <w:b w:val="false"/>
+                <w:u w:val="none"/>
+                <w:sz w:val="22"/>
+                <w:szCs w:val="22"/>
+                <w:color w:val="000000"/>
+              </w:rPr>
+            </w:pPr>
+            <w:r>
+              <w:rPr>
+                <w:rFonts w:ascii="Helvetica" w:hAnsi="Helvetica" w:eastAsia="Helvetica" w:cs="Helvetica"/>
+                <w:i w:val="false"/>
+                <w:b w:val="false"/>
+                <w:u w:val="none"/>
+                <w:sz w:val="22"/>
+                <w:szCs w:val="22"/>
+                <w:color w:val="000000"/>
+              </w:rPr>
+              <w:t xml:space="preserve">0.05, 92.2</w:t>
+            </w:r>
+          </w:p>
+        </w:tc>
+        <w:tc>
+          <w:tcPr>
+            <w:tcBorders>
+              <w:bottom w:val="none" w:sz="0" w:space="0" w:color="000000"/>
+              <w:top w:val="none" w:sz="0" w:space="0" w:color="000000"/>
+              <w:left w:val="none" w:sz="0" w:space="0" w:color="000000"/>
+              <w:right w:val="none" w:sz="0" w:space="0" w:color="000000"/>
+            </w:tcBorders>
+            <w:shd w:val="clear" w:color="auto" w:fill="FFFFFF"/>
+            <w:tcMar>
+              <w:top w:w="0" w:type="dxa"/>
+              <w:bottom w:w="0" w:type="dxa"/>
+              <w:left w:w="0" w:type="dxa"/>
+              <w:right w:w="0" w:type="dxa"/>
+            </w:tcMar>
+            <w:vAlign w:val="top"/>
+          </w:tcPr>
+          <w:p>
+            <w:pPr>
+              <w:pStyle w:val="Normal"/>
+              <w:jc w:val="center"/>
+              <w:pBdr>
+                <w:bottom w:val="none" w:sz="0" w:space="0" w:color="000000"/>
+                <w:top w:val="none" w:sz="0" w:space="0" w:color="000000"/>
+                <w:left w:val="none" w:sz="0" w:space="0" w:color="000000"/>
+                <w:right w:val="none" w:sz="0" w:space="0" w:color="000000"/>
+              </w:pBdr>
+              <w:spacing w:after="100" w:before="100" w:line="240"/>
+              <w:ind w:left="100" w:right="100" w:firstLine="0" w:firstLineChars="0"/>
+              <w:rPr>
+                <w:rFonts w:ascii="Helvetica" w:hAnsi="Helvetica" w:eastAsia="Helvetica" w:cs="Helvetica"/>
+                <w:i w:val="false"/>
+                <w:b w:val="false"/>
+                <w:u w:val="none"/>
+                <w:sz w:val="22"/>
+                <w:szCs w:val="22"/>
+                <w:color w:val="000000"/>
+              </w:rPr>
+            </w:pPr>
+            <w:r>
+              <w:rPr>
+                <w:rFonts w:ascii="Helvetica" w:hAnsi="Helvetica" w:eastAsia="Helvetica" w:cs="Helvetica"/>
+                <w:i w:val="false"/>
+                <w:b w:val="false"/>
+                <w:u w:val="none"/>
+                <w:sz w:val="22"/>
+                <w:szCs w:val="22"/>
+                <w:color w:val="000000"/>
+              </w:rPr>
+              <w:t xml:space="preserve">0.710</w:t>
             </w:r>
           </w:p>
         </w:tc>
@@ -11464,7 +11464,7 @@
                 <w:szCs w:val="22"/>
                 <w:color w:val="000000"/>
               </w:rPr>
-              <w:t xml:space="preserve">190</w:t>
+              <w:t xml:space="preserve">189</w:t>
             </w:r>
           </w:p>
         </w:tc>
@@ -11676,7 +11676,7 @@
                 <w:szCs w:val="22"/>
                 <w:color w:val="000000"/>
               </w:rPr>
-              <w:t xml:space="preserve">190</w:t>
+              <w:t xml:space="preserve">189</w:t>
             </w:r>
           </w:p>
         </w:tc>
@@ -11835,7 +11835,7 @@
                 <w:szCs w:val="22"/>
                 <w:color w:val="000000"/>
               </w:rPr>
-              <w:t xml:space="preserve">0.015</w:t>
+              <w:t xml:space="preserve">0.014</w:t>
             </w:r>
           </w:p>
         </w:tc>
@@ -11947,113 +11947,113 @@
                 <w:szCs w:val="22"/>
                 <w:color w:val="000000"/>
               </w:rPr>
-              <w:t xml:space="preserve">190</w:t>
-            </w:r>
-          </w:p>
-        </w:tc>
-        <w:tc>
-          <w:tcPr>
-            <w:tcBorders>
-              <w:bottom w:val="none" w:sz="0" w:space="0" w:color="000000"/>
-              <w:top w:val="none" w:sz="0" w:space="0" w:color="000000"/>
-              <w:left w:val="none" w:sz="0" w:space="0" w:color="000000"/>
-              <w:right w:val="none" w:sz="0" w:space="0" w:color="000000"/>
-            </w:tcBorders>
-            <w:shd w:val="clear" w:color="auto" w:fill="FFFFFF"/>
-            <w:tcMar>
-              <w:top w:w="0" w:type="dxa"/>
-              <w:bottom w:w="0" w:type="dxa"/>
-              <w:left w:w="0" w:type="dxa"/>
-              <w:right w:w="0" w:type="dxa"/>
-            </w:tcMar>
-            <w:vAlign w:val="top"/>
-          </w:tcPr>
-          <w:p>
-            <w:pPr>
-              <w:pStyle w:val="Normal"/>
-              <w:jc w:val="center"/>
-              <w:pBdr>
-                <w:bottom w:val="none" w:sz="0" w:space="0" w:color="000000"/>
-                <w:top w:val="none" w:sz="0" w:space="0" w:color="000000"/>
-                <w:left w:val="none" w:sz="0" w:space="0" w:color="000000"/>
-                <w:right w:val="none" w:sz="0" w:space="0" w:color="000000"/>
-              </w:pBdr>
-              <w:spacing w:after="100" w:before="100" w:line="240"/>
-              <w:ind w:left="100" w:right="100" w:firstLine="0" w:firstLineChars="0"/>
-              <w:rPr>
-                <w:rFonts w:ascii="Helvetica" w:hAnsi="Helvetica" w:eastAsia="Helvetica" w:cs="Helvetica"/>
-                <w:i w:val="false"/>
-                <w:b w:val="false"/>
-                <w:u w:val="none"/>
-                <w:sz w:val="22"/>
-                <w:szCs w:val="22"/>
-                <w:color w:val="000000"/>
-              </w:rPr>
-            </w:pPr>
-            <w:r>
-              <w:rPr>
-                <w:rFonts w:ascii="Helvetica" w:hAnsi="Helvetica" w:eastAsia="Helvetica" w:cs="Helvetica"/>
-                <w:i w:val="false"/>
-                <w:b w:val="false"/>
-                <w:u w:val="none"/>
-                <w:sz w:val="22"/>
-                <w:szCs w:val="22"/>
-                <w:color w:val="000000"/>
-              </w:rPr>
-              <w:t xml:space="preserve">1.12</w:t>
-            </w:r>
-          </w:p>
-        </w:tc>
-        <w:tc>
-          <w:tcPr>
-            <w:tcBorders>
-              <w:bottom w:val="none" w:sz="0" w:space="0" w:color="000000"/>
-              <w:top w:val="none" w:sz="0" w:space="0" w:color="000000"/>
-              <w:left w:val="none" w:sz="0" w:space="0" w:color="000000"/>
-              <w:right w:val="none" w:sz="0" w:space="0" w:color="000000"/>
-            </w:tcBorders>
-            <w:shd w:val="clear" w:color="auto" w:fill="FFFFFF"/>
-            <w:tcMar>
-              <w:top w:w="0" w:type="dxa"/>
-              <w:bottom w:w="0" w:type="dxa"/>
-              <w:left w:w="0" w:type="dxa"/>
-              <w:right w:w="0" w:type="dxa"/>
-            </w:tcMar>
-            <w:vAlign w:val="top"/>
-          </w:tcPr>
-          <w:p>
-            <w:pPr>
-              <w:pStyle w:val="Normal"/>
-              <w:jc w:val="center"/>
-              <w:pBdr>
-                <w:bottom w:val="none" w:sz="0" w:space="0" w:color="000000"/>
-                <w:top w:val="none" w:sz="0" w:space="0" w:color="000000"/>
-                <w:left w:val="none" w:sz="0" w:space="0" w:color="000000"/>
-                <w:right w:val="none" w:sz="0" w:space="0" w:color="000000"/>
-              </w:pBdr>
-              <w:spacing w:after="100" w:before="100" w:line="240"/>
-              <w:ind w:left="100" w:right="100" w:firstLine="0" w:firstLineChars="0"/>
-              <w:rPr>
-                <w:rFonts w:ascii="Helvetica" w:hAnsi="Helvetica" w:eastAsia="Helvetica" w:cs="Helvetica"/>
-                <w:i w:val="false"/>
-                <w:b w:val="false"/>
-                <w:u w:val="none"/>
-                <w:sz w:val="22"/>
-                <w:szCs w:val="22"/>
-                <w:color w:val="000000"/>
-              </w:rPr>
-            </w:pPr>
-            <w:r>
-              <w:rPr>
-                <w:rFonts w:ascii="Helvetica" w:hAnsi="Helvetica" w:eastAsia="Helvetica" w:cs="Helvetica"/>
-                <w:i w:val="false"/>
-                <w:b w:val="false"/>
-                <w:u w:val="none"/>
-                <w:sz w:val="22"/>
-                <w:szCs w:val="22"/>
-                <w:color w:val="000000"/>
-              </w:rPr>
-              <w:t xml:space="preserve">0.27, 4.71</w:t>
+              <w:t xml:space="preserve">189</w:t>
+            </w:r>
+          </w:p>
+        </w:tc>
+        <w:tc>
+          <w:tcPr>
+            <w:tcBorders>
+              <w:bottom w:val="none" w:sz="0" w:space="0" w:color="000000"/>
+              <w:top w:val="none" w:sz="0" w:space="0" w:color="000000"/>
+              <w:left w:val="none" w:sz="0" w:space="0" w:color="000000"/>
+              <w:right w:val="none" w:sz="0" w:space="0" w:color="000000"/>
+            </w:tcBorders>
+            <w:shd w:val="clear" w:color="auto" w:fill="FFFFFF"/>
+            <w:tcMar>
+              <w:top w:w="0" w:type="dxa"/>
+              <w:bottom w:w="0" w:type="dxa"/>
+              <w:left w:w="0" w:type="dxa"/>
+              <w:right w:w="0" w:type="dxa"/>
+            </w:tcMar>
+            <w:vAlign w:val="top"/>
+          </w:tcPr>
+          <w:p>
+            <w:pPr>
+              <w:pStyle w:val="Normal"/>
+              <w:jc w:val="center"/>
+              <w:pBdr>
+                <w:bottom w:val="none" w:sz="0" w:space="0" w:color="000000"/>
+                <w:top w:val="none" w:sz="0" w:space="0" w:color="000000"/>
+                <w:left w:val="none" w:sz="0" w:space="0" w:color="000000"/>
+                <w:right w:val="none" w:sz="0" w:space="0" w:color="000000"/>
+              </w:pBdr>
+              <w:spacing w:after="100" w:before="100" w:line="240"/>
+              <w:ind w:left="100" w:right="100" w:firstLine="0" w:firstLineChars="0"/>
+              <w:rPr>
+                <w:rFonts w:ascii="Helvetica" w:hAnsi="Helvetica" w:eastAsia="Helvetica" w:cs="Helvetica"/>
+                <w:i w:val="false"/>
+                <w:b w:val="false"/>
+                <w:u w:val="none"/>
+                <w:sz w:val="22"/>
+                <w:szCs w:val="22"/>
+                <w:color w:val="000000"/>
+              </w:rPr>
+            </w:pPr>
+            <w:r>
+              <w:rPr>
+                <w:rFonts w:ascii="Helvetica" w:hAnsi="Helvetica" w:eastAsia="Helvetica" w:cs="Helvetica"/>
+                <w:i w:val="false"/>
+                <w:b w:val="false"/>
+                <w:u w:val="none"/>
+                <w:sz w:val="22"/>
+                <w:szCs w:val="22"/>
+                <w:color w:val="000000"/>
+              </w:rPr>
+              <w:t xml:space="preserve">1.11</w:t>
+            </w:r>
+          </w:p>
+        </w:tc>
+        <w:tc>
+          <w:tcPr>
+            <w:tcBorders>
+              <w:bottom w:val="none" w:sz="0" w:space="0" w:color="000000"/>
+              <w:top w:val="none" w:sz="0" w:space="0" w:color="000000"/>
+              <w:left w:val="none" w:sz="0" w:space="0" w:color="000000"/>
+              <w:right w:val="none" w:sz="0" w:space="0" w:color="000000"/>
+            </w:tcBorders>
+            <w:shd w:val="clear" w:color="auto" w:fill="FFFFFF"/>
+            <w:tcMar>
+              <w:top w:w="0" w:type="dxa"/>
+              <w:bottom w:w="0" w:type="dxa"/>
+              <w:left w:w="0" w:type="dxa"/>
+              <w:right w:w="0" w:type="dxa"/>
+            </w:tcMar>
+            <w:vAlign w:val="top"/>
+          </w:tcPr>
+          <w:p>
+            <w:pPr>
+              <w:pStyle w:val="Normal"/>
+              <w:jc w:val="center"/>
+              <w:pBdr>
+                <w:bottom w:val="none" w:sz="0" w:space="0" w:color="000000"/>
+                <w:top w:val="none" w:sz="0" w:space="0" w:color="000000"/>
+                <w:left w:val="none" w:sz="0" w:space="0" w:color="000000"/>
+                <w:right w:val="none" w:sz="0" w:space="0" w:color="000000"/>
+              </w:pBdr>
+              <w:spacing w:after="100" w:before="100" w:line="240"/>
+              <w:ind w:left="100" w:right="100" w:firstLine="0" w:firstLineChars="0"/>
+              <w:rPr>
+                <w:rFonts w:ascii="Helvetica" w:hAnsi="Helvetica" w:eastAsia="Helvetica" w:cs="Helvetica"/>
+                <w:i w:val="false"/>
+                <w:b w:val="false"/>
+                <w:u w:val="none"/>
+                <w:sz w:val="22"/>
+                <w:szCs w:val="22"/>
+                <w:color w:val="000000"/>
+              </w:rPr>
+            </w:pPr>
+            <w:r>
+              <w:rPr>
+                <w:rFonts w:ascii="Helvetica" w:hAnsi="Helvetica" w:eastAsia="Helvetica" w:cs="Helvetica"/>
+                <w:i w:val="false"/>
+                <w:b w:val="false"/>
+                <w:u w:val="none"/>
+                <w:sz w:val="22"/>
+                <w:szCs w:val="22"/>
+                <w:color w:val="000000"/>
+              </w:rPr>
+              <w:t xml:space="preserve">0.26, 4.68</w:t>
             </w:r>
           </w:p>
         </w:tc>
@@ -12159,166 +12159,166 @@
                 <w:szCs w:val="22"/>
                 <w:color w:val="000000"/>
               </w:rPr>
-              <w:t xml:space="preserve">190</w:t>
-            </w:r>
-          </w:p>
-        </w:tc>
-        <w:tc>
-          <w:tcPr>
-            <w:tcBorders>
-              <w:bottom w:val="none" w:sz="0" w:space="0" w:color="000000"/>
-              <w:top w:val="none" w:sz="0" w:space="0" w:color="000000"/>
-              <w:left w:val="none" w:sz="0" w:space="0" w:color="000000"/>
-              <w:right w:val="none" w:sz="0" w:space="0" w:color="000000"/>
-            </w:tcBorders>
-            <w:shd w:val="clear" w:color="auto" w:fill="FFFFFF"/>
-            <w:tcMar>
-              <w:top w:w="0" w:type="dxa"/>
-              <w:bottom w:w="0" w:type="dxa"/>
-              <w:left w:w="0" w:type="dxa"/>
-              <w:right w:w="0" w:type="dxa"/>
-            </w:tcMar>
-            <w:vAlign w:val="top"/>
-          </w:tcPr>
-          <w:p>
-            <w:pPr>
-              <w:pStyle w:val="Normal"/>
-              <w:jc w:val="center"/>
-              <w:pBdr>
-                <w:bottom w:val="none" w:sz="0" w:space="0" w:color="000000"/>
-                <w:top w:val="none" w:sz="0" w:space="0" w:color="000000"/>
-                <w:left w:val="none" w:sz="0" w:space="0" w:color="000000"/>
-                <w:right w:val="none" w:sz="0" w:space="0" w:color="000000"/>
-              </w:pBdr>
-              <w:spacing w:after="100" w:before="100" w:line="240"/>
-              <w:ind w:left="100" w:right="100" w:firstLine="0" w:firstLineChars="0"/>
-              <w:rPr>
-                <w:rFonts w:ascii="Helvetica" w:hAnsi="Helvetica" w:eastAsia="Helvetica" w:cs="Helvetica"/>
-                <w:i w:val="false"/>
-                <w:b w:val="false"/>
-                <w:u w:val="none"/>
-                <w:sz w:val="22"/>
-                <w:szCs w:val="22"/>
-                <w:color w:val="000000"/>
-              </w:rPr>
-            </w:pPr>
-            <w:r>
-              <w:rPr>
-                <w:rFonts w:ascii="Helvetica" w:hAnsi="Helvetica" w:eastAsia="Helvetica" w:cs="Helvetica"/>
-                <w:i w:val="false"/>
-                <w:b w:val="false"/>
-                <w:u w:val="none"/>
-                <w:sz w:val="22"/>
-                <w:szCs w:val="22"/>
-                <w:color w:val="000000"/>
-              </w:rPr>
-              <w:t xml:space="preserve">0.40</w:t>
-            </w:r>
-          </w:p>
-        </w:tc>
-        <w:tc>
-          <w:tcPr>
-            <w:tcBorders>
-              <w:bottom w:val="none" w:sz="0" w:space="0" w:color="000000"/>
-              <w:top w:val="none" w:sz="0" w:space="0" w:color="000000"/>
-              <w:left w:val="none" w:sz="0" w:space="0" w:color="000000"/>
-              <w:right w:val="none" w:sz="0" w:space="0" w:color="000000"/>
-            </w:tcBorders>
-            <w:shd w:val="clear" w:color="auto" w:fill="FFFFFF"/>
-            <w:tcMar>
-              <w:top w:w="0" w:type="dxa"/>
-              <w:bottom w:w="0" w:type="dxa"/>
-              <w:left w:w="0" w:type="dxa"/>
-              <w:right w:w="0" w:type="dxa"/>
-            </w:tcMar>
-            <w:vAlign w:val="top"/>
-          </w:tcPr>
-          <w:p>
-            <w:pPr>
-              <w:pStyle w:val="Normal"/>
-              <w:jc w:val="center"/>
-              <w:pBdr>
-                <w:bottom w:val="none" w:sz="0" w:space="0" w:color="000000"/>
-                <w:top w:val="none" w:sz="0" w:space="0" w:color="000000"/>
-                <w:left w:val="none" w:sz="0" w:space="0" w:color="000000"/>
-                <w:right w:val="none" w:sz="0" w:space="0" w:color="000000"/>
-              </w:pBdr>
-              <w:spacing w:after="100" w:before="100" w:line="240"/>
-              <w:ind w:left="100" w:right="100" w:firstLine="0" w:firstLineChars="0"/>
-              <w:rPr>
-                <w:rFonts w:ascii="Helvetica" w:hAnsi="Helvetica" w:eastAsia="Helvetica" w:cs="Helvetica"/>
-                <w:i w:val="false"/>
-                <w:b w:val="false"/>
-                <w:u w:val="none"/>
-                <w:sz w:val="22"/>
-                <w:szCs w:val="22"/>
-                <w:color w:val="000000"/>
-              </w:rPr>
-            </w:pPr>
-            <w:r>
-              <w:rPr>
-                <w:rFonts w:ascii="Helvetica" w:hAnsi="Helvetica" w:eastAsia="Helvetica" w:cs="Helvetica"/>
-                <w:i w:val="false"/>
-                <w:b w:val="false"/>
-                <w:u w:val="none"/>
-                <w:sz w:val="22"/>
-                <w:szCs w:val="22"/>
-                <w:color w:val="000000"/>
-              </w:rPr>
-              <w:t xml:space="preserve">0.04, 4.37</w:t>
-            </w:r>
-          </w:p>
-        </w:tc>
-        <w:tc>
-          <w:tcPr>
-            <w:tcBorders>
-              <w:bottom w:val="none" w:sz="0" w:space="0" w:color="000000"/>
-              <w:top w:val="none" w:sz="0" w:space="0" w:color="000000"/>
-              <w:left w:val="none" w:sz="0" w:space="0" w:color="000000"/>
-              <w:right w:val="none" w:sz="0" w:space="0" w:color="000000"/>
-            </w:tcBorders>
-            <w:shd w:val="clear" w:color="auto" w:fill="FFFFFF"/>
-            <w:tcMar>
-              <w:top w:w="0" w:type="dxa"/>
-              <w:bottom w:w="0" w:type="dxa"/>
-              <w:left w:w="0" w:type="dxa"/>
-              <w:right w:w="0" w:type="dxa"/>
-            </w:tcMar>
-            <w:vAlign w:val="top"/>
-          </w:tcPr>
-          <w:p>
-            <w:pPr>
-              <w:pStyle w:val="Normal"/>
-              <w:jc w:val="center"/>
-              <w:pBdr>
-                <w:bottom w:val="none" w:sz="0" w:space="0" w:color="000000"/>
-                <w:top w:val="none" w:sz="0" w:space="0" w:color="000000"/>
-                <w:left w:val="none" w:sz="0" w:space="0" w:color="000000"/>
-                <w:right w:val="none" w:sz="0" w:space="0" w:color="000000"/>
-              </w:pBdr>
-              <w:spacing w:after="100" w:before="100" w:line="240"/>
-              <w:ind w:left="100" w:right="100" w:firstLine="0" w:firstLineChars="0"/>
-              <w:rPr>
-                <w:rFonts w:ascii="Helvetica" w:hAnsi="Helvetica" w:eastAsia="Helvetica" w:cs="Helvetica"/>
-                <w:i w:val="false"/>
-                <w:b w:val="false"/>
-                <w:u w:val="none"/>
-                <w:sz w:val="22"/>
-                <w:szCs w:val="22"/>
-                <w:color w:val="000000"/>
-              </w:rPr>
-            </w:pPr>
-            <w:r>
-              <w:rPr>
-                <w:rFonts w:ascii="Helvetica" w:hAnsi="Helvetica" w:eastAsia="Helvetica" w:cs="Helvetica"/>
-                <w:i w:val="false"/>
-                <w:b w:val="false"/>
-                <w:u w:val="none"/>
-                <w:sz w:val="22"/>
-                <w:szCs w:val="22"/>
-                <w:color w:val="000000"/>
-              </w:rPr>
-              <w:t xml:space="preserve">0.450</w:t>
+              <w:t xml:space="preserve">189</w:t>
+            </w:r>
+          </w:p>
+        </w:tc>
+        <w:tc>
+          <w:tcPr>
+            <w:tcBorders>
+              <w:bottom w:val="none" w:sz="0" w:space="0" w:color="000000"/>
+              <w:top w:val="none" w:sz="0" w:space="0" w:color="000000"/>
+              <w:left w:val="none" w:sz="0" w:space="0" w:color="000000"/>
+              <w:right w:val="none" w:sz="0" w:space="0" w:color="000000"/>
+            </w:tcBorders>
+            <w:shd w:val="clear" w:color="auto" w:fill="FFFFFF"/>
+            <w:tcMar>
+              <w:top w:w="0" w:type="dxa"/>
+              <w:bottom w:w="0" w:type="dxa"/>
+              <w:left w:w="0" w:type="dxa"/>
+              <w:right w:w="0" w:type="dxa"/>
+            </w:tcMar>
+            <w:vAlign w:val="top"/>
+          </w:tcPr>
+          <w:p>
+            <w:pPr>
+              <w:pStyle w:val="Normal"/>
+              <w:jc w:val="center"/>
+              <w:pBdr>
+                <w:bottom w:val="none" w:sz="0" w:space="0" w:color="000000"/>
+                <w:top w:val="none" w:sz="0" w:space="0" w:color="000000"/>
+                <w:left w:val="none" w:sz="0" w:space="0" w:color="000000"/>
+                <w:right w:val="none" w:sz="0" w:space="0" w:color="000000"/>
+              </w:pBdr>
+              <w:spacing w:after="100" w:before="100" w:line="240"/>
+              <w:ind w:left="100" w:right="100" w:firstLine="0" w:firstLineChars="0"/>
+              <w:rPr>
+                <w:rFonts w:ascii="Helvetica" w:hAnsi="Helvetica" w:eastAsia="Helvetica" w:cs="Helvetica"/>
+                <w:i w:val="false"/>
+                <w:b w:val="false"/>
+                <w:u w:val="none"/>
+                <w:sz w:val="22"/>
+                <w:szCs w:val="22"/>
+                <w:color w:val="000000"/>
+              </w:rPr>
+            </w:pPr>
+            <w:r>
+              <w:rPr>
+                <w:rFonts w:ascii="Helvetica" w:hAnsi="Helvetica" w:eastAsia="Helvetica" w:cs="Helvetica"/>
+                <w:i w:val="false"/>
+                <w:b w:val="false"/>
+                <w:u w:val="none"/>
+                <w:sz w:val="22"/>
+                <w:szCs w:val="22"/>
+                <w:color w:val="000000"/>
+              </w:rPr>
+              <w:t xml:space="preserve">0.34</w:t>
+            </w:r>
+          </w:p>
+        </w:tc>
+        <w:tc>
+          <w:tcPr>
+            <w:tcBorders>
+              <w:bottom w:val="none" w:sz="0" w:space="0" w:color="000000"/>
+              <w:top w:val="none" w:sz="0" w:space="0" w:color="000000"/>
+              <w:left w:val="none" w:sz="0" w:space="0" w:color="000000"/>
+              <w:right w:val="none" w:sz="0" w:space="0" w:color="000000"/>
+            </w:tcBorders>
+            <w:shd w:val="clear" w:color="auto" w:fill="FFFFFF"/>
+            <w:tcMar>
+              <w:top w:w="0" w:type="dxa"/>
+              <w:bottom w:w="0" w:type="dxa"/>
+              <w:left w:w="0" w:type="dxa"/>
+              <w:right w:w="0" w:type="dxa"/>
+            </w:tcMar>
+            <w:vAlign w:val="top"/>
+          </w:tcPr>
+          <w:p>
+            <w:pPr>
+              <w:pStyle w:val="Normal"/>
+              <w:jc w:val="center"/>
+              <w:pBdr>
+                <w:bottom w:val="none" w:sz="0" w:space="0" w:color="000000"/>
+                <w:top w:val="none" w:sz="0" w:space="0" w:color="000000"/>
+                <w:left w:val="none" w:sz="0" w:space="0" w:color="000000"/>
+                <w:right w:val="none" w:sz="0" w:space="0" w:color="000000"/>
+              </w:pBdr>
+              <w:spacing w:after="100" w:before="100" w:line="240"/>
+              <w:ind w:left="100" w:right="100" w:firstLine="0" w:firstLineChars="0"/>
+              <w:rPr>
+                <w:rFonts w:ascii="Helvetica" w:hAnsi="Helvetica" w:eastAsia="Helvetica" w:cs="Helvetica"/>
+                <w:i w:val="false"/>
+                <w:b w:val="false"/>
+                <w:u w:val="none"/>
+                <w:sz w:val="22"/>
+                <w:szCs w:val="22"/>
+                <w:color w:val="000000"/>
+              </w:rPr>
+            </w:pPr>
+            <w:r>
+              <w:rPr>
+                <w:rFonts w:ascii="Helvetica" w:hAnsi="Helvetica" w:eastAsia="Helvetica" w:cs="Helvetica"/>
+                <w:i w:val="false"/>
+                <w:b w:val="false"/>
+                <w:u w:val="none"/>
+                <w:sz w:val="22"/>
+                <w:szCs w:val="22"/>
+                <w:color w:val="000000"/>
+              </w:rPr>
+              <w:t xml:space="preserve">0.04, 2.94</w:t>
+            </w:r>
+          </w:p>
+        </w:tc>
+        <w:tc>
+          <w:tcPr>
+            <w:tcBorders>
+              <w:bottom w:val="none" w:sz="0" w:space="0" w:color="000000"/>
+              <w:top w:val="none" w:sz="0" w:space="0" w:color="000000"/>
+              <w:left w:val="none" w:sz="0" w:space="0" w:color="000000"/>
+              <w:right w:val="none" w:sz="0" w:space="0" w:color="000000"/>
+            </w:tcBorders>
+            <w:shd w:val="clear" w:color="auto" w:fill="FFFFFF"/>
+            <w:tcMar>
+              <w:top w:w="0" w:type="dxa"/>
+              <w:bottom w:w="0" w:type="dxa"/>
+              <w:left w:w="0" w:type="dxa"/>
+              <w:right w:w="0" w:type="dxa"/>
+            </w:tcMar>
+            <w:vAlign w:val="top"/>
+          </w:tcPr>
+          <w:p>
+            <w:pPr>
+              <w:pStyle w:val="Normal"/>
+              <w:jc w:val="center"/>
+              <w:pBdr>
+                <w:bottom w:val="none" w:sz="0" w:space="0" w:color="000000"/>
+                <w:top w:val="none" w:sz="0" w:space="0" w:color="000000"/>
+                <w:left w:val="none" w:sz="0" w:space="0" w:color="000000"/>
+                <w:right w:val="none" w:sz="0" w:space="0" w:color="000000"/>
+              </w:pBdr>
+              <w:spacing w:after="100" w:before="100" w:line="240"/>
+              <w:ind w:left="100" w:right="100" w:firstLine="0" w:firstLineChars="0"/>
+              <w:rPr>
+                <w:rFonts w:ascii="Helvetica" w:hAnsi="Helvetica" w:eastAsia="Helvetica" w:cs="Helvetica"/>
+                <w:i w:val="false"/>
+                <w:b w:val="false"/>
+                <w:u w:val="none"/>
+                <w:sz w:val="22"/>
+                <w:szCs w:val="22"/>
+                <w:color w:val="000000"/>
+              </w:rPr>
+            </w:pPr>
+            <w:r>
+              <w:rPr>
+                <w:rFonts w:ascii="Helvetica" w:hAnsi="Helvetica" w:eastAsia="Helvetica" w:cs="Helvetica"/>
+                <w:i w:val="false"/>
+                <w:b w:val="false"/>
+                <w:u w:val="none"/>
+                <w:sz w:val="22"/>
+                <w:szCs w:val="22"/>
+                <w:color w:val="000000"/>
+              </w:rPr>
+              <w:t xml:space="preserve">0.330</w:t>
             </w:r>
           </w:p>
         </w:tc>
@@ -12430,7 +12430,7 @@
                 <w:szCs w:val="22"/>
                 <w:color w:val="000000"/>
               </w:rPr>
-              <w:t xml:space="preserve">190</w:t>
+              <w:t xml:space="preserve">189</w:t>
             </w:r>
           </w:p>
         </w:tc>
@@ -12536,272 +12536,272 @@
                 <w:szCs w:val="22"/>
                 <w:color w:val="000000"/>
               </w:rPr>
-              <w:t xml:space="preserve">0.98, 1.09</w:t>
-            </w:r>
-          </w:p>
-        </w:tc>
-        <w:tc>
-          <w:tcPr>
-            <w:tcBorders>
-              <w:bottom w:val="none" w:sz="0" w:space="0" w:color="000000"/>
-              <w:top w:val="none" w:sz="0" w:space="0" w:color="000000"/>
-              <w:left w:val="none" w:sz="0" w:space="0" w:color="000000"/>
-              <w:right w:val="none" w:sz="0" w:space="0" w:color="000000"/>
-            </w:tcBorders>
-            <w:shd w:val="clear" w:color="auto" w:fill="FFFFFF"/>
-            <w:tcMar>
-              <w:top w:w="0" w:type="dxa"/>
-              <w:bottom w:w="0" w:type="dxa"/>
-              <w:left w:w="0" w:type="dxa"/>
-              <w:right w:w="0" w:type="dxa"/>
-            </w:tcMar>
-            <w:vAlign w:val="top"/>
-          </w:tcPr>
-          <w:p>
-            <w:pPr>
-              <w:pStyle w:val="Normal"/>
-              <w:jc w:val="center"/>
-              <w:pBdr>
-                <w:bottom w:val="none" w:sz="0" w:space="0" w:color="000000"/>
-                <w:top w:val="none" w:sz="0" w:space="0" w:color="000000"/>
-                <w:left w:val="none" w:sz="0" w:space="0" w:color="000000"/>
-                <w:right w:val="none" w:sz="0" w:space="0" w:color="000000"/>
-              </w:pBdr>
-              <w:spacing w:after="100" w:before="100" w:line="240"/>
-              <w:ind w:left="100" w:right="100" w:firstLine="0" w:firstLineChars="0"/>
-              <w:rPr>
-                <w:rFonts w:ascii="Helvetica" w:hAnsi="Helvetica" w:eastAsia="Helvetica" w:cs="Helvetica"/>
-                <w:i w:val="false"/>
-                <w:b w:val="false"/>
-                <w:u w:val="none"/>
-                <w:sz w:val="22"/>
-                <w:szCs w:val="22"/>
-                <w:color w:val="000000"/>
-              </w:rPr>
-            </w:pPr>
-            <w:r>
-              <w:rPr>
-                <w:rFonts w:ascii="Helvetica" w:hAnsi="Helvetica" w:eastAsia="Helvetica" w:cs="Helvetica"/>
-                <w:i w:val="false"/>
-                <w:b w:val="false"/>
-                <w:u w:val="none"/>
-                <w:sz w:val="22"/>
-                <w:szCs w:val="22"/>
-                <w:color w:val="000000"/>
-              </w:rPr>
-              <w:t xml:space="preserve">0.260</w:t>
-            </w:r>
-          </w:p>
-        </w:tc>
-        <w:tc>
-          <w:tcPr>
-            <w:tcBorders>
-              <w:bottom w:val="none" w:sz="0" w:space="0" w:color="000000"/>
-              <w:top w:val="none" w:sz="0" w:space="0" w:color="000000"/>
-              <w:left w:val="none" w:sz="0" w:space="0" w:color="000000"/>
-              <w:right w:val="none" w:sz="0" w:space="0" w:color="000000"/>
-            </w:tcBorders>
-            <w:shd w:val="clear" w:color="auto" w:fill="FFFFFF"/>
-            <w:tcMar>
-              <w:top w:w="0" w:type="dxa"/>
-              <w:bottom w:w="0" w:type="dxa"/>
-              <w:left w:w="0" w:type="dxa"/>
-              <w:right w:w="0" w:type="dxa"/>
-            </w:tcMar>
-            <w:vAlign w:val="top"/>
-          </w:tcPr>
-          <w:p>
-            <w:pPr>
-              <w:pStyle w:val="Normal"/>
-              <w:jc w:val="center"/>
-              <w:pBdr>
-                <w:bottom w:val="none" w:sz="0" w:space="0" w:color="000000"/>
-                <w:top w:val="none" w:sz="0" w:space="0" w:color="000000"/>
-                <w:left w:val="none" w:sz="0" w:space="0" w:color="000000"/>
-                <w:right w:val="none" w:sz="0" w:space="0" w:color="000000"/>
-              </w:pBdr>
-              <w:spacing w:after="100" w:before="100" w:line="240"/>
-              <w:ind w:left="100" w:right="100" w:firstLine="0" w:firstLineChars="0"/>
-              <w:rPr>
-                <w:rFonts w:ascii="Helvetica" w:hAnsi="Helvetica" w:eastAsia="Helvetica" w:cs="Helvetica"/>
-                <w:i w:val="false"/>
-                <w:b w:val="false"/>
-                <w:u w:val="none"/>
-                <w:sz w:val="22"/>
-                <w:szCs w:val="22"/>
-                <w:color w:val="000000"/>
-              </w:rPr>
-            </w:pPr>
-            <w:r>
-              <w:rPr>
-                <w:rFonts w:ascii="Helvetica" w:hAnsi="Helvetica" w:eastAsia="Helvetica" w:cs="Helvetica"/>
-                <w:i w:val="false"/>
-                <w:b w:val="false"/>
-                <w:u w:val="none"/>
-                <w:sz w:val="22"/>
-                <w:szCs w:val="22"/>
-                <w:color w:val="000000"/>
-              </w:rPr>
-              <w:t xml:space="preserve">190</w:t>
-            </w:r>
-          </w:p>
-        </w:tc>
-        <w:tc>
-          <w:tcPr>
-            <w:tcBorders>
-              <w:bottom w:val="none" w:sz="0" w:space="0" w:color="000000"/>
-              <w:top w:val="none" w:sz="0" w:space="0" w:color="000000"/>
-              <w:left w:val="none" w:sz="0" w:space="0" w:color="000000"/>
-              <w:right w:val="none" w:sz="0" w:space="0" w:color="000000"/>
-            </w:tcBorders>
-            <w:shd w:val="clear" w:color="auto" w:fill="FFFFFF"/>
-            <w:tcMar>
-              <w:top w:w="0" w:type="dxa"/>
-              <w:bottom w:w="0" w:type="dxa"/>
-              <w:left w:w="0" w:type="dxa"/>
-              <w:right w:w="0" w:type="dxa"/>
-            </w:tcMar>
-            <w:vAlign w:val="top"/>
-          </w:tcPr>
-          <w:p>
-            <w:pPr>
-              <w:pStyle w:val="Normal"/>
-              <w:jc w:val="center"/>
-              <w:pBdr>
-                <w:bottom w:val="none" w:sz="0" w:space="0" w:color="000000"/>
-                <w:top w:val="none" w:sz="0" w:space="0" w:color="000000"/>
-                <w:left w:val="none" w:sz="0" w:space="0" w:color="000000"/>
-                <w:right w:val="none" w:sz="0" w:space="0" w:color="000000"/>
-              </w:pBdr>
-              <w:spacing w:after="100" w:before="100" w:line="240"/>
-              <w:ind w:left="100" w:right="100" w:firstLine="0" w:firstLineChars="0"/>
-              <w:rPr>
-                <w:rFonts w:ascii="Helvetica" w:hAnsi="Helvetica" w:eastAsia="Helvetica" w:cs="Helvetica"/>
-                <w:i w:val="false"/>
-                <w:b w:val="false"/>
-                <w:u w:val="none"/>
-                <w:sz w:val="22"/>
-                <w:szCs w:val="22"/>
-                <w:color w:val="000000"/>
-              </w:rPr>
-            </w:pPr>
-            <w:r>
-              <w:rPr>
-                <w:rFonts w:ascii="Helvetica" w:hAnsi="Helvetica" w:eastAsia="Helvetica" w:cs="Helvetica"/>
-                <w:i w:val="false"/>
-                <w:b w:val="false"/>
-                <w:u w:val="none"/>
-                <w:sz w:val="22"/>
-                <w:szCs w:val="22"/>
-                <w:color w:val="000000"/>
-              </w:rPr>
-              <w:t xml:space="preserve">0.89</w:t>
-            </w:r>
-          </w:p>
-        </w:tc>
-        <w:tc>
-          <w:tcPr>
-            <w:tcBorders>
-              <w:bottom w:val="none" w:sz="0" w:space="0" w:color="000000"/>
-              <w:top w:val="none" w:sz="0" w:space="0" w:color="000000"/>
-              <w:left w:val="none" w:sz="0" w:space="0" w:color="000000"/>
-              <w:right w:val="none" w:sz="0" w:space="0" w:color="000000"/>
-            </w:tcBorders>
-            <w:shd w:val="clear" w:color="auto" w:fill="FFFFFF"/>
-            <w:tcMar>
-              <w:top w:w="0" w:type="dxa"/>
-              <w:bottom w:w="0" w:type="dxa"/>
-              <w:left w:w="0" w:type="dxa"/>
-              <w:right w:w="0" w:type="dxa"/>
-            </w:tcMar>
-            <w:vAlign w:val="top"/>
-          </w:tcPr>
-          <w:p>
-            <w:pPr>
-              <w:pStyle w:val="Normal"/>
-              <w:jc w:val="center"/>
-              <w:pBdr>
-                <w:bottom w:val="none" w:sz="0" w:space="0" w:color="000000"/>
-                <w:top w:val="none" w:sz="0" w:space="0" w:color="000000"/>
-                <w:left w:val="none" w:sz="0" w:space="0" w:color="000000"/>
-                <w:right w:val="none" w:sz="0" w:space="0" w:color="000000"/>
-              </w:pBdr>
-              <w:spacing w:after="100" w:before="100" w:line="240"/>
-              <w:ind w:left="100" w:right="100" w:firstLine="0" w:firstLineChars="0"/>
-              <w:rPr>
-                <w:rFonts w:ascii="Helvetica" w:hAnsi="Helvetica" w:eastAsia="Helvetica" w:cs="Helvetica"/>
-                <w:i w:val="false"/>
-                <w:b w:val="false"/>
-                <w:u w:val="none"/>
-                <w:sz w:val="22"/>
-                <w:szCs w:val="22"/>
-                <w:color w:val="000000"/>
-              </w:rPr>
-            </w:pPr>
-            <w:r>
-              <w:rPr>
-                <w:rFonts w:ascii="Helvetica" w:hAnsi="Helvetica" w:eastAsia="Helvetica" w:cs="Helvetica"/>
-                <w:i w:val="false"/>
-                <w:b w:val="false"/>
-                <w:u w:val="none"/>
-                <w:sz w:val="22"/>
-                <w:szCs w:val="22"/>
-                <w:color w:val="000000"/>
-              </w:rPr>
-              <w:t xml:space="preserve">0.78, 1.02</w:t>
-            </w:r>
-          </w:p>
-        </w:tc>
-        <w:tc>
-          <w:tcPr>
-            <w:tcBorders>
-              <w:bottom w:val="none" w:sz="0" w:space="0" w:color="000000"/>
-              <w:top w:val="none" w:sz="0" w:space="0" w:color="000000"/>
-              <w:left w:val="none" w:sz="0" w:space="0" w:color="000000"/>
-              <w:right w:val="none" w:sz="0" w:space="0" w:color="000000"/>
-            </w:tcBorders>
-            <w:shd w:val="clear" w:color="auto" w:fill="FFFFFF"/>
-            <w:tcMar>
-              <w:top w:w="0" w:type="dxa"/>
-              <w:bottom w:w="0" w:type="dxa"/>
-              <w:left w:w="0" w:type="dxa"/>
-              <w:right w:w="0" w:type="dxa"/>
-            </w:tcMar>
-            <w:vAlign w:val="top"/>
-          </w:tcPr>
-          <w:p>
-            <w:pPr>
-              <w:pStyle w:val="Normal"/>
-              <w:jc w:val="center"/>
-              <w:pBdr>
-                <w:bottom w:val="none" w:sz="0" w:space="0" w:color="000000"/>
-                <w:top w:val="none" w:sz="0" w:space="0" w:color="000000"/>
-                <w:left w:val="none" w:sz="0" w:space="0" w:color="000000"/>
-                <w:right w:val="none" w:sz="0" w:space="0" w:color="000000"/>
-              </w:pBdr>
-              <w:spacing w:after="100" w:before="100" w:line="240"/>
-              <w:ind w:left="100" w:right="100" w:firstLine="0" w:firstLineChars="0"/>
-              <w:rPr>
-                <w:rFonts w:ascii="Helvetica" w:hAnsi="Helvetica" w:eastAsia="Helvetica" w:cs="Helvetica"/>
-                <w:i w:val="false"/>
-                <w:b w:val="false"/>
-                <w:u w:val="none"/>
-                <w:sz w:val="22"/>
-                <w:szCs w:val="22"/>
-                <w:color w:val="000000"/>
-              </w:rPr>
-            </w:pPr>
-            <w:r>
-              <w:rPr>
-                <w:rFonts w:ascii="Helvetica" w:hAnsi="Helvetica" w:eastAsia="Helvetica" w:cs="Helvetica"/>
-                <w:i w:val="false"/>
-                <w:b w:val="false"/>
-                <w:u w:val="none"/>
-                <w:sz w:val="22"/>
-                <w:szCs w:val="22"/>
-                <w:color w:val="000000"/>
-              </w:rPr>
-              <w:t xml:space="preserve">0.090</w:t>
+              <w:t xml:space="preserve">0.98, 1.10</w:t>
+            </w:r>
+          </w:p>
+        </w:tc>
+        <w:tc>
+          <w:tcPr>
+            <w:tcBorders>
+              <w:bottom w:val="none" w:sz="0" w:space="0" w:color="000000"/>
+              <w:top w:val="none" w:sz="0" w:space="0" w:color="000000"/>
+              <w:left w:val="none" w:sz="0" w:space="0" w:color="000000"/>
+              <w:right w:val="none" w:sz="0" w:space="0" w:color="000000"/>
+            </w:tcBorders>
+            <w:shd w:val="clear" w:color="auto" w:fill="FFFFFF"/>
+            <w:tcMar>
+              <w:top w:w="0" w:type="dxa"/>
+              <w:bottom w:w="0" w:type="dxa"/>
+              <w:left w:w="0" w:type="dxa"/>
+              <w:right w:w="0" w:type="dxa"/>
+            </w:tcMar>
+            <w:vAlign w:val="top"/>
+          </w:tcPr>
+          <w:p>
+            <w:pPr>
+              <w:pStyle w:val="Normal"/>
+              <w:jc w:val="center"/>
+              <w:pBdr>
+                <w:bottom w:val="none" w:sz="0" w:space="0" w:color="000000"/>
+                <w:top w:val="none" w:sz="0" w:space="0" w:color="000000"/>
+                <w:left w:val="none" w:sz="0" w:space="0" w:color="000000"/>
+                <w:right w:val="none" w:sz="0" w:space="0" w:color="000000"/>
+              </w:pBdr>
+              <w:spacing w:after="100" w:before="100" w:line="240"/>
+              <w:ind w:left="100" w:right="100" w:firstLine="0" w:firstLineChars="0"/>
+              <w:rPr>
+                <w:rFonts w:ascii="Helvetica" w:hAnsi="Helvetica" w:eastAsia="Helvetica" w:cs="Helvetica"/>
+                <w:i w:val="false"/>
+                <w:b w:val="false"/>
+                <w:u w:val="none"/>
+                <w:sz w:val="22"/>
+                <w:szCs w:val="22"/>
+                <w:color w:val="000000"/>
+              </w:rPr>
+            </w:pPr>
+            <w:r>
+              <w:rPr>
+                <w:rFonts w:ascii="Helvetica" w:hAnsi="Helvetica" w:eastAsia="Helvetica" w:cs="Helvetica"/>
+                <w:i w:val="false"/>
+                <w:b w:val="false"/>
+                <w:u w:val="none"/>
+                <w:sz w:val="22"/>
+                <w:szCs w:val="22"/>
+                <w:color w:val="000000"/>
+              </w:rPr>
+              <w:t xml:space="preserve">0.250</w:t>
+            </w:r>
+          </w:p>
+        </w:tc>
+        <w:tc>
+          <w:tcPr>
+            <w:tcBorders>
+              <w:bottom w:val="none" w:sz="0" w:space="0" w:color="000000"/>
+              <w:top w:val="none" w:sz="0" w:space="0" w:color="000000"/>
+              <w:left w:val="none" w:sz="0" w:space="0" w:color="000000"/>
+              <w:right w:val="none" w:sz="0" w:space="0" w:color="000000"/>
+            </w:tcBorders>
+            <w:shd w:val="clear" w:color="auto" w:fill="FFFFFF"/>
+            <w:tcMar>
+              <w:top w:w="0" w:type="dxa"/>
+              <w:bottom w:w="0" w:type="dxa"/>
+              <w:left w:w="0" w:type="dxa"/>
+              <w:right w:w="0" w:type="dxa"/>
+            </w:tcMar>
+            <w:vAlign w:val="top"/>
+          </w:tcPr>
+          <w:p>
+            <w:pPr>
+              <w:pStyle w:val="Normal"/>
+              <w:jc w:val="center"/>
+              <w:pBdr>
+                <w:bottom w:val="none" w:sz="0" w:space="0" w:color="000000"/>
+                <w:top w:val="none" w:sz="0" w:space="0" w:color="000000"/>
+                <w:left w:val="none" w:sz="0" w:space="0" w:color="000000"/>
+                <w:right w:val="none" w:sz="0" w:space="0" w:color="000000"/>
+              </w:pBdr>
+              <w:spacing w:after="100" w:before="100" w:line="240"/>
+              <w:ind w:left="100" w:right="100" w:firstLine="0" w:firstLineChars="0"/>
+              <w:rPr>
+                <w:rFonts w:ascii="Helvetica" w:hAnsi="Helvetica" w:eastAsia="Helvetica" w:cs="Helvetica"/>
+                <w:i w:val="false"/>
+                <w:b w:val="false"/>
+                <w:u w:val="none"/>
+                <w:sz w:val="22"/>
+                <w:szCs w:val="22"/>
+                <w:color w:val="000000"/>
+              </w:rPr>
+            </w:pPr>
+            <w:r>
+              <w:rPr>
+                <w:rFonts w:ascii="Helvetica" w:hAnsi="Helvetica" w:eastAsia="Helvetica" w:cs="Helvetica"/>
+                <w:i w:val="false"/>
+                <w:b w:val="false"/>
+                <w:u w:val="none"/>
+                <w:sz w:val="22"/>
+                <w:szCs w:val="22"/>
+                <w:color w:val="000000"/>
+              </w:rPr>
+              <w:t xml:space="preserve">189</w:t>
+            </w:r>
+          </w:p>
+        </w:tc>
+        <w:tc>
+          <w:tcPr>
+            <w:tcBorders>
+              <w:bottom w:val="none" w:sz="0" w:space="0" w:color="000000"/>
+              <w:top w:val="none" w:sz="0" w:space="0" w:color="000000"/>
+              <w:left w:val="none" w:sz="0" w:space="0" w:color="000000"/>
+              <w:right w:val="none" w:sz="0" w:space="0" w:color="000000"/>
+            </w:tcBorders>
+            <w:shd w:val="clear" w:color="auto" w:fill="FFFFFF"/>
+            <w:tcMar>
+              <w:top w:w="0" w:type="dxa"/>
+              <w:bottom w:w="0" w:type="dxa"/>
+              <w:left w:w="0" w:type="dxa"/>
+              <w:right w:w="0" w:type="dxa"/>
+            </w:tcMar>
+            <w:vAlign w:val="top"/>
+          </w:tcPr>
+          <w:p>
+            <w:pPr>
+              <w:pStyle w:val="Normal"/>
+              <w:jc w:val="center"/>
+              <w:pBdr>
+                <w:bottom w:val="none" w:sz="0" w:space="0" w:color="000000"/>
+                <w:top w:val="none" w:sz="0" w:space="0" w:color="000000"/>
+                <w:left w:val="none" w:sz="0" w:space="0" w:color="000000"/>
+                <w:right w:val="none" w:sz="0" w:space="0" w:color="000000"/>
+              </w:pBdr>
+              <w:spacing w:after="100" w:before="100" w:line="240"/>
+              <w:ind w:left="100" w:right="100" w:firstLine="0" w:firstLineChars="0"/>
+              <w:rPr>
+                <w:rFonts w:ascii="Helvetica" w:hAnsi="Helvetica" w:eastAsia="Helvetica" w:cs="Helvetica"/>
+                <w:i w:val="false"/>
+                <w:b w:val="false"/>
+                <w:u w:val="none"/>
+                <w:sz w:val="22"/>
+                <w:szCs w:val="22"/>
+                <w:color w:val="000000"/>
+              </w:rPr>
+            </w:pPr>
+            <w:r>
+              <w:rPr>
+                <w:rFonts w:ascii="Helvetica" w:hAnsi="Helvetica" w:eastAsia="Helvetica" w:cs="Helvetica"/>
+                <w:i w:val="false"/>
+                <w:b w:val="false"/>
+                <w:u w:val="none"/>
+                <w:sz w:val="22"/>
+                <w:szCs w:val="22"/>
+                <w:color w:val="000000"/>
+              </w:rPr>
+              <w:t xml:space="preserve">0.90</w:t>
+            </w:r>
+          </w:p>
+        </w:tc>
+        <w:tc>
+          <w:tcPr>
+            <w:tcBorders>
+              <w:bottom w:val="none" w:sz="0" w:space="0" w:color="000000"/>
+              <w:top w:val="none" w:sz="0" w:space="0" w:color="000000"/>
+              <w:left w:val="none" w:sz="0" w:space="0" w:color="000000"/>
+              <w:right w:val="none" w:sz="0" w:space="0" w:color="000000"/>
+            </w:tcBorders>
+            <w:shd w:val="clear" w:color="auto" w:fill="FFFFFF"/>
+            <w:tcMar>
+              <w:top w:w="0" w:type="dxa"/>
+              <w:bottom w:w="0" w:type="dxa"/>
+              <w:left w:w="0" w:type="dxa"/>
+              <w:right w:w="0" w:type="dxa"/>
+            </w:tcMar>
+            <w:vAlign w:val="top"/>
+          </w:tcPr>
+          <w:p>
+            <w:pPr>
+              <w:pStyle w:val="Normal"/>
+              <w:jc w:val="center"/>
+              <w:pBdr>
+                <w:bottom w:val="none" w:sz="0" w:space="0" w:color="000000"/>
+                <w:top w:val="none" w:sz="0" w:space="0" w:color="000000"/>
+                <w:left w:val="none" w:sz="0" w:space="0" w:color="000000"/>
+                <w:right w:val="none" w:sz="0" w:space="0" w:color="000000"/>
+              </w:pBdr>
+              <w:spacing w:after="100" w:before="100" w:line="240"/>
+              <w:ind w:left="100" w:right="100" w:firstLine="0" w:firstLineChars="0"/>
+              <w:rPr>
+                <w:rFonts w:ascii="Helvetica" w:hAnsi="Helvetica" w:eastAsia="Helvetica" w:cs="Helvetica"/>
+                <w:i w:val="false"/>
+                <w:b w:val="false"/>
+                <w:u w:val="none"/>
+                <w:sz w:val="22"/>
+                <w:szCs w:val="22"/>
+                <w:color w:val="000000"/>
+              </w:rPr>
+            </w:pPr>
+            <w:r>
+              <w:rPr>
+                <w:rFonts w:ascii="Helvetica" w:hAnsi="Helvetica" w:eastAsia="Helvetica" w:cs="Helvetica"/>
+                <w:i w:val="false"/>
+                <w:b w:val="false"/>
+                <w:u w:val="none"/>
+                <w:sz w:val="22"/>
+                <w:szCs w:val="22"/>
+                <w:color w:val="000000"/>
+              </w:rPr>
+              <w:t xml:space="preserve">0.79, 1.02</w:t>
+            </w:r>
+          </w:p>
+        </w:tc>
+        <w:tc>
+          <w:tcPr>
+            <w:tcBorders>
+              <w:bottom w:val="none" w:sz="0" w:space="0" w:color="000000"/>
+              <w:top w:val="none" w:sz="0" w:space="0" w:color="000000"/>
+              <w:left w:val="none" w:sz="0" w:space="0" w:color="000000"/>
+              <w:right w:val="none" w:sz="0" w:space="0" w:color="000000"/>
+            </w:tcBorders>
+            <w:shd w:val="clear" w:color="auto" w:fill="FFFFFF"/>
+            <w:tcMar>
+              <w:top w:w="0" w:type="dxa"/>
+              <w:bottom w:w="0" w:type="dxa"/>
+              <w:left w:w="0" w:type="dxa"/>
+              <w:right w:w="0" w:type="dxa"/>
+            </w:tcMar>
+            <w:vAlign w:val="top"/>
+          </w:tcPr>
+          <w:p>
+            <w:pPr>
+              <w:pStyle w:val="Normal"/>
+              <w:jc w:val="center"/>
+              <w:pBdr>
+                <w:bottom w:val="none" w:sz="0" w:space="0" w:color="000000"/>
+                <w:top w:val="none" w:sz="0" w:space="0" w:color="000000"/>
+                <w:left w:val="none" w:sz="0" w:space="0" w:color="000000"/>
+                <w:right w:val="none" w:sz="0" w:space="0" w:color="000000"/>
+              </w:pBdr>
+              <w:spacing w:after="100" w:before="100" w:line="240"/>
+              <w:ind w:left="100" w:right="100" w:firstLine="0" w:firstLineChars="0"/>
+              <w:rPr>
+                <w:rFonts w:ascii="Helvetica" w:hAnsi="Helvetica" w:eastAsia="Helvetica" w:cs="Helvetica"/>
+                <w:i w:val="false"/>
+                <w:b w:val="false"/>
+                <w:u w:val="none"/>
+                <w:sz w:val="22"/>
+                <w:szCs w:val="22"/>
+                <w:color w:val="000000"/>
+              </w:rPr>
+            </w:pPr>
+            <w:r>
+              <w:rPr>
+                <w:rFonts w:ascii="Helvetica" w:hAnsi="Helvetica" w:eastAsia="Helvetica" w:cs="Helvetica"/>
+                <w:i w:val="false"/>
+                <w:b w:val="false"/>
+                <w:u w:val="none"/>
+                <w:sz w:val="22"/>
+                <w:szCs w:val="22"/>
+                <w:color w:val="000000"/>
+              </w:rPr>
+              <w:t xml:space="preserve">0.100</w:t>
             </w:r>
           </w:p>
         </w:tc>
@@ -12913,7 +12913,7 @@
                 <w:szCs w:val="22"/>
                 <w:color w:val="000000"/>
               </w:rPr>
-              <w:t xml:space="preserve">190</w:t>
+              <w:t xml:space="preserve">189</w:t>
             </w:r>
           </w:p>
         </w:tc>
@@ -13019,219 +13019,219 @@
                 <w:szCs w:val="22"/>
                 <w:color w:val="000000"/>
               </w:rPr>
-              <w:t xml:space="preserve">0.26, 1.94</w:t>
-            </w:r>
-          </w:p>
-        </w:tc>
-        <w:tc>
-          <w:tcPr>
-            <w:tcBorders>
-              <w:bottom w:val="none" w:sz="0" w:space="0" w:color="000000"/>
-              <w:top w:val="none" w:sz="0" w:space="0" w:color="000000"/>
-              <w:left w:val="none" w:sz="0" w:space="0" w:color="000000"/>
-              <w:right w:val="none" w:sz="0" w:space="0" w:color="000000"/>
-            </w:tcBorders>
-            <w:shd w:val="clear" w:color="auto" w:fill="FFFFFF"/>
-            <w:tcMar>
-              <w:top w:w="0" w:type="dxa"/>
-              <w:bottom w:w="0" w:type="dxa"/>
-              <w:left w:w="0" w:type="dxa"/>
-              <w:right w:w="0" w:type="dxa"/>
-            </w:tcMar>
-            <w:vAlign w:val="top"/>
-          </w:tcPr>
-          <w:p>
-            <w:pPr>
-              <w:pStyle w:val="Normal"/>
-              <w:jc w:val="center"/>
-              <w:pBdr>
-                <w:bottom w:val="none" w:sz="0" w:space="0" w:color="000000"/>
-                <w:top w:val="none" w:sz="0" w:space="0" w:color="000000"/>
-                <w:left w:val="none" w:sz="0" w:space="0" w:color="000000"/>
-                <w:right w:val="none" w:sz="0" w:space="0" w:color="000000"/>
-              </w:pBdr>
-              <w:spacing w:after="100" w:before="100" w:line="240"/>
-              <w:ind w:left="100" w:right="100" w:firstLine="0" w:firstLineChars="0"/>
-              <w:rPr>
-                <w:rFonts w:ascii="Helvetica" w:hAnsi="Helvetica" w:eastAsia="Helvetica" w:cs="Helvetica"/>
-                <w:i w:val="false"/>
-                <w:b w:val="false"/>
-                <w:u w:val="none"/>
-                <w:sz w:val="22"/>
-                <w:szCs w:val="22"/>
-                <w:color w:val="000000"/>
-              </w:rPr>
-            </w:pPr>
-            <w:r>
-              <w:rPr>
-                <w:rFonts w:ascii="Helvetica" w:hAnsi="Helvetica" w:eastAsia="Helvetica" w:cs="Helvetica"/>
-                <w:i w:val="false"/>
-                <w:b w:val="false"/>
-                <w:u w:val="none"/>
-                <w:sz w:val="22"/>
-                <w:szCs w:val="22"/>
-                <w:color w:val="000000"/>
-              </w:rPr>
-              <w:t xml:space="preserve">0.500</w:t>
-            </w:r>
-          </w:p>
-        </w:tc>
-        <w:tc>
-          <w:tcPr>
-            <w:tcBorders>
-              <w:bottom w:val="none" w:sz="0" w:space="0" w:color="000000"/>
-              <w:top w:val="none" w:sz="0" w:space="0" w:color="000000"/>
-              <w:left w:val="none" w:sz="0" w:space="0" w:color="000000"/>
-              <w:right w:val="none" w:sz="0" w:space="0" w:color="000000"/>
-            </w:tcBorders>
-            <w:shd w:val="clear" w:color="auto" w:fill="FFFFFF"/>
-            <w:tcMar>
-              <w:top w:w="0" w:type="dxa"/>
-              <w:bottom w:w="0" w:type="dxa"/>
-              <w:left w:w="0" w:type="dxa"/>
-              <w:right w:w="0" w:type="dxa"/>
-            </w:tcMar>
-            <w:vAlign w:val="top"/>
-          </w:tcPr>
-          <w:p>
-            <w:pPr>
-              <w:pStyle w:val="Normal"/>
-              <w:jc w:val="center"/>
-              <w:pBdr>
-                <w:bottom w:val="none" w:sz="0" w:space="0" w:color="000000"/>
-                <w:top w:val="none" w:sz="0" w:space="0" w:color="000000"/>
-                <w:left w:val="none" w:sz="0" w:space="0" w:color="000000"/>
-                <w:right w:val="none" w:sz="0" w:space="0" w:color="000000"/>
-              </w:pBdr>
-              <w:spacing w:after="100" w:before="100" w:line="240"/>
-              <w:ind w:left="100" w:right="100" w:firstLine="0" w:firstLineChars="0"/>
-              <w:rPr>
-                <w:rFonts w:ascii="Helvetica" w:hAnsi="Helvetica" w:eastAsia="Helvetica" w:cs="Helvetica"/>
-                <w:i w:val="false"/>
-                <w:b w:val="false"/>
-                <w:u w:val="none"/>
-                <w:sz w:val="22"/>
-                <w:szCs w:val="22"/>
-                <w:color w:val="000000"/>
-              </w:rPr>
-            </w:pPr>
-            <w:r>
-              <w:rPr>
-                <w:rFonts w:ascii="Helvetica" w:hAnsi="Helvetica" w:eastAsia="Helvetica" w:cs="Helvetica"/>
-                <w:i w:val="false"/>
-                <w:b w:val="false"/>
-                <w:u w:val="none"/>
-                <w:sz w:val="22"/>
-                <w:szCs w:val="22"/>
-                <w:color w:val="000000"/>
-              </w:rPr>
-              <w:t xml:space="preserve">190</w:t>
-            </w:r>
-          </w:p>
-        </w:tc>
-        <w:tc>
-          <w:tcPr>
-            <w:tcBorders>
-              <w:bottom w:val="none" w:sz="0" w:space="0" w:color="000000"/>
-              <w:top w:val="none" w:sz="0" w:space="0" w:color="000000"/>
-              <w:left w:val="none" w:sz="0" w:space="0" w:color="000000"/>
-              <w:right w:val="none" w:sz="0" w:space="0" w:color="000000"/>
-            </w:tcBorders>
-            <w:shd w:val="clear" w:color="auto" w:fill="FFFFFF"/>
-            <w:tcMar>
-              <w:top w:w="0" w:type="dxa"/>
-              <w:bottom w:w="0" w:type="dxa"/>
-              <w:left w:w="0" w:type="dxa"/>
-              <w:right w:w="0" w:type="dxa"/>
-            </w:tcMar>
-            <w:vAlign w:val="top"/>
-          </w:tcPr>
-          <w:p>
-            <w:pPr>
-              <w:pStyle w:val="Normal"/>
-              <w:jc w:val="center"/>
-              <w:pBdr>
-                <w:bottom w:val="none" w:sz="0" w:space="0" w:color="000000"/>
-                <w:top w:val="none" w:sz="0" w:space="0" w:color="000000"/>
-                <w:left w:val="none" w:sz="0" w:space="0" w:color="000000"/>
-                <w:right w:val="none" w:sz="0" w:space="0" w:color="000000"/>
-              </w:pBdr>
-              <w:spacing w:after="100" w:before="100" w:line="240"/>
-              <w:ind w:left="100" w:right="100" w:firstLine="0" w:firstLineChars="0"/>
-              <w:rPr>
-                <w:rFonts w:ascii="Helvetica" w:hAnsi="Helvetica" w:eastAsia="Helvetica" w:cs="Helvetica"/>
-                <w:i w:val="false"/>
-                <w:b w:val="false"/>
-                <w:u w:val="none"/>
-                <w:sz w:val="22"/>
-                <w:szCs w:val="22"/>
-                <w:color w:val="000000"/>
-              </w:rPr>
-            </w:pPr>
-            <w:r>
-              <w:rPr>
-                <w:rFonts w:ascii="Helvetica" w:hAnsi="Helvetica" w:eastAsia="Helvetica" w:cs="Helvetica"/>
-                <w:i w:val="false"/>
-                <w:b w:val="false"/>
-                <w:u w:val="none"/>
-                <w:sz w:val="22"/>
-                <w:szCs w:val="22"/>
-                <w:color w:val="000000"/>
-              </w:rPr>
-              <w:t xml:space="preserve">1.08</w:t>
-            </w:r>
-          </w:p>
-        </w:tc>
-        <w:tc>
-          <w:tcPr>
-            <w:tcBorders>
-              <w:bottom w:val="none" w:sz="0" w:space="0" w:color="000000"/>
-              <w:top w:val="none" w:sz="0" w:space="0" w:color="000000"/>
-              <w:left w:val="none" w:sz="0" w:space="0" w:color="000000"/>
-              <w:right w:val="none" w:sz="0" w:space="0" w:color="000000"/>
-            </w:tcBorders>
-            <w:shd w:val="clear" w:color="auto" w:fill="FFFFFF"/>
-            <w:tcMar>
-              <w:top w:w="0" w:type="dxa"/>
-              <w:bottom w:w="0" w:type="dxa"/>
-              <w:left w:w="0" w:type="dxa"/>
-              <w:right w:w="0" w:type="dxa"/>
-            </w:tcMar>
-            <w:vAlign w:val="top"/>
-          </w:tcPr>
-          <w:p>
-            <w:pPr>
-              <w:pStyle w:val="Normal"/>
-              <w:jc w:val="center"/>
-              <w:pBdr>
-                <w:bottom w:val="none" w:sz="0" w:space="0" w:color="000000"/>
-                <w:top w:val="none" w:sz="0" w:space="0" w:color="000000"/>
-                <w:left w:val="none" w:sz="0" w:space="0" w:color="000000"/>
-                <w:right w:val="none" w:sz="0" w:space="0" w:color="000000"/>
-              </w:pBdr>
-              <w:spacing w:after="100" w:before="100" w:line="240"/>
-              <w:ind w:left="100" w:right="100" w:firstLine="0" w:firstLineChars="0"/>
-              <w:rPr>
-                <w:rFonts w:ascii="Helvetica" w:hAnsi="Helvetica" w:eastAsia="Helvetica" w:cs="Helvetica"/>
-                <w:i w:val="false"/>
-                <w:b w:val="false"/>
-                <w:u w:val="none"/>
-                <w:sz w:val="22"/>
-                <w:szCs w:val="22"/>
-                <w:color w:val="000000"/>
-              </w:rPr>
-            </w:pPr>
-            <w:r>
-              <w:rPr>
-                <w:rFonts w:ascii="Helvetica" w:hAnsi="Helvetica" w:eastAsia="Helvetica" w:cs="Helvetica"/>
-                <w:i w:val="false"/>
-                <w:b w:val="false"/>
-                <w:u w:val="none"/>
-                <w:sz w:val="22"/>
-                <w:szCs w:val="22"/>
-                <w:color w:val="000000"/>
-              </w:rPr>
-              <w:t xml:space="preserve">0.31, 3.78</w:t>
+              <w:t xml:space="preserve">0.26, 1.92</w:t>
+            </w:r>
+          </w:p>
+        </w:tc>
+        <w:tc>
+          <w:tcPr>
+            <w:tcBorders>
+              <w:bottom w:val="none" w:sz="0" w:space="0" w:color="000000"/>
+              <w:top w:val="none" w:sz="0" w:space="0" w:color="000000"/>
+              <w:left w:val="none" w:sz="0" w:space="0" w:color="000000"/>
+              <w:right w:val="none" w:sz="0" w:space="0" w:color="000000"/>
+            </w:tcBorders>
+            <w:shd w:val="clear" w:color="auto" w:fill="FFFFFF"/>
+            <w:tcMar>
+              <w:top w:w="0" w:type="dxa"/>
+              <w:bottom w:w="0" w:type="dxa"/>
+              <w:left w:w="0" w:type="dxa"/>
+              <w:right w:w="0" w:type="dxa"/>
+            </w:tcMar>
+            <w:vAlign w:val="top"/>
+          </w:tcPr>
+          <w:p>
+            <w:pPr>
+              <w:pStyle w:val="Normal"/>
+              <w:jc w:val="center"/>
+              <w:pBdr>
+                <w:bottom w:val="none" w:sz="0" w:space="0" w:color="000000"/>
+                <w:top w:val="none" w:sz="0" w:space="0" w:color="000000"/>
+                <w:left w:val="none" w:sz="0" w:space="0" w:color="000000"/>
+                <w:right w:val="none" w:sz="0" w:space="0" w:color="000000"/>
+              </w:pBdr>
+              <w:spacing w:after="100" w:before="100" w:line="240"/>
+              <w:ind w:left="100" w:right="100" w:firstLine="0" w:firstLineChars="0"/>
+              <w:rPr>
+                <w:rFonts w:ascii="Helvetica" w:hAnsi="Helvetica" w:eastAsia="Helvetica" w:cs="Helvetica"/>
+                <w:i w:val="false"/>
+                <w:b w:val="false"/>
+                <w:u w:val="none"/>
+                <w:sz w:val="22"/>
+                <w:szCs w:val="22"/>
+                <w:color w:val="000000"/>
+              </w:rPr>
+            </w:pPr>
+            <w:r>
+              <w:rPr>
+                <w:rFonts w:ascii="Helvetica" w:hAnsi="Helvetica" w:eastAsia="Helvetica" w:cs="Helvetica"/>
+                <w:i w:val="false"/>
+                <w:b w:val="false"/>
+                <w:u w:val="none"/>
+                <w:sz w:val="22"/>
+                <w:szCs w:val="22"/>
+                <w:color w:val="000000"/>
+              </w:rPr>
+              <w:t xml:space="preserve">0.490</w:t>
+            </w:r>
+          </w:p>
+        </w:tc>
+        <w:tc>
+          <w:tcPr>
+            <w:tcBorders>
+              <w:bottom w:val="none" w:sz="0" w:space="0" w:color="000000"/>
+              <w:top w:val="none" w:sz="0" w:space="0" w:color="000000"/>
+              <w:left w:val="none" w:sz="0" w:space="0" w:color="000000"/>
+              <w:right w:val="none" w:sz="0" w:space="0" w:color="000000"/>
+            </w:tcBorders>
+            <w:shd w:val="clear" w:color="auto" w:fill="FFFFFF"/>
+            <w:tcMar>
+              <w:top w:w="0" w:type="dxa"/>
+              <w:bottom w:w="0" w:type="dxa"/>
+              <w:left w:w="0" w:type="dxa"/>
+              <w:right w:w="0" w:type="dxa"/>
+            </w:tcMar>
+            <w:vAlign w:val="top"/>
+          </w:tcPr>
+          <w:p>
+            <w:pPr>
+              <w:pStyle w:val="Normal"/>
+              <w:jc w:val="center"/>
+              <w:pBdr>
+                <w:bottom w:val="none" w:sz="0" w:space="0" w:color="000000"/>
+                <w:top w:val="none" w:sz="0" w:space="0" w:color="000000"/>
+                <w:left w:val="none" w:sz="0" w:space="0" w:color="000000"/>
+                <w:right w:val="none" w:sz="0" w:space="0" w:color="000000"/>
+              </w:pBdr>
+              <w:spacing w:after="100" w:before="100" w:line="240"/>
+              <w:ind w:left="100" w:right="100" w:firstLine="0" w:firstLineChars="0"/>
+              <w:rPr>
+                <w:rFonts w:ascii="Helvetica" w:hAnsi="Helvetica" w:eastAsia="Helvetica" w:cs="Helvetica"/>
+                <w:i w:val="false"/>
+                <w:b w:val="false"/>
+                <w:u w:val="none"/>
+                <w:sz w:val="22"/>
+                <w:szCs w:val="22"/>
+                <w:color w:val="000000"/>
+              </w:rPr>
+            </w:pPr>
+            <w:r>
+              <w:rPr>
+                <w:rFonts w:ascii="Helvetica" w:hAnsi="Helvetica" w:eastAsia="Helvetica" w:cs="Helvetica"/>
+                <w:i w:val="false"/>
+                <w:b w:val="false"/>
+                <w:u w:val="none"/>
+                <w:sz w:val="22"/>
+                <w:szCs w:val="22"/>
+                <w:color w:val="000000"/>
+              </w:rPr>
+              <w:t xml:space="preserve">189</w:t>
+            </w:r>
+          </w:p>
+        </w:tc>
+        <w:tc>
+          <w:tcPr>
+            <w:tcBorders>
+              <w:bottom w:val="none" w:sz="0" w:space="0" w:color="000000"/>
+              <w:top w:val="none" w:sz="0" w:space="0" w:color="000000"/>
+              <w:left w:val="none" w:sz="0" w:space="0" w:color="000000"/>
+              <w:right w:val="none" w:sz="0" w:space="0" w:color="000000"/>
+            </w:tcBorders>
+            <w:shd w:val="clear" w:color="auto" w:fill="FFFFFF"/>
+            <w:tcMar>
+              <w:top w:w="0" w:type="dxa"/>
+              <w:bottom w:w="0" w:type="dxa"/>
+              <w:left w:w="0" w:type="dxa"/>
+              <w:right w:w="0" w:type="dxa"/>
+            </w:tcMar>
+            <w:vAlign w:val="top"/>
+          </w:tcPr>
+          <w:p>
+            <w:pPr>
+              <w:pStyle w:val="Normal"/>
+              <w:jc w:val="center"/>
+              <w:pBdr>
+                <w:bottom w:val="none" w:sz="0" w:space="0" w:color="000000"/>
+                <w:top w:val="none" w:sz="0" w:space="0" w:color="000000"/>
+                <w:left w:val="none" w:sz="0" w:space="0" w:color="000000"/>
+                <w:right w:val="none" w:sz="0" w:space="0" w:color="000000"/>
+              </w:pBdr>
+              <w:spacing w:after="100" w:before="100" w:line="240"/>
+              <w:ind w:left="100" w:right="100" w:firstLine="0" w:firstLineChars="0"/>
+              <w:rPr>
+                <w:rFonts w:ascii="Helvetica" w:hAnsi="Helvetica" w:eastAsia="Helvetica" w:cs="Helvetica"/>
+                <w:i w:val="false"/>
+                <w:b w:val="false"/>
+                <w:u w:val="none"/>
+                <w:sz w:val="22"/>
+                <w:szCs w:val="22"/>
+                <w:color w:val="000000"/>
+              </w:rPr>
+            </w:pPr>
+            <w:r>
+              <w:rPr>
+                <w:rFonts w:ascii="Helvetica" w:hAnsi="Helvetica" w:eastAsia="Helvetica" w:cs="Helvetica"/>
+                <w:i w:val="false"/>
+                <w:b w:val="false"/>
+                <w:u w:val="none"/>
+                <w:sz w:val="22"/>
+                <w:szCs w:val="22"/>
+                <w:color w:val="000000"/>
+              </w:rPr>
+              <w:t xml:space="preserve">0.92</w:t>
+            </w:r>
+          </w:p>
+        </w:tc>
+        <w:tc>
+          <w:tcPr>
+            <w:tcBorders>
+              <w:bottom w:val="none" w:sz="0" w:space="0" w:color="000000"/>
+              <w:top w:val="none" w:sz="0" w:space="0" w:color="000000"/>
+              <w:left w:val="none" w:sz="0" w:space="0" w:color="000000"/>
+              <w:right w:val="none" w:sz="0" w:space="0" w:color="000000"/>
+            </w:tcBorders>
+            <w:shd w:val="clear" w:color="auto" w:fill="FFFFFF"/>
+            <w:tcMar>
+              <w:top w:w="0" w:type="dxa"/>
+              <w:bottom w:w="0" w:type="dxa"/>
+              <w:left w:w="0" w:type="dxa"/>
+              <w:right w:w="0" w:type="dxa"/>
+            </w:tcMar>
+            <w:vAlign w:val="top"/>
+          </w:tcPr>
+          <w:p>
+            <w:pPr>
+              <w:pStyle w:val="Normal"/>
+              <w:jc w:val="center"/>
+              <w:pBdr>
+                <w:bottom w:val="none" w:sz="0" w:space="0" w:color="000000"/>
+                <w:top w:val="none" w:sz="0" w:space="0" w:color="000000"/>
+                <w:left w:val="none" w:sz="0" w:space="0" w:color="000000"/>
+                <w:right w:val="none" w:sz="0" w:space="0" w:color="000000"/>
+              </w:pBdr>
+              <w:spacing w:after="100" w:before="100" w:line="240"/>
+              <w:ind w:left="100" w:right="100" w:firstLine="0" w:firstLineChars="0"/>
+              <w:rPr>
+                <w:rFonts w:ascii="Helvetica" w:hAnsi="Helvetica" w:eastAsia="Helvetica" w:cs="Helvetica"/>
+                <w:i w:val="false"/>
+                <w:b w:val="false"/>
+                <w:u w:val="none"/>
+                <w:sz w:val="22"/>
+                <w:szCs w:val="22"/>
+                <w:color w:val="000000"/>
+              </w:rPr>
+            </w:pPr>
+            <w:r>
+              <w:rPr>
+                <w:rFonts w:ascii="Helvetica" w:hAnsi="Helvetica" w:eastAsia="Helvetica" w:cs="Helvetica"/>
+                <w:i w:val="false"/>
+                <w:b w:val="false"/>
+                <w:u w:val="none"/>
+                <w:sz w:val="22"/>
+                <w:szCs w:val="22"/>
+                <w:color w:val="000000"/>
+              </w:rPr>
+              <w:t xml:space="preserve">0.24, 3.58</w:t>
             </w:r>
           </w:p>
         </w:tc>
@@ -13396,113 +13396,113 @@
                 <w:szCs w:val="22"/>
                 <w:color w:val="000000"/>
               </w:rPr>
-              <w:t xml:space="preserve">190</w:t>
-            </w:r>
-          </w:p>
-        </w:tc>
-        <w:tc>
-          <w:tcPr>
-            <w:tcBorders>
-              <w:bottom w:val="none" w:sz="0" w:space="0" w:color="000000"/>
-              <w:top w:val="none" w:sz="0" w:space="0" w:color="000000"/>
-              <w:left w:val="none" w:sz="0" w:space="0" w:color="000000"/>
-              <w:right w:val="none" w:sz="0" w:space="0" w:color="000000"/>
-            </w:tcBorders>
-            <w:shd w:val="clear" w:color="auto" w:fill="FFFFFF"/>
-            <w:tcMar>
-              <w:top w:w="0" w:type="dxa"/>
-              <w:bottom w:w="0" w:type="dxa"/>
-              <w:left w:w="0" w:type="dxa"/>
-              <w:right w:w="0" w:type="dxa"/>
-            </w:tcMar>
-            <w:vAlign w:val="top"/>
-          </w:tcPr>
-          <w:p>
-            <w:pPr>
-              <w:pStyle w:val="Normal"/>
-              <w:jc w:val="center"/>
-              <w:pBdr>
-                <w:bottom w:val="none" w:sz="0" w:space="0" w:color="000000"/>
-                <w:top w:val="none" w:sz="0" w:space="0" w:color="000000"/>
-                <w:left w:val="none" w:sz="0" w:space="0" w:color="000000"/>
-                <w:right w:val="none" w:sz="0" w:space="0" w:color="000000"/>
-              </w:pBdr>
-              <w:spacing w:after="100" w:before="100" w:line="240"/>
-              <w:ind w:left="100" w:right="100" w:firstLine="0" w:firstLineChars="0"/>
-              <w:rPr>
-                <w:rFonts w:ascii="Helvetica" w:hAnsi="Helvetica" w:eastAsia="Helvetica" w:cs="Helvetica"/>
-                <w:i w:val="false"/>
-                <w:b w:val="false"/>
-                <w:u w:val="none"/>
-                <w:sz w:val="22"/>
-                <w:szCs w:val="22"/>
-                <w:color w:val="000000"/>
-              </w:rPr>
-            </w:pPr>
-            <w:r>
-              <w:rPr>
-                <w:rFonts w:ascii="Helvetica" w:hAnsi="Helvetica" w:eastAsia="Helvetica" w:cs="Helvetica"/>
-                <w:i w:val="false"/>
-                <w:b w:val="false"/>
-                <w:u w:val="none"/>
-                <w:sz w:val="22"/>
-                <w:szCs w:val="22"/>
-                <w:color w:val="000000"/>
-              </w:rPr>
-              <w:t xml:space="preserve">22,420</w:t>
-            </w:r>
-          </w:p>
-        </w:tc>
-        <w:tc>
-          <w:tcPr>
-            <w:tcBorders>
-              <w:bottom w:val="none" w:sz="0" w:space="0" w:color="000000"/>
-              <w:top w:val="none" w:sz="0" w:space="0" w:color="000000"/>
-              <w:left w:val="none" w:sz="0" w:space="0" w:color="000000"/>
-              <w:right w:val="none" w:sz="0" w:space="0" w:color="000000"/>
-            </w:tcBorders>
-            <w:shd w:val="clear" w:color="auto" w:fill="FFFFFF"/>
-            <w:tcMar>
-              <w:top w:w="0" w:type="dxa"/>
-              <w:bottom w:w="0" w:type="dxa"/>
-              <w:left w:w="0" w:type="dxa"/>
-              <w:right w:w="0" w:type="dxa"/>
-            </w:tcMar>
-            <w:vAlign w:val="top"/>
-          </w:tcPr>
-          <w:p>
-            <w:pPr>
-              <w:pStyle w:val="Normal"/>
-              <w:jc w:val="center"/>
-              <w:pBdr>
-                <w:bottom w:val="none" w:sz="0" w:space="0" w:color="000000"/>
-                <w:top w:val="none" w:sz="0" w:space="0" w:color="000000"/>
-                <w:left w:val="none" w:sz="0" w:space="0" w:color="000000"/>
-                <w:right w:val="none" w:sz="0" w:space="0" w:color="000000"/>
-              </w:pBdr>
-              <w:spacing w:after="100" w:before="100" w:line="240"/>
-              <w:ind w:left="100" w:right="100" w:firstLine="0" w:firstLineChars="0"/>
-              <w:rPr>
-                <w:rFonts w:ascii="Helvetica" w:hAnsi="Helvetica" w:eastAsia="Helvetica" w:cs="Helvetica"/>
-                <w:i w:val="false"/>
-                <w:b w:val="false"/>
-                <w:u w:val="none"/>
-                <w:sz w:val="22"/>
-                <w:szCs w:val="22"/>
-                <w:color w:val="000000"/>
-              </w:rPr>
-            </w:pPr>
-            <w:r>
-              <w:rPr>
-                <w:rFonts w:ascii="Helvetica" w:hAnsi="Helvetica" w:eastAsia="Helvetica" w:cs="Helvetica"/>
-                <w:i w:val="false"/>
-                <w:b w:val="false"/>
-                <w:u w:val="none"/>
-                <w:sz w:val="22"/>
-                <w:szCs w:val="22"/>
-                <w:color w:val="000000"/>
-              </w:rPr>
-              <w:t xml:space="preserve">5,243, 95,880</w:t>
+              <w:t xml:space="preserve">189</w:t>
+            </w:r>
+          </w:p>
+        </w:tc>
+        <w:tc>
+          <w:tcPr>
+            <w:tcBorders>
+              <w:bottom w:val="none" w:sz="0" w:space="0" w:color="000000"/>
+              <w:top w:val="none" w:sz="0" w:space="0" w:color="000000"/>
+              <w:left w:val="none" w:sz="0" w:space="0" w:color="000000"/>
+              <w:right w:val="none" w:sz="0" w:space="0" w:color="000000"/>
+            </w:tcBorders>
+            <w:shd w:val="clear" w:color="auto" w:fill="FFFFFF"/>
+            <w:tcMar>
+              <w:top w:w="0" w:type="dxa"/>
+              <w:bottom w:w="0" w:type="dxa"/>
+              <w:left w:w="0" w:type="dxa"/>
+              <w:right w:w="0" w:type="dxa"/>
+            </w:tcMar>
+            <w:vAlign w:val="top"/>
+          </w:tcPr>
+          <w:p>
+            <w:pPr>
+              <w:pStyle w:val="Normal"/>
+              <w:jc w:val="center"/>
+              <w:pBdr>
+                <w:bottom w:val="none" w:sz="0" w:space="0" w:color="000000"/>
+                <w:top w:val="none" w:sz="0" w:space="0" w:color="000000"/>
+                <w:left w:val="none" w:sz="0" w:space="0" w:color="000000"/>
+                <w:right w:val="none" w:sz="0" w:space="0" w:color="000000"/>
+              </w:pBdr>
+              <w:spacing w:after="100" w:before="100" w:line="240"/>
+              <w:ind w:left="100" w:right="100" w:firstLine="0" w:firstLineChars="0"/>
+              <w:rPr>
+                <w:rFonts w:ascii="Helvetica" w:hAnsi="Helvetica" w:eastAsia="Helvetica" w:cs="Helvetica"/>
+                <w:i w:val="false"/>
+                <w:b w:val="false"/>
+                <w:u w:val="none"/>
+                <w:sz w:val="22"/>
+                <w:szCs w:val="22"/>
+                <w:color w:val="000000"/>
+              </w:rPr>
+            </w:pPr>
+            <w:r>
+              <w:rPr>
+                <w:rFonts w:ascii="Helvetica" w:hAnsi="Helvetica" w:eastAsia="Helvetica" w:cs="Helvetica"/>
+                <w:i w:val="false"/>
+                <w:b w:val="false"/>
+                <w:u w:val="none"/>
+                <w:sz w:val="22"/>
+                <w:szCs w:val="22"/>
+                <w:color w:val="000000"/>
+              </w:rPr>
+              <w:t xml:space="preserve">22,423</w:t>
+            </w:r>
+          </w:p>
+        </w:tc>
+        <w:tc>
+          <w:tcPr>
+            <w:tcBorders>
+              <w:bottom w:val="none" w:sz="0" w:space="0" w:color="000000"/>
+              <w:top w:val="none" w:sz="0" w:space="0" w:color="000000"/>
+              <w:left w:val="none" w:sz="0" w:space="0" w:color="000000"/>
+              <w:right w:val="none" w:sz="0" w:space="0" w:color="000000"/>
+            </w:tcBorders>
+            <w:shd w:val="clear" w:color="auto" w:fill="FFFFFF"/>
+            <w:tcMar>
+              <w:top w:w="0" w:type="dxa"/>
+              <w:bottom w:w="0" w:type="dxa"/>
+              <w:left w:w="0" w:type="dxa"/>
+              <w:right w:w="0" w:type="dxa"/>
+            </w:tcMar>
+            <w:vAlign w:val="top"/>
+          </w:tcPr>
+          <w:p>
+            <w:pPr>
+              <w:pStyle w:val="Normal"/>
+              <w:jc w:val="center"/>
+              <w:pBdr>
+                <w:bottom w:val="none" w:sz="0" w:space="0" w:color="000000"/>
+                <w:top w:val="none" w:sz="0" w:space="0" w:color="000000"/>
+                <w:left w:val="none" w:sz="0" w:space="0" w:color="000000"/>
+                <w:right w:val="none" w:sz="0" w:space="0" w:color="000000"/>
+              </w:pBdr>
+              <w:spacing w:after="100" w:before="100" w:line="240"/>
+              <w:ind w:left="100" w:right="100" w:firstLine="0" w:firstLineChars="0"/>
+              <w:rPr>
+                <w:rFonts w:ascii="Helvetica" w:hAnsi="Helvetica" w:eastAsia="Helvetica" w:cs="Helvetica"/>
+                <w:i w:val="false"/>
+                <w:b w:val="false"/>
+                <w:u w:val="none"/>
+                <w:sz w:val="22"/>
+                <w:szCs w:val="22"/>
+                <w:color w:val="000000"/>
+              </w:rPr>
+            </w:pPr>
+            <w:r>
+              <w:rPr>
+                <w:rFonts w:ascii="Helvetica" w:hAnsi="Helvetica" w:eastAsia="Helvetica" w:cs="Helvetica"/>
+                <w:i w:val="false"/>
+                <w:b w:val="false"/>
+                <w:u w:val="none"/>
+                <w:sz w:val="22"/>
+                <w:szCs w:val="22"/>
+                <w:color w:val="000000"/>
+              </w:rPr>
+              <w:t xml:space="preserve">5,243, 95,889</w:t>
             </w:r>
           </w:p>
         </w:tc>
@@ -13608,113 +13608,113 @@
                 <w:szCs w:val="22"/>
                 <w:color w:val="000000"/>
               </w:rPr>
-              <w:t xml:space="preserve">190</w:t>
-            </w:r>
-          </w:p>
-        </w:tc>
-        <w:tc>
-          <w:tcPr>
-            <w:tcBorders>
-              <w:bottom w:val="none" w:sz="0" w:space="0" w:color="000000"/>
-              <w:top w:val="none" w:sz="0" w:space="0" w:color="000000"/>
-              <w:left w:val="none" w:sz="0" w:space="0" w:color="000000"/>
-              <w:right w:val="none" w:sz="0" w:space="0" w:color="000000"/>
-            </w:tcBorders>
-            <w:shd w:val="clear" w:color="auto" w:fill="FFFFFF"/>
-            <w:tcMar>
-              <w:top w:w="0" w:type="dxa"/>
-              <w:bottom w:w="0" w:type="dxa"/>
-              <w:left w:w="0" w:type="dxa"/>
-              <w:right w:w="0" w:type="dxa"/>
-            </w:tcMar>
-            <w:vAlign w:val="top"/>
-          </w:tcPr>
-          <w:p>
-            <w:pPr>
-              <w:pStyle w:val="Normal"/>
-              <w:jc w:val="center"/>
-              <w:pBdr>
-                <w:bottom w:val="none" w:sz="0" w:space="0" w:color="000000"/>
-                <w:top w:val="none" w:sz="0" w:space="0" w:color="000000"/>
-                <w:left w:val="none" w:sz="0" w:space="0" w:color="000000"/>
-                <w:right w:val="none" w:sz="0" w:space="0" w:color="000000"/>
-              </w:pBdr>
-              <w:spacing w:after="100" w:before="100" w:line="240"/>
-              <w:ind w:left="100" w:right="100" w:firstLine="0" w:firstLineChars="0"/>
-              <w:rPr>
-                <w:rFonts w:ascii="Helvetica" w:hAnsi="Helvetica" w:eastAsia="Helvetica" w:cs="Helvetica"/>
-                <w:i w:val="false"/>
-                <w:b w:val="false"/>
-                <w:u w:val="none"/>
-                <w:sz w:val="22"/>
-                <w:szCs w:val="22"/>
-                <w:color w:val="000000"/>
-              </w:rPr>
-            </w:pPr>
-            <w:r>
-              <w:rPr>
-                <w:rFonts w:ascii="Helvetica" w:hAnsi="Helvetica" w:eastAsia="Helvetica" w:cs="Helvetica"/>
-                <w:i w:val="false"/>
-                <w:b w:val="false"/>
-                <w:u w:val="none"/>
-                <w:sz w:val="22"/>
-                <w:szCs w:val="22"/>
-                <w:color w:val="000000"/>
-              </w:rPr>
-              <w:t xml:space="preserve">12,703</w:t>
-            </w:r>
-          </w:p>
-        </w:tc>
-        <w:tc>
-          <w:tcPr>
-            <w:tcBorders>
-              <w:bottom w:val="none" w:sz="0" w:space="0" w:color="000000"/>
-              <w:top w:val="none" w:sz="0" w:space="0" w:color="000000"/>
-              <w:left w:val="none" w:sz="0" w:space="0" w:color="000000"/>
-              <w:right w:val="none" w:sz="0" w:space="0" w:color="000000"/>
-            </w:tcBorders>
-            <w:shd w:val="clear" w:color="auto" w:fill="FFFFFF"/>
-            <w:tcMar>
-              <w:top w:w="0" w:type="dxa"/>
-              <w:bottom w:w="0" w:type="dxa"/>
-              <w:left w:w="0" w:type="dxa"/>
-              <w:right w:w="0" w:type="dxa"/>
-            </w:tcMar>
-            <w:vAlign w:val="top"/>
-          </w:tcPr>
-          <w:p>
-            <w:pPr>
-              <w:pStyle w:val="Normal"/>
-              <w:jc w:val="center"/>
-              <w:pBdr>
-                <w:bottom w:val="none" w:sz="0" w:space="0" w:color="000000"/>
-                <w:top w:val="none" w:sz="0" w:space="0" w:color="000000"/>
-                <w:left w:val="none" w:sz="0" w:space="0" w:color="000000"/>
-                <w:right w:val="none" w:sz="0" w:space="0" w:color="000000"/>
-              </w:pBdr>
-              <w:spacing w:after="100" w:before="100" w:line="240"/>
-              <w:ind w:left="100" w:right="100" w:firstLine="0" w:firstLineChars="0"/>
-              <w:rPr>
-                <w:rFonts w:ascii="Helvetica" w:hAnsi="Helvetica" w:eastAsia="Helvetica" w:cs="Helvetica"/>
-                <w:i w:val="false"/>
-                <w:b w:val="false"/>
-                <w:u w:val="none"/>
-                <w:sz w:val="22"/>
-                <w:szCs w:val="22"/>
-                <w:color w:val="000000"/>
-              </w:rPr>
-            </w:pPr>
-            <w:r>
-              <w:rPr>
-                <w:rFonts w:ascii="Helvetica" w:hAnsi="Helvetica" w:eastAsia="Helvetica" w:cs="Helvetica"/>
-                <w:i w:val="false"/>
-                <w:b w:val="false"/>
-                <w:u w:val="none"/>
-                <w:sz w:val="22"/>
-                <w:szCs w:val="22"/>
-                <w:color w:val="000000"/>
-              </w:rPr>
-              <w:t xml:space="preserve">266, 607,106</w:t>
+              <w:t xml:space="preserve">189</w:t>
+            </w:r>
+          </w:p>
+        </w:tc>
+        <w:tc>
+          <w:tcPr>
+            <w:tcBorders>
+              <w:bottom w:val="none" w:sz="0" w:space="0" w:color="000000"/>
+              <w:top w:val="none" w:sz="0" w:space="0" w:color="000000"/>
+              <w:left w:val="none" w:sz="0" w:space="0" w:color="000000"/>
+              <w:right w:val="none" w:sz="0" w:space="0" w:color="000000"/>
+            </w:tcBorders>
+            <w:shd w:val="clear" w:color="auto" w:fill="FFFFFF"/>
+            <w:tcMar>
+              <w:top w:w="0" w:type="dxa"/>
+              <w:bottom w:w="0" w:type="dxa"/>
+              <w:left w:w="0" w:type="dxa"/>
+              <w:right w:w="0" w:type="dxa"/>
+            </w:tcMar>
+            <w:vAlign w:val="top"/>
+          </w:tcPr>
+          <w:p>
+            <w:pPr>
+              <w:pStyle w:val="Normal"/>
+              <w:jc w:val="center"/>
+              <w:pBdr>
+                <w:bottom w:val="none" w:sz="0" w:space="0" w:color="000000"/>
+                <w:top w:val="none" w:sz="0" w:space="0" w:color="000000"/>
+                <w:left w:val="none" w:sz="0" w:space="0" w:color="000000"/>
+                <w:right w:val="none" w:sz="0" w:space="0" w:color="000000"/>
+              </w:pBdr>
+              <w:spacing w:after="100" w:before="100" w:line="240"/>
+              <w:ind w:left="100" w:right="100" w:firstLine="0" w:firstLineChars="0"/>
+              <w:rPr>
+                <w:rFonts w:ascii="Helvetica" w:hAnsi="Helvetica" w:eastAsia="Helvetica" w:cs="Helvetica"/>
+                <w:i w:val="false"/>
+                <w:b w:val="false"/>
+                <w:u w:val="none"/>
+                <w:sz w:val="22"/>
+                <w:szCs w:val="22"/>
+                <w:color w:val="000000"/>
+              </w:rPr>
+            </w:pPr>
+            <w:r>
+              <w:rPr>
+                <w:rFonts w:ascii="Helvetica" w:hAnsi="Helvetica" w:eastAsia="Helvetica" w:cs="Helvetica"/>
+                <w:i w:val="false"/>
+                <w:b w:val="false"/>
+                <w:u w:val="none"/>
+                <w:sz w:val="22"/>
+                <w:szCs w:val="22"/>
+                <w:color w:val="000000"/>
+              </w:rPr>
+              <w:t xml:space="preserve">12,720</w:t>
+            </w:r>
+          </w:p>
+        </w:tc>
+        <w:tc>
+          <w:tcPr>
+            <w:tcBorders>
+              <w:bottom w:val="none" w:sz="0" w:space="0" w:color="000000"/>
+              <w:top w:val="none" w:sz="0" w:space="0" w:color="000000"/>
+              <w:left w:val="none" w:sz="0" w:space="0" w:color="000000"/>
+              <w:right w:val="none" w:sz="0" w:space="0" w:color="000000"/>
+            </w:tcBorders>
+            <w:shd w:val="clear" w:color="auto" w:fill="FFFFFF"/>
+            <w:tcMar>
+              <w:top w:w="0" w:type="dxa"/>
+              <w:bottom w:w="0" w:type="dxa"/>
+              <w:left w:w="0" w:type="dxa"/>
+              <w:right w:w="0" w:type="dxa"/>
+            </w:tcMar>
+            <w:vAlign w:val="top"/>
+          </w:tcPr>
+          <w:p>
+            <w:pPr>
+              <w:pStyle w:val="Normal"/>
+              <w:jc w:val="center"/>
+              <w:pBdr>
+                <w:bottom w:val="none" w:sz="0" w:space="0" w:color="000000"/>
+                <w:top w:val="none" w:sz="0" w:space="0" w:color="000000"/>
+                <w:left w:val="none" w:sz="0" w:space="0" w:color="000000"/>
+                <w:right w:val="none" w:sz="0" w:space="0" w:color="000000"/>
+              </w:pBdr>
+              <w:spacing w:after="100" w:before="100" w:line="240"/>
+              <w:ind w:left="100" w:right="100" w:firstLine="0" w:firstLineChars="0"/>
+              <w:rPr>
+                <w:rFonts w:ascii="Helvetica" w:hAnsi="Helvetica" w:eastAsia="Helvetica" w:cs="Helvetica"/>
+                <w:i w:val="false"/>
+                <w:b w:val="false"/>
+                <w:u w:val="none"/>
+                <w:sz w:val="22"/>
+                <w:szCs w:val="22"/>
+                <w:color w:val="000000"/>
+              </w:rPr>
+            </w:pPr>
+            <w:r>
+              <w:rPr>
+                <w:rFonts w:ascii="Helvetica" w:hAnsi="Helvetica" w:eastAsia="Helvetica" w:cs="Helvetica"/>
+                <w:i w:val="false"/>
+                <w:b w:val="false"/>
+                <w:u w:val="none"/>
+                <w:sz w:val="22"/>
+                <w:szCs w:val="22"/>
+                <w:color w:val="000000"/>
+              </w:rPr>
+              <w:t xml:space="preserve">289, 559,955</w:t>
             </w:r>
           </w:p>
         </w:tc>
@@ -13879,113 +13879,113 @@
                 <w:szCs w:val="22"/>
                 <w:color w:val="000000"/>
               </w:rPr>
-              <w:t xml:space="preserve">190</w:t>
-            </w:r>
-          </w:p>
-        </w:tc>
-        <w:tc>
-          <w:tcPr>
-            <w:tcBorders>
-              <w:bottom w:val="none" w:sz="0" w:space="0" w:color="000000"/>
-              <w:top w:val="none" w:sz="0" w:space="0" w:color="000000"/>
-              <w:left w:val="none" w:sz="0" w:space="0" w:color="000000"/>
-              <w:right w:val="none" w:sz="0" w:space="0" w:color="000000"/>
-            </w:tcBorders>
-            <w:shd w:val="clear" w:color="auto" w:fill="FFFFFF"/>
-            <w:tcMar>
-              <w:top w:w="0" w:type="dxa"/>
-              <w:bottom w:w="0" w:type="dxa"/>
-              <w:left w:w="0" w:type="dxa"/>
-              <w:right w:w="0" w:type="dxa"/>
-            </w:tcMar>
-            <w:vAlign w:val="top"/>
-          </w:tcPr>
-          <w:p>
-            <w:pPr>
-              <w:pStyle w:val="Normal"/>
-              <w:jc w:val="center"/>
-              <w:pBdr>
-                <w:bottom w:val="none" w:sz="0" w:space="0" w:color="000000"/>
-                <w:top w:val="none" w:sz="0" w:space="0" w:color="000000"/>
-                <w:left w:val="none" w:sz="0" w:space="0" w:color="000000"/>
-                <w:right w:val="none" w:sz="0" w:space="0" w:color="000000"/>
-              </w:pBdr>
-              <w:spacing w:after="100" w:before="100" w:line="240"/>
-              <w:ind w:left="100" w:right="100" w:firstLine="0" w:firstLineChars="0"/>
-              <w:rPr>
-                <w:rFonts w:ascii="Helvetica" w:hAnsi="Helvetica" w:eastAsia="Helvetica" w:cs="Helvetica"/>
-                <w:i w:val="false"/>
-                <w:b w:val="false"/>
-                <w:u w:val="none"/>
-                <w:sz w:val="22"/>
-                <w:szCs w:val="22"/>
-                <w:color w:val="000000"/>
-              </w:rPr>
-            </w:pPr>
-            <w:r>
-              <w:rPr>
-                <w:rFonts w:ascii="Helvetica" w:hAnsi="Helvetica" w:eastAsia="Helvetica" w:cs="Helvetica"/>
-                <w:i w:val="false"/>
-                <w:b w:val="false"/>
-                <w:u w:val="none"/>
-                <w:sz w:val="22"/>
-                <w:szCs w:val="22"/>
-                <w:color w:val="000000"/>
-              </w:rPr>
-              <w:t xml:space="preserve">1.96</w:t>
-            </w:r>
-          </w:p>
-        </w:tc>
-        <w:tc>
-          <w:tcPr>
-            <w:tcBorders>
-              <w:bottom w:val="none" w:sz="0" w:space="0" w:color="000000"/>
-              <w:top w:val="none" w:sz="0" w:space="0" w:color="000000"/>
-              <w:left w:val="none" w:sz="0" w:space="0" w:color="000000"/>
-              <w:right w:val="none" w:sz="0" w:space="0" w:color="000000"/>
-            </w:tcBorders>
-            <w:shd w:val="clear" w:color="auto" w:fill="FFFFFF"/>
-            <w:tcMar>
-              <w:top w:w="0" w:type="dxa"/>
-              <w:bottom w:w="0" w:type="dxa"/>
-              <w:left w:w="0" w:type="dxa"/>
-              <w:right w:w="0" w:type="dxa"/>
-            </w:tcMar>
-            <w:vAlign w:val="top"/>
-          </w:tcPr>
-          <w:p>
-            <w:pPr>
-              <w:pStyle w:val="Normal"/>
-              <w:jc w:val="center"/>
-              <w:pBdr>
-                <w:bottom w:val="none" w:sz="0" w:space="0" w:color="000000"/>
-                <w:top w:val="none" w:sz="0" w:space="0" w:color="000000"/>
-                <w:left w:val="none" w:sz="0" w:space="0" w:color="000000"/>
-                <w:right w:val="none" w:sz="0" w:space="0" w:color="000000"/>
-              </w:pBdr>
-              <w:spacing w:after="100" w:before="100" w:line="240"/>
-              <w:ind w:left="100" w:right="100" w:firstLine="0" w:firstLineChars="0"/>
-              <w:rPr>
-                <w:rFonts w:ascii="Helvetica" w:hAnsi="Helvetica" w:eastAsia="Helvetica" w:cs="Helvetica"/>
-                <w:i w:val="false"/>
-                <w:b w:val="false"/>
-                <w:u w:val="none"/>
-                <w:sz w:val="22"/>
-                <w:szCs w:val="22"/>
-                <w:color w:val="000000"/>
-              </w:rPr>
-            </w:pPr>
-            <w:r>
-              <w:rPr>
-                <w:rFonts w:ascii="Helvetica" w:hAnsi="Helvetica" w:eastAsia="Helvetica" w:cs="Helvetica"/>
-                <w:i w:val="false"/>
-                <w:b w:val="false"/>
-                <w:u w:val="none"/>
-                <w:sz w:val="22"/>
-                <w:szCs w:val="22"/>
-                <w:color w:val="000000"/>
-              </w:rPr>
-              <w:t xml:space="preserve">0.79, 4.89</w:t>
+              <w:t xml:space="preserve">189</w:t>
+            </w:r>
+          </w:p>
+        </w:tc>
+        <w:tc>
+          <w:tcPr>
+            <w:tcBorders>
+              <w:bottom w:val="none" w:sz="0" w:space="0" w:color="000000"/>
+              <w:top w:val="none" w:sz="0" w:space="0" w:color="000000"/>
+              <w:left w:val="none" w:sz="0" w:space="0" w:color="000000"/>
+              <w:right w:val="none" w:sz="0" w:space="0" w:color="000000"/>
+            </w:tcBorders>
+            <w:shd w:val="clear" w:color="auto" w:fill="FFFFFF"/>
+            <w:tcMar>
+              <w:top w:w="0" w:type="dxa"/>
+              <w:bottom w:w="0" w:type="dxa"/>
+              <w:left w:w="0" w:type="dxa"/>
+              <w:right w:w="0" w:type="dxa"/>
+            </w:tcMar>
+            <w:vAlign w:val="top"/>
+          </w:tcPr>
+          <w:p>
+            <w:pPr>
+              <w:pStyle w:val="Normal"/>
+              <w:jc w:val="center"/>
+              <w:pBdr>
+                <w:bottom w:val="none" w:sz="0" w:space="0" w:color="000000"/>
+                <w:top w:val="none" w:sz="0" w:space="0" w:color="000000"/>
+                <w:left w:val="none" w:sz="0" w:space="0" w:color="000000"/>
+                <w:right w:val="none" w:sz="0" w:space="0" w:color="000000"/>
+              </w:pBdr>
+              <w:spacing w:after="100" w:before="100" w:line="240"/>
+              <w:ind w:left="100" w:right="100" w:firstLine="0" w:firstLineChars="0"/>
+              <w:rPr>
+                <w:rFonts w:ascii="Helvetica" w:hAnsi="Helvetica" w:eastAsia="Helvetica" w:cs="Helvetica"/>
+                <w:i w:val="false"/>
+                <w:b w:val="false"/>
+                <w:u w:val="none"/>
+                <w:sz w:val="22"/>
+                <w:szCs w:val="22"/>
+                <w:color w:val="000000"/>
+              </w:rPr>
+            </w:pPr>
+            <w:r>
+              <w:rPr>
+                <w:rFonts w:ascii="Helvetica" w:hAnsi="Helvetica" w:eastAsia="Helvetica" w:cs="Helvetica"/>
+                <w:i w:val="false"/>
+                <w:b w:val="false"/>
+                <w:u w:val="none"/>
+                <w:sz w:val="22"/>
+                <w:szCs w:val="22"/>
+                <w:color w:val="000000"/>
+              </w:rPr>
+              <w:t xml:space="preserve">1.95</w:t>
+            </w:r>
+          </w:p>
+        </w:tc>
+        <w:tc>
+          <w:tcPr>
+            <w:tcBorders>
+              <w:bottom w:val="none" w:sz="0" w:space="0" w:color="000000"/>
+              <w:top w:val="none" w:sz="0" w:space="0" w:color="000000"/>
+              <w:left w:val="none" w:sz="0" w:space="0" w:color="000000"/>
+              <w:right w:val="none" w:sz="0" w:space="0" w:color="000000"/>
+            </w:tcBorders>
+            <w:shd w:val="clear" w:color="auto" w:fill="FFFFFF"/>
+            <w:tcMar>
+              <w:top w:w="0" w:type="dxa"/>
+              <w:bottom w:w="0" w:type="dxa"/>
+              <w:left w:w="0" w:type="dxa"/>
+              <w:right w:w="0" w:type="dxa"/>
+            </w:tcMar>
+            <w:vAlign w:val="top"/>
+          </w:tcPr>
+          <w:p>
+            <w:pPr>
+              <w:pStyle w:val="Normal"/>
+              <w:jc w:val="center"/>
+              <w:pBdr>
+                <w:bottom w:val="none" w:sz="0" w:space="0" w:color="000000"/>
+                <w:top w:val="none" w:sz="0" w:space="0" w:color="000000"/>
+                <w:left w:val="none" w:sz="0" w:space="0" w:color="000000"/>
+                <w:right w:val="none" w:sz="0" w:space="0" w:color="000000"/>
+              </w:pBdr>
+              <w:spacing w:after="100" w:before="100" w:line="240"/>
+              <w:ind w:left="100" w:right="100" w:firstLine="0" w:firstLineChars="0"/>
+              <w:rPr>
+                <w:rFonts w:ascii="Helvetica" w:hAnsi="Helvetica" w:eastAsia="Helvetica" w:cs="Helvetica"/>
+                <w:i w:val="false"/>
+                <w:b w:val="false"/>
+                <w:u w:val="none"/>
+                <w:sz w:val="22"/>
+                <w:szCs w:val="22"/>
+                <w:color w:val="000000"/>
+              </w:rPr>
+            </w:pPr>
+            <w:r>
+              <w:rPr>
+                <w:rFonts w:ascii="Helvetica" w:hAnsi="Helvetica" w:eastAsia="Helvetica" w:cs="Helvetica"/>
+                <w:i w:val="false"/>
+                <w:b w:val="false"/>
+                <w:u w:val="none"/>
+                <w:sz w:val="22"/>
+                <w:szCs w:val="22"/>
+                <w:color w:val="000000"/>
+              </w:rPr>
+              <w:t xml:space="preserve">0.78, 4.85</w:t>
             </w:r>
           </w:p>
         </w:tc>
@@ -14091,113 +14091,113 @@
                 <w:szCs w:val="22"/>
                 <w:color w:val="000000"/>
               </w:rPr>
-              <w:t xml:space="preserve">190</w:t>
-            </w:r>
-          </w:p>
-        </w:tc>
-        <w:tc>
-          <w:tcPr>
-            <w:tcBorders>
-              <w:bottom w:val="none" w:sz="0" w:space="0" w:color="000000"/>
-              <w:top w:val="none" w:sz="0" w:space="0" w:color="000000"/>
-              <w:left w:val="none" w:sz="0" w:space="0" w:color="000000"/>
-              <w:right w:val="none" w:sz="0" w:space="0" w:color="000000"/>
-            </w:tcBorders>
-            <w:shd w:val="clear" w:color="auto" w:fill="FFFFFF"/>
-            <w:tcMar>
-              <w:top w:w="0" w:type="dxa"/>
-              <w:bottom w:w="0" w:type="dxa"/>
-              <w:left w:w="0" w:type="dxa"/>
-              <w:right w:w="0" w:type="dxa"/>
-            </w:tcMar>
-            <w:vAlign w:val="top"/>
-          </w:tcPr>
-          <w:p>
-            <w:pPr>
-              <w:pStyle w:val="Normal"/>
-              <w:jc w:val="center"/>
-              <w:pBdr>
-                <w:bottom w:val="none" w:sz="0" w:space="0" w:color="000000"/>
-                <w:top w:val="none" w:sz="0" w:space="0" w:color="000000"/>
-                <w:left w:val="none" w:sz="0" w:space="0" w:color="000000"/>
-                <w:right w:val="none" w:sz="0" w:space="0" w:color="000000"/>
-              </w:pBdr>
-              <w:spacing w:after="100" w:before="100" w:line="240"/>
-              <w:ind w:left="100" w:right="100" w:firstLine="0" w:firstLineChars="0"/>
-              <w:rPr>
-                <w:rFonts w:ascii="Helvetica" w:hAnsi="Helvetica" w:eastAsia="Helvetica" w:cs="Helvetica"/>
-                <w:i w:val="false"/>
-                <w:b w:val="false"/>
-                <w:u w:val="none"/>
-                <w:sz w:val="22"/>
-                <w:szCs w:val="22"/>
-                <w:color w:val="000000"/>
-              </w:rPr>
-            </w:pPr>
-            <w:r>
-              <w:rPr>
-                <w:rFonts w:ascii="Helvetica" w:hAnsi="Helvetica" w:eastAsia="Helvetica" w:cs="Helvetica"/>
-                <w:i w:val="false"/>
-                <w:b w:val="false"/>
-                <w:u w:val="none"/>
-                <w:sz w:val="22"/>
-                <w:szCs w:val="22"/>
-                <w:color w:val="000000"/>
-              </w:rPr>
-              <w:t xml:space="preserve">2.38</w:t>
-            </w:r>
-          </w:p>
-        </w:tc>
-        <w:tc>
-          <w:tcPr>
-            <w:tcBorders>
-              <w:bottom w:val="none" w:sz="0" w:space="0" w:color="000000"/>
-              <w:top w:val="none" w:sz="0" w:space="0" w:color="000000"/>
-              <w:left w:val="none" w:sz="0" w:space="0" w:color="000000"/>
-              <w:right w:val="none" w:sz="0" w:space="0" w:color="000000"/>
-            </w:tcBorders>
-            <w:shd w:val="clear" w:color="auto" w:fill="FFFFFF"/>
-            <w:tcMar>
-              <w:top w:w="0" w:type="dxa"/>
-              <w:bottom w:w="0" w:type="dxa"/>
-              <w:left w:w="0" w:type="dxa"/>
-              <w:right w:w="0" w:type="dxa"/>
-            </w:tcMar>
-            <w:vAlign w:val="top"/>
-          </w:tcPr>
-          <w:p>
-            <w:pPr>
-              <w:pStyle w:val="Normal"/>
-              <w:jc w:val="center"/>
-              <w:pBdr>
-                <w:bottom w:val="none" w:sz="0" w:space="0" w:color="000000"/>
-                <w:top w:val="none" w:sz="0" w:space="0" w:color="000000"/>
-                <w:left w:val="none" w:sz="0" w:space="0" w:color="000000"/>
-                <w:right w:val="none" w:sz="0" w:space="0" w:color="000000"/>
-              </w:pBdr>
-              <w:spacing w:after="100" w:before="100" w:line="240"/>
-              <w:ind w:left="100" w:right="100" w:firstLine="0" w:firstLineChars="0"/>
-              <w:rPr>
-                <w:rFonts w:ascii="Helvetica" w:hAnsi="Helvetica" w:eastAsia="Helvetica" w:cs="Helvetica"/>
-                <w:i w:val="false"/>
-                <w:b w:val="false"/>
-                <w:u w:val="none"/>
-                <w:sz w:val="22"/>
-                <w:szCs w:val="22"/>
-                <w:color w:val="000000"/>
-              </w:rPr>
-            </w:pPr>
-            <w:r>
-              <w:rPr>
-                <w:rFonts w:ascii="Helvetica" w:hAnsi="Helvetica" w:eastAsia="Helvetica" w:cs="Helvetica"/>
-                <w:i w:val="false"/>
-                <w:b w:val="false"/>
-                <w:u w:val="none"/>
-                <w:sz w:val="22"/>
-                <w:szCs w:val="22"/>
-                <w:color w:val="000000"/>
-              </w:rPr>
-              <w:t xml:space="preserve">0.49, 11.6</w:t>
+              <w:t xml:space="preserve">189</w:t>
+            </w:r>
+          </w:p>
+        </w:tc>
+        <w:tc>
+          <w:tcPr>
+            <w:tcBorders>
+              <w:bottom w:val="none" w:sz="0" w:space="0" w:color="000000"/>
+              <w:top w:val="none" w:sz="0" w:space="0" w:color="000000"/>
+              <w:left w:val="none" w:sz="0" w:space="0" w:color="000000"/>
+              <w:right w:val="none" w:sz="0" w:space="0" w:color="000000"/>
+            </w:tcBorders>
+            <w:shd w:val="clear" w:color="auto" w:fill="FFFFFF"/>
+            <w:tcMar>
+              <w:top w:w="0" w:type="dxa"/>
+              <w:bottom w:w="0" w:type="dxa"/>
+              <w:left w:w="0" w:type="dxa"/>
+              <w:right w:w="0" w:type="dxa"/>
+            </w:tcMar>
+            <w:vAlign w:val="top"/>
+          </w:tcPr>
+          <w:p>
+            <w:pPr>
+              <w:pStyle w:val="Normal"/>
+              <w:jc w:val="center"/>
+              <w:pBdr>
+                <w:bottom w:val="none" w:sz="0" w:space="0" w:color="000000"/>
+                <w:top w:val="none" w:sz="0" w:space="0" w:color="000000"/>
+                <w:left w:val="none" w:sz="0" w:space="0" w:color="000000"/>
+                <w:right w:val="none" w:sz="0" w:space="0" w:color="000000"/>
+              </w:pBdr>
+              <w:spacing w:after="100" w:before="100" w:line="240"/>
+              <w:ind w:left="100" w:right="100" w:firstLine="0" w:firstLineChars="0"/>
+              <w:rPr>
+                <w:rFonts w:ascii="Helvetica" w:hAnsi="Helvetica" w:eastAsia="Helvetica" w:cs="Helvetica"/>
+                <w:i w:val="false"/>
+                <w:b w:val="false"/>
+                <w:u w:val="none"/>
+                <w:sz w:val="22"/>
+                <w:szCs w:val="22"/>
+                <w:color w:val="000000"/>
+              </w:rPr>
+            </w:pPr>
+            <w:r>
+              <w:rPr>
+                <w:rFonts w:ascii="Helvetica" w:hAnsi="Helvetica" w:eastAsia="Helvetica" w:cs="Helvetica"/>
+                <w:i w:val="false"/>
+                <w:b w:val="false"/>
+                <w:u w:val="none"/>
+                <w:sz w:val="22"/>
+                <w:szCs w:val="22"/>
+                <w:color w:val="000000"/>
+              </w:rPr>
+              <w:t xml:space="preserve">2.46</w:t>
+            </w:r>
+          </w:p>
+        </w:tc>
+        <w:tc>
+          <w:tcPr>
+            <w:tcBorders>
+              <w:bottom w:val="none" w:sz="0" w:space="0" w:color="000000"/>
+              <w:top w:val="none" w:sz="0" w:space="0" w:color="000000"/>
+              <w:left w:val="none" w:sz="0" w:space="0" w:color="000000"/>
+              <w:right w:val="none" w:sz="0" w:space="0" w:color="000000"/>
+            </w:tcBorders>
+            <w:shd w:val="clear" w:color="auto" w:fill="FFFFFF"/>
+            <w:tcMar>
+              <w:top w:w="0" w:type="dxa"/>
+              <w:bottom w:w="0" w:type="dxa"/>
+              <w:left w:w="0" w:type="dxa"/>
+              <w:right w:w="0" w:type="dxa"/>
+            </w:tcMar>
+            <w:vAlign w:val="top"/>
+          </w:tcPr>
+          <w:p>
+            <w:pPr>
+              <w:pStyle w:val="Normal"/>
+              <w:jc w:val="center"/>
+              <w:pBdr>
+                <w:bottom w:val="none" w:sz="0" w:space="0" w:color="000000"/>
+                <w:top w:val="none" w:sz="0" w:space="0" w:color="000000"/>
+                <w:left w:val="none" w:sz="0" w:space="0" w:color="000000"/>
+                <w:right w:val="none" w:sz="0" w:space="0" w:color="000000"/>
+              </w:pBdr>
+              <w:spacing w:after="100" w:before="100" w:line="240"/>
+              <w:ind w:left="100" w:right="100" w:firstLine="0" w:firstLineChars="0"/>
+              <w:rPr>
+                <w:rFonts w:ascii="Helvetica" w:hAnsi="Helvetica" w:eastAsia="Helvetica" w:cs="Helvetica"/>
+                <w:i w:val="false"/>
+                <w:b w:val="false"/>
+                <w:u w:val="none"/>
+                <w:sz w:val="22"/>
+                <w:szCs w:val="22"/>
+                <w:color w:val="000000"/>
+              </w:rPr>
+            </w:pPr>
+            <w:r>
+              <w:rPr>
+                <w:rFonts w:ascii="Helvetica" w:hAnsi="Helvetica" w:eastAsia="Helvetica" w:cs="Helvetica"/>
+                <w:i w:val="false"/>
+                <w:b w:val="false"/>
+                <w:u w:val="none"/>
+                <w:sz w:val="22"/>
+                <w:szCs w:val="22"/>
+                <w:color w:val="000000"/>
+              </w:rPr>
+              <w:t xml:space="preserve">0.48, 12.5</w:t>
             </w:r>
           </w:p>
         </w:tc>
@@ -14362,7 +14362,7 @@
                 <w:szCs w:val="22"/>
                 <w:color w:val="000000"/>
               </w:rPr>
-              <w:t xml:space="preserve">190</w:t>
+              <w:t xml:space="preserve">189</w:t>
             </w:r>
           </w:p>
         </w:tc>
@@ -14521,7 +14521,7 @@
                 <w:szCs w:val="22"/>
                 <w:color w:val="000000"/>
               </w:rPr>
-              <w:t xml:space="preserve">0.970</w:t>
+              <w:t xml:space="preserve">0.960</w:t>
             </w:r>
           </w:p>
         </w:tc>
@@ -14574,7 +14574,7 @@
                 <w:szCs w:val="22"/>
                 <w:color w:val="000000"/>
               </w:rPr>
-              <w:t xml:space="preserve">190</w:t>
+              <w:t xml:space="preserve">189</w:t>
             </w:r>
           </w:p>
         </w:tc>
@@ -14733,7 +14733,7 @@
                 <w:szCs w:val="22"/>
                 <w:color w:val="000000"/>
               </w:rPr>
-              <w:t xml:space="preserve">0.420</w:t>
+              <w:t xml:space="preserve">0.370</w:t>
             </w:r>
           </w:p>
         </w:tc>
